--- a/rapports/2026-06-06/EQ16/EQ16_sup_v2/DR_051101000004/46-94-97-27.docx
+++ b/rapports/2026-06-06/EQ16/EQ16_sup_v2/DR_051101000004/46-94-97-27.docx
@@ -297,7 +297,7 @@
           <w:color w:val="1F6FEB"/>
           <w:sz w:val="22"/>
         </w:rPr>
-        <w:t>⚠ INCOHÉRENCES À CORRIGER (81)</w:t>
+        <w:t>⚠ INCOHÉRENCES À CORRIGER (72)</w:t>
       </w:r>
     </w:p>
     <w:tbl>
@@ -724,7 +724,7 @@
                 <w:color w:val="16A34A"/>
                 <w:sz w:val="16"/>
               </w:rPr>
-              <w:t>—</w:t>
+              <w:t>s01q32, s01q36, s01q38, s04q37_modif, s02q33, s02q34, s01q00b</w:t>
             </w:r>
           </w:p>
         </w:tc>
@@ -755,7 +755,7 @@
                 <w:i w:val="0"/>
                 <w:sz w:val="17"/>
               </w:rPr>
-              <w:t>Incohérence!!! seulement les écoles privées paient les frais de scolarité (y compris les frais d'inscription).</w:t>
+              <w:t>Peu probable!!! Vu l'âge (17 ans) de dado diarra ou l'année à laquelle dado diarra a fréquenté l'école pour la dernière fois (.) le dernier diplome de dado diarra ne peut être le Certificat d'études primaires (CEP), prière de corriger cette incohérence ou confirmer avec le QG.</w:t>
             </w:r>
           </w:p>
         </w:tc>
@@ -814,7 +814,7 @@
                 <w:color w:val="16A34A"/>
                 <w:sz w:val="16"/>
               </w:rPr>
-              <w:t>s01q32, s01q36, s01q38, s04q37_modif, s02q33, s02q34, s01q00b</w:t>
+              <w:t>s00q10, s01q35, s01q36, s01q37, s02q04, s02q15, s01q00b, s02q17_code</w:t>
             </w:r>
           </w:p>
         </w:tc>
@@ -845,7 +845,7 @@
                 <w:i w:val="0"/>
                 <w:sz w:val="17"/>
               </w:rPr>
-              <w:t>Peu probable!!! Vu l'âge (14 ans) de hapsatou Diarra ou l'année à laquelle hapsatou Diarra a fréquenté l'école pour la dernière fois (.) le dernier diplome de hapsatou Diarra ne peut être le Certificat d'études primaires (CEP), prière de corriger cette incohérence ou confirmer avec le QG.</w:t>
+              <w:t>Avertissement!!! L'âge (72 ans) de hawa Diarra avec son niveau d'étude (2ème année Primaire) semble incoherent, veuillez confirmer cette information avec le QG ou corriger l'incohérence.</w:t>
             </w:r>
           </w:p>
         </w:tc>
@@ -904,7 +904,7 @@
                 <w:color w:val="16A34A"/>
                 <w:sz w:val="16"/>
               </w:rPr>
-              <w:t>s01q32, s01q36, s01q38, s04q37_modif, s02q33, s02q34, s01q00b</w:t>
+              <w:t>—</w:t>
             </w:r>
           </w:p>
         </w:tc>
@@ -935,7 +935,7 @@
                 <w:i w:val="0"/>
                 <w:sz w:val="17"/>
               </w:rPr>
-              <w:t>Peu probable!!! Vu l'âge (14 ans) de houlemata Diarra ou l'année à laquelle houlemata Diarra a fréquenté l'école pour la dernière fois (.) le dernier diplome de houlemata Diarra ne peut être le Certificat d'études primaires (CEP), prière de corriger cette incohérence ou confirmer avec le QG.</w:t>
+              <w:t>Incoherent!!! youma Diarra n'a pas fréquenté l'école au cours de l'année scolaire 2024/2025 mais a déclaré 2025 comme dernière année à laquelle il/elle a fréquenté l'école.</w:t>
             </w:r>
           </w:p>
         </w:tc>
@@ -1025,7 +1025,7 @@
                 <w:i w:val="0"/>
                 <w:sz w:val="17"/>
               </w:rPr>
-              <w:t>Peu probable!!! Vu l'âge (17 ans) de dado diarra ou l'année à laquelle dado diarra a fréquenté l'école pour la dernière fois (.) le dernier diplome de dado diarra ne peut être le Certificat d'études primaires (CEP), prière de corriger cette incohérence ou confirmer avec le QG.</w:t>
+              <w:t>Peu probable!!! Vu l'âge (14 ans) de hapsatou Diarra ou l'année à laquelle hapsatou Diarra a fréquenté l'école pour la dernière fois (.) le dernier diplome de hapsatou Diarra ne peut être le Certificat d'études primaires (CEP), prière de corriger cette incohérence ou confirmer avec le QG.</w:t>
             </w:r>
           </w:p>
         </w:tc>
@@ -1084,7 +1084,7 @@
                 <w:color w:val="16A34A"/>
                 <w:sz w:val="16"/>
               </w:rPr>
-              <w:t>s00q10, s01q35, s01q36, s01q37, s02q04, s02q15, s01q00b, s02q17_code</w:t>
+              <w:t>s01q32, s01q36, s01q38, s04q37_modif, s02q33, s02q34, s01q00b</w:t>
             </w:r>
           </w:p>
         </w:tc>
@@ -1115,7 +1115,7 @@
                 <w:i w:val="0"/>
                 <w:sz w:val="17"/>
               </w:rPr>
-              <w:t>Avertissement!!! L'âge (72 ans) de hawa Diarra avec son niveau d'étude (2ème année Primaire) semble incoherent, veuillez confirmer cette information avec le QG ou corriger l'incohérence.</w:t>
+              <w:t>Peu probable!!! Vu l'âge (14 ans) de houlemata Diarra ou l'année à laquelle houlemata Diarra a fréquenté l'école pour la dernière fois (.) le dernier diplome de houlemata Diarra ne peut être le Certificat d'études primaires (CEP), prière de corriger cette incohérence ou confirmer avec le QG.</w:t>
             </w:r>
           </w:p>
         </w:tc>
@@ -1148,6 +1148,636 @@
                 <w:i w:val="0"/>
                 <w:sz w:val="16"/>
               </w:rPr>
+              <w:t>S04</w:t>
+              <w:br/>
+            </w:r>
+            <w:r>
+              <w:rPr>
+                <w:b w:val="0"/>
+                <w:i w:val="0"/>
+                <w:color w:val="64748B"/>
+                <w:sz w:val="14"/>
+              </w:rPr>
+              <w:t>Emploi</w:t>
+            </w:r>
+          </w:p>
+        </w:tc>
+        <w:tc>
+          <w:tcPr>
+            <w:tcW w:type="dxa" w:w="1531"/>
+          </w:tcPr>
+          <w:p>
+            <w:r>
+              <w:rPr>
+                <w:b/>
+                <w:i w:val="0"/>
+                <w:color w:val="16A34A"/>
+                <w:sz w:val="16"/>
+              </w:rPr>
+              <w:t>s00q10, s01q35, s01q36, s01q37, s02q04, s02q15, s03q31, s04q22</w:t>
+            </w:r>
+          </w:p>
+        </w:tc>
+        <w:tc>
+          <w:tcPr>
+            <w:tcW w:type="dxa" w:w="1191"/>
+          </w:tcPr>
+          <w:p>
+            <w:r>
+              <w:rPr>
+                <w:b w:val="0"/>
+                <w:i w:val="0"/>
+                <w:color w:val="64748B"/>
+                <w:sz w:val="16"/>
+              </w:rPr>
+              <w:t>GT-CQ</w:t>
+            </w:r>
+          </w:p>
+        </w:tc>
+        <w:tc>
+          <w:tcPr>
+            <w:tcW w:type="dxa" w:w="4706"/>
+          </w:tcPr>
+          <w:p>
+            <w:r>
+              <w:rPr>
+                <w:b w:val="0"/>
+                <w:i w:val="0"/>
+                <w:sz w:val="17"/>
+              </w:rPr>
+              <w:t>Incoherent!!! Merci de fournir d'effort pour renseigner la branche d'activité  de habsatou youssouf Dansira.</w:t>
+            </w:r>
+          </w:p>
+        </w:tc>
+      </w:tr>
+      <w:tr>
+        <w:tc>
+          <w:tcPr>
+            <w:tcW w:type="dxa" w:w="964"/>
+          </w:tcPr>
+          <w:p>
+            <w:r>
+              <w:rPr>
+                <w:b/>
+                <w:i w:val="0"/>
+                <w:color w:val="DC2626"/>
+                <w:sz w:val="16"/>
+              </w:rPr>
+              <w:t>Haute</w:t>
+            </w:r>
+          </w:p>
+        </w:tc>
+        <w:tc>
+          <w:tcPr>
+            <w:tcW w:type="dxa" w:w="1247"/>
+          </w:tcPr>
+          <w:p>
+            <w:r>
+              <w:rPr>
+                <w:b/>
+                <w:i w:val="0"/>
+                <w:sz w:val="16"/>
+              </w:rPr>
+              <w:t>S11</w:t>
+              <w:br/>
+            </w:r>
+            <w:r>
+              <w:rPr>
+                <w:b w:val="0"/>
+                <w:i w:val="0"/>
+                <w:color w:val="64748B"/>
+                <w:sz w:val="14"/>
+              </w:rPr>
+              <w:t>Logement / cadre de vie</w:t>
+            </w:r>
+          </w:p>
+        </w:tc>
+        <w:tc>
+          <w:tcPr>
+            <w:tcW w:type="dxa" w:w="1531"/>
+          </w:tcPr>
+          <w:p>
+            <w:r>
+              <w:rPr>
+                <w:b/>
+                <w:i w:val="0"/>
+                <w:color w:val="16A34A"/>
+                <w:sz w:val="16"/>
+              </w:rPr>
+              <w:t>s01q36, s01q38, s04q24, s02q13, s11q35a, s11q35b_code</w:t>
+            </w:r>
+          </w:p>
+        </w:tc>
+        <w:tc>
+          <w:tcPr>
+            <w:tcW w:type="dxa" w:w="1191"/>
+          </w:tcPr>
+          <w:p>
+            <w:r>
+              <w:rPr>
+                <w:b w:val="0"/>
+                <w:i w:val="0"/>
+                <w:color w:val="64748B"/>
+                <w:sz w:val="16"/>
+              </w:rPr>
+              <w:t>GT-CQ</w:t>
+            </w:r>
+          </w:p>
+        </w:tc>
+        <w:tc>
+          <w:tcPr>
+            <w:tcW w:type="dxa" w:w="4706"/>
+          </w:tcPr>
+          <w:p>
+            <w:r>
+              <w:rPr>
+                <w:b w:val="0"/>
+                <w:i w:val="0"/>
+                <w:sz w:val="17"/>
+              </w:rPr>
+              <w:t>Le montant de la dernière facture d'électricité est de 35000 FCFA Tous les 2 mois qui semble incohérent, Prière de vérifier les questions 11.35a et 11.35b auprès du ménage ou confirmer.</w:t>
+            </w:r>
+          </w:p>
+        </w:tc>
+      </w:tr>
+      <w:tr>
+        <w:tc>
+          <w:tcPr>
+            <w:tcW w:type="dxa" w:w="964"/>
+          </w:tcPr>
+          <w:p>
+            <w:r>
+              <w:rPr>
+                <w:b/>
+                <w:i w:val="0"/>
+                <w:color w:val="DC2626"/>
+                <w:sz w:val="16"/>
+              </w:rPr>
+              <w:t>Haute</w:t>
+            </w:r>
+          </w:p>
+        </w:tc>
+        <w:tc>
+          <w:tcPr>
+            <w:tcW w:type="dxa" w:w="1247"/>
+          </w:tcPr>
+          <w:p>
+            <w:r>
+              <w:rPr>
+                <w:b/>
+                <w:i w:val="0"/>
+                <w:sz w:val="16"/>
+              </w:rPr>
+              <w:t>S20</w:t>
+              <w:br/>
+            </w:r>
+            <w:r>
+              <w:rPr>
+                <w:b w:val="0"/>
+                <w:i w:val="0"/>
+                <w:color w:val="64748B"/>
+                <w:sz w:val="14"/>
+              </w:rPr>
+              <w:t>Gouvernance / autres</w:t>
+            </w:r>
+          </w:p>
+        </w:tc>
+        <w:tc>
+          <w:tcPr>
+            <w:tcW w:type="dxa" w:w="1531"/>
+          </w:tcPr>
+          <w:p>
+            <w:r>
+              <w:rPr>
+                <w:b/>
+                <w:i w:val="0"/>
+                <w:color w:val="16A34A"/>
+                <w:sz w:val="16"/>
+              </w:rPr>
+              <w:t>—</w:t>
+            </w:r>
+          </w:p>
+        </w:tc>
+        <w:tc>
+          <w:tcPr>
+            <w:tcW w:type="dxa" w:w="1191"/>
+          </w:tcPr>
+          <w:p>
+            <w:r>
+              <w:rPr>
+                <w:b w:val="0"/>
+                <w:i w:val="0"/>
+                <w:color w:val="64748B"/>
+                <w:sz w:val="16"/>
+              </w:rPr>
+              <w:t>GT-CQ</w:t>
+            </w:r>
+          </w:p>
+        </w:tc>
+        <w:tc>
+          <w:tcPr>
+            <w:tcW w:type="dxa" w:w="4706"/>
+          </w:tcPr>
+          <w:p>
+            <w:r>
+              <w:rPr>
+                <w:b w:val="0"/>
+                <w:i w:val="0"/>
+                <w:sz w:val="17"/>
+              </w:rPr>
+              <w:t>Incohérence détectée ! Le ménage a précédemment déclaré vivre « Bien » ou « Assez bien » selon son revenu en 20A.02.</w:t>
+            </w:r>
+          </w:p>
+        </w:tc>
+      </w:tr>
+      <w:tr>
+        <w:tc>
+          <w:tcPr>
+            <w:tcW w:type="dxa" w:w="964"/>
+          </w:tcPr>
+          <w:p>
+            <w:r>
+              <w:rPr>
+                <w:b/>
+                <w:i w:val="0"/>
+                <w:color w:val="EA580C"/>
+                <w:sz w:val="16"/>
+              </w:rPr>
+              <w:t>Moyenne</w:t>
+            </w:r>
+          </w:p>
+        </w:tc>
+        <w:tc>
+          <w:tcPr>
+            <w:tcW w:type="dxa" w:w="1247"/>
+          </w:tcPr>
+          <w:p>
+            <w:r>
+              <w:rPr>
+                <w:b/>
+                <w:i w:val="0"/>
+                <w:sz w:val="16"/>
+              </w:rPr>
+              <w:t>S00</w:t>
+              <w:br/>
+            </w:r>
+            <w:r>
+              <w:rPr>
+                <w:b w:val="0"/>
+                <w:i w:val="0"/>
+                <w:color w:val="64748B"/>
+                <w:sz w:val="14"/>
+              </w:rPr>
+              <w:t>Identification</w:t>
+            </w:r>
+          </w:p>
+        </w:tc>
+        <w:tc>
+          <w:tcPr>
+            <w:tcW w:type="dxa" w:w="1531"/>
+          </w:tcPr>
+          <w:p>
+            <w:r>
+              <w:rPr>
+                <w:b/>
+                <w:i w:val="0"/>
+                <w:color w:val="16A34A"/>
+                <w:sz w:val="16"/>
+              </w:rPr>
+              <w:t>s00q27</w:t>
+            </w:r>
+          </w:p>
+        </w:tc>
+        <w:tc>
+          <w:tcPr>
+            <w:tcW w:type="dxa" w:w="1191"/>
+          </w:tcPr>
+          <w:p>
+            <w:r>
+              <w:rPr>
+                <w:b w:val="0"/>
+                <w:i w:val="0"/>
+                <w:color w:val="64748B"/>
+                <w:sz w:val="16"/>
+              </w:rPr>
+              <w:t>GT-CQ</w:t>
+            </w:r>
+          </w:p>
+        </w:tc>
+        <w:tc>
+          <w:tcPr>
+            <w:tcW w:type="dxa" w:w="4706"/>
+          </w:tcPr>
+          <w:p>
+            <w:r>
+              <w:rPr>
+                <w:b w:val="0"/>
+                <w:i w:val="0"/>
+                <w:sz w:val="17"/>
+              </w:rPr>
+              <w:t>Le questionnaire semble ne pas être complètement fini mais le questionnaire est en statut complet, prière de compléter le questionnaire.</w:t>
+            </w:r>
+          </w:p>
+        </w:tc>
+      </w:tr>
+      <w:tr>
+        <w:tc>
+          <w:tcPr>
+            <w:tcW w:type="dxa" w:w="964"/>
+          </w:tcPr>
+          <w:p>
+            <w:r>
+              <w:rPr>
+                <w:b/>
+                <w:i w:val="0"/>
+                <w:color w:val="EA580C"/>
+                <w:sz w:val="16"/>
+              </w:rPr>
+              <w:t>Moyenne</w:t>
+            </w:r>
+          </w:p>
+        </w:tc>
+        <w:tc>
+          <w:tcPr>
+            <w:tcW w:type="dxa" w:w="1247"/>
+          </w:tcPr>
+          <w:p>
+            <w:r>
+              <w:rPr>
+                <w:b/>
+                <w:i w:val="0"/>
+                <w:sz w:val="16"/>
+              </w:rPr>
+              <w:t>S00</w:t>
+              <w:br/>
+            </w:r>
+            <w:r>
+              <w:rPr>
+                <w:b w:val="0"/>
+                <w:i w:val="0"/>
+                <w:color w:val="64748B"/>
+                <w:sz w:val="14"/>
+              </w:rPr>
+              <w:t>Identification</w:t>
+            </w:r>
+          </w:p>
+        </w:tc>
+        <w:tc>
+          <w:tcPr>
+            <w:tcW w:type="dxa" w:w="1531"/>
+          </w:tcPr>
+          <w:p>
+            <w:r>
+              <w:rPr>
+                <w:b/>
+                <w:i w:val="0"/>
+                <w:color w:val="16A34A"/>
+                <w:sz w:val="16"/>
+              </w:rPr>
+              <w:t>—</w:t>
+            </w:r>
+          </w:p>
+        </w:tc>
+        <w:tc>
+          <w:tcPr>
+            <w:tcW w:type="dxa" w:w="1191"/>
+          </w:tcPr>
+          <w:p>
+            <w:r>
+              <w:rPr>
+                <w:b w:val="0"/>
+                <w:i w:val="0"/>
+                <w:color w:val="64748B"/>
+                <w:sz w:val="16"/>
+              </w:rPr>
+              <w:t>GT-CQ</w:t>
+            </w:r>
+          </w:p>
+        </w:tc>
+        <w:tc>
+          <w:tcPr>
+            <w:tcW w:type="dxa" w:w="4706"/>
+          </w:tcPr>
+          <w:p>
+            <w:r>
+              <w:rPr>
+                <w:b w:val="0"/>
+                <w:i w:val="0"/>
+                <w:sz w:val="17"/>
+              </w:rPr>
+              <w:t>L'adresse ou la localisation du ménage doit être bien renseignée, ne doit pas contenir des numéros de téléphone et elle semble courte pour être une adresse.</w:t>
+            </w:r>
+          </w:p>
+        </w:tc>
+      </w:tr>
+      <w:tr>
+        <w:tc>
+          <w:tcPr>
+            <w:tcW w:type="dxa" w:w="964"/>
+          </w:tcPr>
+          <w:p>
+            <w:r>
+              <w:rPr>
+                <w:b/>
+                <w:i w:val="0"/>
+                <w:color w:val="EA580C"/>
+                <w:sz w:val="16"/>
+              </w:rPr>
+              <w:t>Moyenne</w:t>
+            </w:r>
+          </w:p>
+        </w:tc>
+        <w:tc>
+          <w:tcPr>
+            <w:tcW w:type="dxa" w:w="1247"/>
+          </w:tcPr>
+          <w:p>
+            <w:r>
+              <w:rPr>
+                <w:b/>
+                <w:i w:val="0"/>
+                <w:sz w:val="16"/>
+              </w:rPr>
+              <w:t>S00</w:t>
+              <w:br/>
+            </w:r>
+            <w:r>
+              <w:rPr>
+                <w:b w:val="0"/>
+                <w:i w:val="0"/>
+                <w:color w:val="64748B"/>
+                <w:sz w:val="14"/>
+              </w:rPr>
+              <w:t>Identification</w:t>
+            </w:r>
+          </w:p>
+        </w:tc>
+        <w:tc>
+          <w:tcPr>
+            <w:tcW w:type="dxa" w:w="1531"/>
+          </w:tcPr>
+          <w:p>
+            <w:r>
+              <w:rPr>
+                <w:b/>
+                <w:i w:val="0"/>
+                <w:color w:val="16A34A"/>
+                <w:sz w:val="16"/>
+              </w:rPr>
+              <w:t>—</w:t>
+            </w:r>
+          </w:p>
+        </w:tc>
+        <w:tc>
+          <w:tcPr>
+            <w:tcW w:type="dxa" w:w="1191"/>
+          </w:tcPr>
+          <w:p>
+            <w:r>
+              <w:rPr>
+                <w:b w:val="0"/>
+                <w:i w:val="0"/>
+                <w:color w:val="64748B"/>
+                <w:sz w:val="16"/>
+              </w:rPr>
+              <w:t>GT-CQ</w:t>
+            </w:r>
+          </w:p>
+        </w:tc>
+        <w:tc>
+          <w:tcPr>
+            <w:tcW w:type="dxa" w:w="4706"/>
+          </w:tcPr>
+          <w:p>
+            <w:r>
+              <w:rPr>
+                <w:b w:val="0"/>
+                <w:i w:val="0"/>
+                <w:sz w:val="17"/>
+              </w:rPr>
+              <w:t>Prière de mettre les noms dans ces questions et mettre les contacts à leurs places.</w:t>
+            </w:r>
+          </w:p>
+        </w:tc>
+      </w:tr>
+      <w:tr>
+        <w:tc>
+          <w:tcPr>
+            <w:tcW w:type="dxa" w:w="964"/>
+          </w:tcPr>
+          <w:p>
+            <w:r>
+              <w:rPr>
+                <w:b/>
+                <w:i w:val="0"/>
+                <w:color w:val="EA580C"/>
+                <w:sz w:val="16"/>
+              </w:rPr>
+              <w:t>Moyenne</w:t>
+            </w:r>
+          </w:p>
+        </w:tc>
+        <w:tc>
+          <w:tcPr>
+            <w:tcW w:type="dxa" w:w="1247"/>
+          </w:tcPr>
+          <w:p>
+            <w:r>
+              <w:rPr>
+                <w:b/>
+                <w:i w:val="0"/>
+                <w:sz w:val="16"/>
+              </w:rPr>
+              <w:t>S00</w:t>
+              <w:br/>
+            </w:r>
+            <w:r>
+              <w:rPr>
+                <w:b w:val="0"/>
+                <w:i w:val="0"/>
+                <w:color w:val="64748B"/>
+                <w:sz w:val="14"/>
+              </w:rPr>
+              <w:t>Identification</w:t>
+            </w:r>
+          </w:p>
+        </w:tc>
+        <w:tc>
+          <w:tcPr>
+            <w:tcW w:type="dxa" w:w="1531"/>
+          </w:tcPr>
+          <w:p>
+            <w:r>
+              <w:rPr>
+                <w:b/>
+                <w:i w:val="0"/>
+                <w:color w:val="16A34A"/>
+                <w:sz w:val="16"/>
+              </w:rPr>
+              <w:t>s00q14, s00q16, s00q18</w:t>
+            </w:r>
+          </w:p>
+        </w:tc>
+        <w:tc>
+          <w:tcPr>
+            <w:tcW w:type="dxa" w:w="1191"/>
+          </w:tcPr>
+          <w:p>
+            <w:r>
+              <w:rPr>
+                <w:b w:val="0"/>
+                <w:i w:val="0"/>
+                <w:color w:val="64748B"/>
+                <w:sz w:val="16"/>
+              </w:rPr>
+              <w:t>GT-CQ</w:t>
+            </w:r>
+          </w:p>
+        </w:tc>
+        <w:tc>
+          <w:tcPr>
+            <w:tcW w:type="dxa" w:w="4706"/>
+          </w:tcPr>
+          <w:p>
+            <w:r>
+              <w:rPr>
+                <w:b w:val="0"/>
+                <w:i w:val="0"/>
+                <w:sz w:val="17"/>
+              </w:rPr>
+              <w:t>Attention! Veillez bien renseigner les contacts dans les questions de 0.14 ou 0.16 ou 0.18.</w:t>
+            </w:r>
+          </w:p>
+        </w:tc>
+      </w:tr>
+      <w:tr>
+        <w:tc>
+          <w:tcPr>
+            <w:tcW w:type="dxa" w:w="964"/>
+          </w:tcPr>
+          <w:p>
+            <w:r>
+              <w:rPr>
+                <w:b/>
+                <w:i w:val="0"/>
+                <w:color w:val="EA580C"/>
+                <w:sz w:val="16"/>
+              </w:rPr>
+              <w:t>Moyenne</w:t>
+            </w:r>
+          </w:p>
+        </w:tc>
+        <w:tc>
+          <w:tcPr>
+            <w:tcW w:type="dxa" w:w="1247"/>
+          </w:tcPr>
+          <w:p>
+            <w:r>
+              <w:rPr>
+                <w:b/>
+                <w:i w:val="0"/>
+                <w:sz w:val="16"/>
+              </w:rPr>
               <w:t>S02</w:t>
               <w:br/>
             </w:r>
@@ -1205,7 +1835,7 @@
                 <w:i w:val="0"/>
                 <w:sz w:val="17"/>
               </w:rPr>
-              <w:t>Incoherent!!! youma Diarra n'a pas fréquenté l'école au cours de l'année scolaire 2024/2025 mais a déclaré 2025 comme dernière année à laquelle il/elle a fréquenté l'école.</w:t>
+              <w:t>Attention!!! le montant payé pour les frais de scolarité ( 20000 FCFA) de diouma Diarra  qui fréquente 1ére année de Secondaire 1 (Moyen) Technique semble faible.</w:t>
             </w:r>
           </w:p>
         </w:tc>
@@ -1220,10 +1850,1000 @@
               <w:rPr>
                 <w:b/>
                 <w:i w:val="0"/>
-                <w:color w:val="DC2626"/>
+                <w:color w:val="EA580C"/>
                 <w:sz w:val="16"/>
               </w:rPr>
-              <w:t>Haute</w:t>
+              <w:t>Moyenne</w:t>
+            </w:r>
+          </w:p>
+        </w:tc>
+        <w:tc>
+          <w:tcPr>
+            <w:tcW w:type="dxa" w:w="1247"/>
+          </w:tcPr>
+          <w:p>
+            <w:r>
+              <w:rPr>
+                <w:b/>
+                <w:i w:val="0"/>
+                <w:sz w:val="16"/>
+              </w:rPr>
+              <w:t>S02</w:t>
+              <w:br/>
+            </w:r>
+            <w:r>
+              <w:rPr>
+                <w:b w:val="0"/>
+                <w:i w:val="0"/>
+                <w:color w:val="64748B"/>
+                <w:sz w:val="14"/>
+              </w:rPr>
+              <w:t>Éducation</w:t>
+            </w:r>
+          </w:p>
+        </w:tc>
+        <w:tc>
+          <w:tcPr>
+            <w:tcW w:type="dxa" w:w="1531"/>
+          </w:tcPr>
+          <w:p>
+            <w:r>
+              <w:rPr>
+                <w:b/>
+                <w:i w:val="0"/>
+                <w:color w:val="16A34A"/>
+                <w:sz w:val="16"/>
+              </w:rPr>
+              <w:t>—</w:t>
+            </w:r>
+          </w:p>
+        </w:tc>
+        <w:tc>
+          <w:tcPr>
+            <w:tcW w:type="dxa" w:w="1191"/>
+          </w:tcPr>
+          <w:p>
+            <w:r>
+              <w:rPr>
+                <w:b w:val="0"/>
+                <w:i w:val="0"/>
+                <w:color w:val="64748B"/>
+                <w:sz w:val="16"/>
+              </w:rPr>
+              <w:t>GT-CQ</w:t>
+            </w:r>
+          </w:p>
+        </w:tc>
+        <w:tc>
+          <w:tcPr>
+            <w:tcW w:type="dxa" w:w="4706"/>
+          </w:tcPr>
+          <w:p>
+            <w:r>
+              <w:rPr>
+                <w:b w:val="0"/>
+                <w:i w:val="0"/>
+                <w:sz w:val="17"/>
+              </w:rPr>
+              <w:t>Veuillez verifier cette information auprès de l'enquêté ou confirmer avec le QG.</w:t>
+            </w:r>
+          </w:p>
+        </w:tc>
+      </w:tr>
+      <w:tr>
+        <w:tc>
+          <w:tcPr>
+            <w:tcW w:type="dxa" w:w="964"/>
+          </w:tcPr>
+          <w:p>
+            <w:r>
+              <w:rPr>
+                <w:b/>
+                <w:i w:val="0"/>
+                <w:color w:val="EA580C"/>
+                <w:sz w:val="16"/>
+              </w:rPr>
+              <w:t>Moyenne</w:t>
+            </w:r>
+          </w:p>
+        </w:tc>
+        <w:tc>
+          <w:tcPr>
+            <w:tcW w:type="dxa" w:w="1247"/>
+          </w:tcPr>
+          <w:p>
+            <w:r>
+              <w:rPr>
+                <w:b/>
+                <w:i w:val="0"/>
+                <w:sz w:val="16"/>
+              </w:rPr>
+              <w:t>S02</w:t>
+              <w:br/>
+            </w:r>
+            <w:r>
+              <w:rPr>
+                <w:b w:val="0"/>
+                <w:i w:val="0"/>
+                <w:color w:val="64748B"/>
+                <w:sz w:val="14"/>
+              </w:rPr>
+              <w:t>Éducation</w:t>
+            </w:r>
+          </w:p>
+        </w:tc>
+        <w:tc>
+          <w:tcPr>
+            <w:tcW w:type="dxa" w:w="1531"/>
+          </w:tcPr>
+          <w:p>
+            <w:r>
+              <w:rPr>
+                <w:b/>
+                <w:i w:val="0"/>
+                <w:color w:val="16A34A"/>
+                <w:sz w:val="16"/>
+              </w:rPr>
+              <w:t>—</w:t>
+            </w:r>
+          </w:p>
+        </w:tc>
+        <w:tc>
+          <w:tcPr>
+            <w:tcW w:type="dxa" w:w="1191"/>
+          </w:tcPr>
+          <w:p>
+            <w:r>
+              <w:rPr>
+                <w:b w:val="0"/>
+                <w:i w:val="0"/>
+                <w:color w:val="64748B"/>
+                <w:sz w:val="16"/>
+              </w:rPr>
+              <w:t>GT-CQ</w:t>
+            </w:r>
+          </w:p>
+        </w:tc>
+        <w:tc>
+          <w:tcPr>
+            <w:tcW w:type="dxa" w:w="4706"/>
+          </w:tcPr>
+          <w:p>
+            <w:r>
+              <w:rPr>
+                <w:b w:val="0"/>
+                <w:i w:val="0"/>
+                <w:sz w:val="17"/>
+              </w:rPr>
+              <w:t>S'il s'agit d'achat de carburant, d'un abonnement ou dépense en &lt;teliman&gt;, d'une dépense en &lt;sotrama&gt; ou en &lt;taxi&gt; afin de se rendre à l'école, prière d'annuler ces dépenses dans cette section et de les renseignées au niveau de la section 9.</w:t>
+            </w:r>
+          </w:p>
+        </w:tc>
+      </w:tr>
+      <w:tr>
+        <w:tc>
+          <w:tcPr>
+            <w:tcW w:type="dxa" w:w="964"/>
+          </w:tcPr>
+          <w:p>
+            <w:r>
+              <w:rPr>
+                <w:b/>
+                <w:i w:val="0"/>
+                <w:color w:val="EA580C"/>
+                <w:sz w:val="16"/>
+              </w:rPr>
+              <w:t>Moyenne</w:t>
+            </w:r>
+          </w:p>
+        </w:tc>
+        <w:tc>
+          <w:tcPr>
+            <w:tcW w:type="dxa" w:w="1247"/>
+          </w:tcPr>
+          <w:p>
+            <w:r>
+              <w:rPr>
+                <w:b/>
+                <w:i w:val="0"/>
+                <w:sz w:val="16"/>
+              </w:rPr>
+              <w:t>S02</w:t>
+              <w:br/>
+            </w:r>
+            <w:r>
+              <w:rPr>
+                <w:b w:val="0"/>
+                <w:i w:val="0"/>
+                <w:color w:val="64748B"/>
+                <w:sz w:val="14"/>
+              </w:rPr>
+              <w:t>Éducation</w:t>
+            </w:r>
+          </w:p>
+        </w:tc>
+        <w:tc>
+          <w:tcPr>
+            <w:tcW w:type="dxa" w:w="1531"/>
+          </w:tcPr>
+          <w:p>
+            <w:r>
+              <w:rPr>
+                <w:b/>
+                <w:i w:val="0"/>
+                <w:color w:val="16A34A"/>
+                <w:sz w:val="16"/>
+              </w:rPr>
+              <w:t>—</w:t>
+            </w:r>
+          </w:p>
+        </w:tc>
+        <w:tc>
+          <w:tcPr>
+            <w:tcW w:type="dxa" w:w="1191"/>
+          </w:tcPr>
+          <w:p>
+            <w:r>
+              <w:rPr>
+                <w:b w:val="0"/>
+                <w:i w:val="0"/>
+                <w:color w:val="64748B"/>
+                <w:sz w:val="16"/>
+              </w:rPr>
+              <w:t>GT-CQ</w:t>
+            </w:r>
+          </w:p>
+        </w:tc>
+        <w:tc>
+          <w:tcPr>
+            <w:tcW w:type="dxa" w:w="4706"/>
+          </w:tcPr>
+          <w:p>
+            <w:r>
+              <w:rPr>
+                <w:b w:val="0"/>
+                <w:i w:val="0"/>
+                <w:sz w:val="17"/>
+              </w:rPr>
+              <w:t>Attention ! Le frais de scolarité (10000 Fcfa) de dado diarra en 3ème année de Secondaire 1 (Moyen) Général est relativement élevé par rapport aux autres frais de scolarités observés dans cette zone.</w:t>
+            </w:r>
+          </w:p>
+        </w:tc>
+      </w:tr>
+      <w:tr>
+        <w:tc>
+          <w:tcPr>
+            <w:tcW w:type="dxa" w:w="964"/>
+          </w:tcPr>
+          <w:p>
+            <w:r>
+              <w:rPr>
+                <w:b/>
+                <w:i w:val="0"/>
+                <w:color w:val="EA580C"/>
+                <w:sz w:val="16"/>
+              </w:rPr>
+              <w:t>Moyenne</w:t>
+            </w:r>
+          </w:p>
+        </w:tc>
+        <w:tc>
+          <w:tcPr>
+            <w:tcW w:type="dxa" w:w="1247"/>
+          </w:tcPr>
+          <w:p>
+            <w:r>
+              <w:rPr>
+                <w:b/>
+                <w:i w:val="0"/>
+                <w:sz w:val="16"/>
+              </w:rPr>
+              <w:t>S02</w:t>
+              <w:br/>
+            </w:r>
+            <w:r>
+              <w:rPr>
+                <w:b w:val="0"/>
+                <w:i w:val="0"/>
+                <w:color w:val="64748B"/>
+                <w:sz w:val="14"/>
+              </w:rPr>
+              <w:t>Éducation</w:t>
+            </w:r>
+          </w:p>
+        </w:tc>
+        <w:tc>
+          <w:tcPr>
+            <w:tcW w:type="dxa" w:w="1531"/>
+          </w:tcPr>
+          <w:p>
+            <w:r>
+              <w:rPr>
+                <w:b/>
+                <w:i w:val="0"/>
+                <w:color w:val="16A34A"/>
+                <w:sz w:val="16"/>
+              </w:rPr>
+              <w:t>—</w:t>
+            </w:r>
+          </w:p>
+        </w:tc>
+        <w:tc>
+          <w:tcPr>
+            <w:tcW w:type="dxa" w:w="1191"/>
+          </w:tcPr>
+          <w:p>
+            <w:r>
+              <w:rPr>
+                <w:b w:val="0"/>
+                <w:i w:val="0"/>
+                <w:color w:val="64748B"/>
+                <w:sz w:val="16"/>
+              </w:rPr>
+              <w:t>GT-CQ</w:t>
+            </w:r>
+          </w:p>
+        </w:tc>
+        <w:tc>
+          <w:tcPr>
+            <w:tcW w:type="dxa" w:w="4706"/>
+          </w:tcPr>
+          <w:p>
+            <w:r>
+              <w:rPr>
+                <w:b w:val="0"/>
+                <w:i w:val="0"/>
+                <w:sz w:val="17"/>
+              </w:rPr>
+              <w:t>Prière de corriger ou de confirmer avec le QG.</w:t>
+            </w:r>
+          </w:p>
+        </w:tc>
+      </w:tr>
+      <w:tr>
+        <w:tc>
+          <w:tcPr>
+            <w:tcW w:type="dxa" w:w="964"/>
+          </w:tcPr>
+          <w:p>
+            <w:r>
+              <w:rPr>
+                <w:b/>
+                <w:i w:val="0"/>
+                <w:color w:val="EA580C"/>
+                <w:sz w:val="16"/>
+              </w:rPr>
+              <w:t>Moyenne</w:t>
+            </w:r>
+          </w:p>
+        </w:tc>
+        <w:tc>
+          <w:tcPr>
+            <w:tcW w:type="dxa" w:w="1247"/>
+          </w:tcPr>
+          <w:p>
+            <w:r>
+              <w:rPr>
+                <w:b/>
+                <w:i w:val="0"/>
+                <w:sz w:val="16"/>
+              </w:rPr>
+              <w:t>S02</w:t>
+              <w:br/>
+            </w:r>
+            <w:r>
+              <w:rPr>
+                <w:b w:val="0"/>
+                <w:i w:val="0"/>
+                <w:color w:val="64748B"/>
+                <w:sz w:val="14"/>
+              </w:rPr>
+              <w:t>Éducation</w:t>
+            </w:r>
+          </w:p>
+        </w:tc>
+        <w:tc>
+          <w:tcPr>
+            <w:tcW w:type="dxa" w:w="1531"/>
+          </w:tcPr>
+          <w:p>
+            <w:r>
+              <w:rPr>
+                <w:b/>
+                <w:i w:val="0"/>
+                <w:color w:val="16A34A"/>
+                <w:sz w:val="16"/>
+              </w:rPr>
+              <w:t>—</w:t>
+            </w:r>
+          </w:p>
+        </w:tc>
+        <w:tc>
+          <w:tcPr>
+            <w:tcW w:type="dxa" w:w="1191"/>
+          </w:tcPr>
+          <w:p>
+            <w:r>
+              <w:rPr>
+                <w:b w:val="0"/>
+                <w:i w:val="0"/>
+                <w:color w:val="64748B"/>
+                <w:sz w:val="16"/>
+              </w:rPr>
+              <w:t>GT-CQ</w:t>
+            </w:r>
+          </w:p>
+        </w:tc>
+        <w:tc>
+          <w:tcPr>
+            <w:tcW w:type="dxa" w:w="4706"/>
+          </w:tcPr>
+          <w:p>
+            <w:r>
+              <w:rPr>
+                <w:b w:val="0"/>
+                <w:i w:val="0"/>
+                <w:sz w:val="17"/>
+              </w:rPr>
+              <w:t>Prière de régarder les questions 2.13 et 2.33 auprès de l'enquêté.</w:t>
+            </w:r>
+          </w:p>
+        </w:tc>
+      </w:tr>
+      <w:tr>
+        <w:tc>
+          <w:tcPr>
+            <w:tcW w:type="dxa" w:w="964"/>
+          </w:tcPr>
+          <w:p>
+            <w:r>
+              <w:rPr>
+                <w:b/>
+                <w:i w:val="0"/>
+                <w:color w:val="EA580C"/>
+                <w:sz w:val="16"/>
+              </w:rPr>
+              <w:t>Moyenne</w:t>
+            </w:r>
+          </w:p>
+        </w:tc>
+        <w:tc>
+          <w:tcPr>
+            <w:tcW w:type="dxa" w:w="1247"/>
+          </w:tcPr>
+          <w:p>
+            <w:r>
+              <w:rPr>
+                <w:b/>
+                <w:i w:val="0"/>
+                <w:sz w:val="16"/>
+              </w:rPr>
+              <w:t>S03</w:t>
+              <w:br/>
+            </w:r>
+            <w:r>
+              <w:rPr>
+                <w:b w:val="0"/>
+                <w:i w:val="0"/>
+                <w:color w:val="64748B"/>
+                <w:sz w:val="14"/>
+              </w:rPr>
+              <w:t>Santé</w:t>
+            </w:r>
+          </w:p>
+        </w:tc>
+        <w:tc>
+          <w:tcPr>
+            <w:tcW w:type="dxa" w:w="1531"/>
+          </w:tcPr>
+          <w:p>
+            <w:r>
+              <w:rPr>
+                <w:b/>
+                <w:i w:val="0"/>
+                <w:color w:val="16A34A"/>
+                <w:sz w:val="16"/>
+              </w:rPr>
+              <w:t>s01q47__7, s02q24, s01q00b</w:t>
+            </w:r>
+          </w:p>
+        </w:tc>
+        <w:tc>
+          <w:tcPr>
+            <w:tcW w:type="dxa" w:w="1191"/>
+          </w:tcPr>
+          <w:p>
+            <w:r>
+              <w:rPr>
+                <w:b w:val="0"/>
+                <w:i w:val="0"/>
+                <w:color w:val="64748B"/>
+                <w:sz w:val="16"/>
+              </w:rPr>
+              <w:t>GT-CQ</w:t>
+            </w:r>
+          </w:p>
+        </w:tc>
+        <w:tc>
+          <w:tcPr>
+            <w:tcW w:type="dxa" w:w="4706"/>
+          </w:tcPr>
+          <w:p>
+            <w:r>
+              <w:rPr>
+                <w:b w:val="0"/>
+                <w:i w:val="0"/>
+                <w:sz w:val="17"/>
+              </w:rPr>
+              <w:t>Attention ! La dépense totale de frais de consultation dans un service de santé ou un guérisseur au cours des 3 derniers mois sans hospitalisation (176000 Fcfa) de hawa Diarra est relativement élevé.</w:t>
+            </w:r>
+          </w:p>
+        </w:tc>
+      </w:tr>
+      <w:tr>
+        <w:tc>
+          <w:tcPr>
+            <w:tcW w:type="dxa" w:w="964"/>
+          </w:tcPr>
+          <w:p>
+            <w:r>
+              <w:rPr>
+                <w:b/>
+                <w:i w:val="0"/>
+                <w:color w:val="EA580C"/>
+                <w:sz w:val="16"/>
+              </w:rPr>
+              <w:t>Moyenne</w:t>
+            </w:r>
+          </w:p>
+        </w:tc>
+        <w:tc>
+          <w:tcPr>
+            <w:tcW w:type="dxa" w:w="1247"/>
+          </w:tcPr>
+          <w:p>
+            <w:r>
+              <w:rPr>
+                <w:b/>
+                <w:i w:val="0"/>
+                <w:sz w:val="16"/>
+              </w:rPr>
+              <w:t>S03</w:t>
+              <w:br/>
+            </w:r>
+            <w:r>
+              <w:rPr>
+                <w:b w:val="0"/>
+                <w:i w:val="0"/>
+                <w:color w:val="64748B"/>
+                <w:sz w:val="14"/>
+              </w:rPr>
+              <w:t>Santé</w:t>
+            </w:r>
+          </w:p>
+        </w:tc>
+        <w:tc>
+          <w:tcPr>
+            <w:tcW w:type="dxa" w:w="1531"/>
+          </w:tcPr>
+          <w:p>
+            <w:r>
+              <w:rPr>
+                <w:b/>
+                <w:i w:val="0"/>
+                <w:color w:val="16A34A"/>
+                <w:sz w:val="16"/>
+              </w:rPr>
+              <w:t>—</w:t>
+            </w:r>
+          </w:p>
+        </w:tc>
+        <w:tc>
+          <w:tcPr>
+            <w:tcW w:type="dxa" w:w="1191"/>
+          </w:tcPr>
+          <w:p>
+            <w:r>
+              <w:rPr>
+                <w:b w:val="0"/>
+                <w:i w:val="0"/>
+                <w:color w:val="64748B"/>
+                <w:sz w:val="16"/>
+              </w:rPr>
+              <w:t>GT-CQ</w:t>
+            </w:r>
+          </w:p>
+        </w:tc>
+        <w:tc>
+          <w:tcPr>
+            <w:tcW w:type="dxa" w:w="4706"/>
+          </w:tcPr>
+          <w:p>
+            <w:r>
+              <w:rPr>
+                <w:b w:val="0"/>
+                <w:i w:val="0"/>
+                <w:sz w:val="17"/>
+              </w:rPr>
+              <w:t>Prière de corriger ou de confirmer avec le QG.</w:t>
+            </w:r>
+          </w:p>
+        </w:tc>
+      </w:tr>
+      <w:tr>
+        <w:tc>
+          <w:tcPr>
+            <w:tcW w:type="dxa" w:w="964"/>
+          </w:tcPr>
+          <w:p>
+            <w:r>
+              <w:rPr>
+                <w:b/>
+                <w:i w:val="0"/>
+                <w:color w:val="EA580C"/>
+                <w:sz w:val="16"/>
+              </w:rPr>
+              <w:t>Moyenne</w:t>
+            </w:r>
+          </w:p>
+        </w:tc>
+        <w:tc>
+          <w:tcPr>
+            <w:tcW w:type="dxa" w:w="1247"/>
+          </w:tcPr>
+          <w:p>
+            <w:r>
+              <w:rPr>
+                <w:b/>
+                <w:i w:val="0"/>
+                <w:sz w:val="16"/>
+              </w:rPr>
+              <w:t>S03</w:t>
+              <w:br/>
+            </w:r>
+            <w:r>
+              <w:rPr>
+                <w:b w:val="0"/>
+                <w:i w:val="0"/>
+                <w:color w:val="64748B"/>
+                <w:sz w:val="14"/>
+              </w:rPr>
+              <w:t>Santé</w:t>
+            </w:r>
+          </w:p>
+        </w:tc>
+        <w:tc>
+          <w:tcPr>
+            <w:tcW w:type="dxa" w:w="1531"/>
+          </w:tcPr>
+          <w:p>
+            <w:r>
+              <w:rPr>
+                <w:b/>
+                <w:i w:val="0"/>
+                <w:color w:val="16A34A"/>
+                <w:sz w:val="16"/>
+              </w:rPr>
+              <w:t>s01q63, s00q04, s02q25, s03q27, s01q00b</w:t>
+            </w:r>
+          </w:p>
+        </w:tc>
+        <w:tc>
+          <w:tcPr>
+            <w:tcW w:type="dxa" w:w="1191"/>
+          </w:tcPr>
+          <w:p>
+            <w:r>
+              <w:rPr>
+                <w:b w:val="0"/>
+                <w:i w:val="0"/>
+                <w:color w:val="64748B"/>
+                <w:sz w:val="16"/>
+              </w:rPr>
+              <w:t>GT-CQ</w:t>
+            </w:r>
+          </w:p>
+        </w:tc>
+        <w:tc>
+          <w:tcPr>
+            <w:tcW w:type="dxa" w:w="4706"/>
+          </w:tcPr>
+          <w:p>
+            <w:r>
+              <w:rPr>
+                <w:b w:val="0"/>
+                <w:i w:val="0"/>
+                <w:sz w:val="17"/>
+              </w:rPr>
+              <w:t>Attention ! Le montant des frais d'hospitalisation pour ce dernier problème de santé au cours des 12 derniers mois (200000 Fcfa) de tacko Traore est relativement élevé.</w:t>
+            </w:r>
+          </w:p>
+        </w:tc>
+      </w:tr>
+      <w:tr>
+        <w:tc>
+          <w:tcPr>
+            <w:tcW w:type="dxa" w:w="964"/>
+          </w:tcPr>
+          <w:p>
+            <w:r>
+              <w:rPr>
+                <w:b/>
+                <w:i w:val="0"/>
+                <w:color w:val="EA580C"/>
+                <w:sz w:val="16"/>
+              </w:rPr>
+              <w:t>Moyenne</w:t>
+            </w:r>
+          </w:p>
+        </w:tc>
+        <w:tc>
+          <w:tcPr>
+            <w:tcW w:type="dxa" w:w="1247"/>
+          </w:tcPr>
+          <w:p>
+            <w:r>
+              <w:rPr>
+                <w:b/>
+                <w:i w:val="0"/>
+                <w:sz w:val="16"/>
+              </w:rPr>
+              <w:t>S03</w:t>
+              <w:br/>
+            </w:r>
+            <w:r>
+              <w:rPr>
+                <w:b w:val="0"/>
+                <w:i w:val="0"/>
+                <w:color w:val="64748B"/>
+                <w:sz w:val="14"/>
+              </w:rPr>
+              <w:t>Santé</w:t>
+            </w:r>
+          </w:p>
+        </w:tc>
+        <w:tc>
+          <w:tcPr>
+            <w:tcW w:type="dxa" w:w="1531"/>
+          </w:tcPr>
+          <w:p>
+            <w:r>
+              <w:rPr>
+                <w:b/>
+                <w:i w:val="0"/>
+                <w:color w:val="16A34A"/>
+                <w:sz w:val="16"/>
+              </w:rPr>
+              <w:t>s01q39, s01q40, s01q43, s02q04, s02q15, s03q52, s01q00b</w:t>
+            </w:r>
+          </w:p>
+        </w:tc>
+        <w:tc>
+          <w:tcPr>
+            <w:tcW w:type="dxa" w:w="1191"/>
+          </w:tcPr>
+          <w:p>
+            <w:r>
+              <w:rPr>
+                <w:b w:val="0"/>
+                <w:i w:val="0"/>
+                <w:color w:val="64748B"/>
+                <w:sz w:val="16"/>
+              </w:rPr>
+              <w:t>GT-CQ</w:t>
+            </w:r>
+          </w:p>
+        </w:tc>
+        <w:tc>
+          <w:tcPr>
+            <w:tcW w:type="dxa" w:w="4706"/>
+          </w:tcPr>
+          <w:p>
+            <w:r>
+              <w:rPr>
+                <w:b w:val="0"/>
+                <w:i w:val="0"/>
+                <w:sz w:val="17"/>
+              </w:rPr>
+              <w:t>Le nombre de visites prénatales de hawa DIOUF  ne parait pas plausible, veuillez revoir la partieLe montant(180000 FCFA) des dépenses liées à l'accouchement de hawa DIOUF est élevé, prière de corriger.</w:t>
+            </w:r>
+          </w:p>
+        </w:tc>
+      </w:tr>
+      <w:tr>
+        <w:tc>
+          <w:tcPr>
+            <w:tcW w:type="dxa" w:w="964"/>
+          </w:tcPr>
+          <w:p>
+            <w:r>
+              <w:rPr>
+                <w:b/>
+                <w:i w:val="0"/>
+                <w:color w:val="EA580C"/>
+                <w:sz w:val="16"/>
+              </w:rPr>
+              <w:t>Moyenne</w:t>
+            </w:r>
+          </w:p>
+        </w:tc>
+        <w:tc>
+          <w:tcPr>
+            <w:tcW w:type="dxa" w:w="1247"/>
+          </w:tcPr>
+          <w:p>
+            <w:r>
+              <w:rPr>
+                <w:b/>
+                <w:i w:val="0"/>
+                <w:sz w:val="16"/>
+              </w:rPr>
+              <w:t>S03</w:t>
+              <w:br/>
+            </w:r>
+            <w:r>
+              <w:rPr>
+                <w:b w:val="0"/>
+                <w:i w:val="0"/>
+                <w:color w:val="64748B"/>
+                <w:sz w:val="14"/>
+              </w:rPr>
+              <w:t>Santé</w:t>
+            </w:r>
+          </w:p>
+        </w:tc>
+        <w:tc>
+          <w:tcPr>
+            <w:tcW w:type="dxa" w:w="1531"/>
+          </w:tcPr>
+          <w:p>
+            <w:r>
+              <w:rPr>
+                <w:b/>
+                <w:i w:val="0"/>
+                <w:color w:val="16A34A"/>
+                <w:sz w:val="16"/>
+              </w:rPr>
+              <w:t>s01q47__1, s01q47__2, s01q47__3, s01q47__4, s01q47__5, s01q47__6, s01q47__7, s02q15</w:t>
+            </w:r>
+          </w:p>
+        </w:tc>
+        <w:tc>
+          <w:tcPr>
+            <w:tcW w:type="dxa" w:w="1191"/>
+          </w:tcPr>
+          <w:p>
+            <w:r>
+              <w:rPr>
+                <w:b w:val="0"/>
+                <w:i w:val="0"/>
+                <w:color w:val="64748B"/>
+                <w:sz w:val="16"/>
+              </w:rPr>
+              <w:t>GT-CQ</w:t>
+            </w:r>
+          </w:p>
+        </w:tc>
+        <w:tc>
+          <w:tcPr>
+            <w:tcW w:type="dxa" w:w="4706"/>
+          </w:tcPr>
+          <w:p>
+            <w:r>
+              <w:rPr>
+                <w:b w:val="0"/>
+                <w:i w:val="0"/>
+                <w:sz w:val="17"/>
+              </w:rPr>
+              <w:t>Le nombre de visites prénatales que hawa DIOUF a eu ou a déjà eu pendant sa dernière grosesse est élevé, prière de revoir et confirmer.</w:t>
+            </w:r>
+          </w:p>
+        </w:tc>
+      </w:tr>
+      <w:tr>
+        <w:tc>
+          <w:tcPr>
+            <w:tcW w:type="dxa" w:w="964"/>
+          </w:tcPr>
+          <w:p>
+            <w:r>
+              <w:rPr>
+                <w:b/>
+                <w:i w:val="0"/>
+                <w:color w:val="EA580C"/>
+                <w:sz w:val="16"/>
+              </w:rPr>
+              <w:t>Moyenne</w:t>
+            </w:r>
+          </w:p>
+        </w:tc>
+        <w:tc>
+          <w:tcPr>
+            <w:tcW w:type="dxa" w:w="1247"/>
+          </w:tcPr>
+          <w:p>
+            <w:r>
+              <w:rPr>
+                <w:b/>
+                <w:i w:val="0"/>
+                <w:sz w:val="16"/>
+              </w:rPr>
+              <w:t>S03</w:t>
+              <w:br/>
+            </w:r>
+            <w:r>
+              <w:rPr>
+                <w:b w:val="0"/>
+                <w:i w:val="0"/>
+                <w:color w:val="64748B"/>
+                <w:sz w:val="14"/>
+              </w:rPr>
+              <w:t>Santé</w:t>
+            </w:r>
+          </w:p>
+        </w:tc>
+        <w:tc>
+          <w:tcPr>
+            <w:tcW w:type="dxa" w:w="1531"/>
+          </w:tcPr>
+          <w:p>
+            <w:r>
+              <w:rPr>
+                <w:b/>
+                <w:i w:val="0"/>
+                <w:color w:val="16A34A"/>
+                <w:sz w:val="16"/>
+              </w:rPr>
+              <w:t>s00q07a, s01q54a, s01q54b, s02q20, s02q21, s03q53, s01q00b</w:t>
+            </w:r>
+          </w:p>
+        </w:tc>
+        <w:tc>
+          <w:tcPr>
+            <w:tcW w:type="dxa" w:w="1191"/>
+          </w:tcPr>
+          <w:p>
+            <w:r>
+              <w:rPr>
+                <w:b w:val="0"/>
+                <w:i w:val="0"/>
+                <w:color w:val="64748B"/>
+                <w:sz w:val="16"/>
+              </w:rPr>
+              <w:t>GT-CQ</w:t>
+            </w:r>
+          </w:p>
+        </w:tc>
+        <w:tc>
+          <w:tcPr>
+            <w:tcW w:type="dxa" w:w="4706"/>
+          </w:tcPr>
+          <w:p>
+            <w:r>
+              <w:rPr>
+                <w:b w:val="0"/>
+                <w:i w:val="0"/>
+                <w:sz w:val="17"/>
+              </w:rPr>
+              <w:t>Le montant(500 FCFA) des dépenses pour chaque visite prénatale de hawa DIOUF semble faible (voir nul) ou élevé, prière de corriger.</w:t>
+            </w:r>
+          </w:p>
+        </w:tc>
+      </w:tr>
+      <w:tr>
+        <w:tc>
+          <w:tcPr>
+            <w:tcW w:type="dxa" w:w="964"/>
+          </w:tcPr>
+          <w:p>
+            <w:r>
+              <w:rPr>
+                <w:b/>
+                <w:i w:val="0"/>
+                <w:color w:val="EA580C"/>
+                <w:sz w:val="16"/>
+              </w:rPr>
+              <w:t>Moyenne</w:t>
             </w:r>
           </w:p>
         </w:tc>
@@ -1264,7 +2884,7 @@
                 <w:color w:val="16A34A"/>
                 <w:sz w:val="16"/>
               </w:rPr>
-              <w:t>s00q10, s01q35, s01q36, s01q37, s02q04, s02q15, s03q31, s04q22</w:t>
+              <w:t>s01q63, s00q04, s02q25, s04q17, s04q21, s01q00b, s01q29_1</w:t>
             </w:r>
           </w:p>
         </w:tc>
@@ -1295,7 +2915,7 @@
                 <w:i w:val="0"/>
                 <w:sz w:val="17"/>
               </w:rPr>
-              <w:t>Incoherent!!! Merci de fournir d'effort pour renseigner la branche d'activité  de habsatou youssouf Dansira.</w:t>
+              <w:t>Il est probable que hawa DIOUF ait exercé un emploi au cours des 12 derniers mois car il evolue ou a evolué dans Ne sait pas.</w:t>
             </w:r>
           </w:p>
         </w:tc>
@@ -1310,10 +2930,10 @@
               <w:rPr>
                 <w:b/>
                 <w:i w:val="0"/>
-                <w:color w:val="DC2626"/>
+                <w:color w:val="EA580C"/>
                 <w:sz w:val="16"/>
               </w:rPr>
-              <w:t>Haute</w:t>
+              <w:t>Moyenne</w:t>
             </w:r>
           </w:p>
         </w:tc>
@@ -1328,7 +2948,7 @@
                 <w:i w:val="0"/>
                 <w:sz w:val="16"/>
               </w:rPr>
-              <w:t>S11</w:t>
+              <w:t>S04</w:t>
               <w:br/>
             </w:r>
             <w:r>
@@ -1338,7 +2958,7 @@
                 <w:color w:val="64748B"/>
                 <w:sz w:val="14"/>
               </w:rPr>
-              <w:t>Logement / cadre de vie</w:t>
+              <w:t>Emploi</w:t>
             </w:r>
           </w:p>
         </w:tc>
@@ -1354,7 +2974,7 @@
                 <w:color w:val="16A34A"/>
                 <w:sz w:val="16"/>
               </w:rPr>
-              <w:t>s01q36, s01q38, s04q24, s02q13, s11q35a, s11q35b_code</w:t>
+              <w:t>—</w:t>
             </w:r>
           </w:p>
         </w:tc>
@@ -1385,7 +3005,7 @@
                 <w:i w:val="0"/>
                 <w:sz w:val="17"/>
               </w:rPr>
-              <w:t>Le montant de la dernière facture d'électricité est de 35000 FCFA Tous les 2 mois qui semble incohérent, Prière de vérifier les questions 11.35a et 11.35b auprès du ménage ou confirmer.</w:t>
+              <w:t>Merci de vérifier les questions de 4.09 à 4.14 ou 4.17 ou 4.33.</w:t>
             </w:r>
           </w:p>
         </w:tc>
@@ -1400,10 +3020,1990 @@
               <w:rPr>
                 <w:b/>
                 <w:i w:val="0"/>
-                <w:color w:val="DC2626"/>
+                <w:color w:val="EA580C"/>
                 <w:sz w:val="16"/>
               </w:rPr>
-              <w:t>Haute</w:t>
+              <w:t>Moyenne</w:t>
+            </w:r>
+          </w:p>
+        </w:tc>
+        <w:tc>
+          <w:tcPr>
+            <w:tcW w:type="dxa" w:w="1247"/>
+          </w:tcPr>
+          <w:p>
+            <w:r>
+              <w:rPr>
+                <w:b/>
+                <w:i w:val="0"/>
+                <w:sz w:val="16"/>
+              </w:rPr>
+              <w:t>S04</w:t>
+              <w:br/>
+            </w:r>
+            <w:r>
+              <w:rPr>
+                <w:b w:val="0"/>
+                <w:i w:val="0"/>
+                <w:color w:val="64748B"/>
+                <w:sz w:val="14"/>
+              </w:rPr>
+              <w:t>Emploi</w:t>
+            </w:r>
+          </w:p>
+        </w:tc>
+        <w:tc>
+          <w:tcPr>
+            <w:tcW w:type="dxa" w:w="1531"/>
+          </w:tcPr>
+          <w:p>
+            <w:r>
+              <w:rPr>
+                <w:b/>
+                <w:i w:val="0"/>
+                <w:color w:val="16A34A"/>
+                <w:sz w:val="16"/>
+              </w:rPr>
+              <w:t>s01q63, s00q04, s02q25, s04q17, s04q21, s01q00b, s01q29_1</w:t>
+            </w:r>
+          </w:p>
+        </w:tc>
+        <w:tc>
+          <w:tcPr>
+            <w:tcW w:type="dxa" w:w="1191"/>
+          </w:tcPr>
+          <w:p>
+            <w:r>
+              <w:rPr>
+                <w:b w:val="0"/>
+                <w:i w:val="0"/>
+                <w:color w:val="64748B"/>
+                <w:sz w:val="16"/>
+              </w:rPr>
+              <w:t>GT-CQ</w:t>
+            </w:r>
+          </w:p>
+        </w:tc>
+        <w:tc>
+          <w:tcPr>
+            <w:tcW w:type="dxa" w:w="4706"/>
+          </w:tcPr>
+          <w:p>
+            <w:r>
+              <w:rPr>
+                <w:b w:val="0"/>
+                <w:i w:val="0"/>
+                <w:sz w:val="17"/>
+              </w:rPr>
+              <w:t>Il est probable que maïmouna  Diarra ait exercé un emploi au cours des 12 derniers mois car il evolue ou a evolué dans Ne sait pas.</w:t>
+            </w:r>
+          </w:p>
+        </w:tc>
+      </w:tr>
+      <w:tr>
+        <w:tc>
+          <w:tcPr>
+            <w:tcW w:type="dxa" w:w="964"/>
+          </w:tcPr>
+          <w:p>
+            <w:r>
+              <w:rPr>
+                <w:b/>
+                <w:i w:val="0"/>
+                <w:color w:val="EA580C"/>
+                <w:sz w:val="16"/>
+              </w:rPr>
+              <w:t>Moyenne</w:t>
+            </w:r>
+          </w:p>
+        </w:tc>
+        <w:tc>
+          <w:tcPr>
+            <w:tcW w:type="dxa" w:w="1247"/>
+          </w:tcPr>
+          <w:p>
+            <w:r>
+              <w:rPr>
+                <w:b/>
+                <w:i w:val="0"/>
+                <w:sz w:val="16"/>
+              </w:rPr>
+              <w:t>S07</w:t>
+              <w:br/>
+            </w:r>
+            <w:r>
+              <w:rPr>
+                <w:b w:val="0"/>
+                <w:i w:val="0"/>
+                <w:color w:val="64748B"/>
+                <w:sz w:val="14"/>
+              </w:rPr>
+              <w:t>Consommation alimentaire</w:t>
+            </w:r>
+          </w:p>
+        </w:tc>
+        <w:tc>
+          <w:tcPr>
+            <w:tcW w:type="dxa" w:w="1531"/>
+          </w:tcPr>
+          <w:p>
+            <w:r>
+              <w:rPr>
+                <w:b/>
+                <w:i w:val="0"/>
+                <w:color w:val="16A34A"/>
+                <w:sz w:val="16"/>
+              </w:rPr>
+              <w:t>s01q23, s01q00b, s01q23_autre</w:t>
+            </w:r>
+          </w:p>
+        </w:tc>
+        <w:tc>
+          <w:tcPr>
+            <w:tcW w:type="dxa" w:w="1191"/>
+          </w:tcPr>
+          <w:p>
+            <w:r>
+              <w:rPr>
+                <w:b w:val="0"/>
+                <w:i w:val="0"/>
+                <w:color w:val="64748B"/>
+                <w:sz w:val="16"/>
+              </w:rPr>
+              <w:t>GT-CQ</w:t>
+            </w:r>
+          </w:p>
+        </w:tc>
+        <w:tc>
+          <w:tcPr>
+            <w:tcW w:type="dxa" w:w="4706"/>
+          </w:tcPr>
+          <w:p>
+            <w:r>
+              <w:rPr>
+                <w:b w:val="0"/>
+                <w:i w:val="0"/>
+                <w:sz w:val="17"/>
+              </w:rPr>
+              <w:t>La dernière fois que vous avez acheté Lait pour bébé est Pharmacie et semble exister dans les modalités, prière de prendre attache avec le QG pour plus d'explication afin de la classer bien.</w:t>
+            </w:r>
+          </w:p>
+        </w:tc>
+      </w:tr>
+      <w:tr>
+        <w:tc>
+          <w:tcPr>
+            <w:tcW w:type="dxa" w:w="964"/>
+          </w:tcPr>
+          <w:p>
+            <w:r>
+              <w:rPr>
+                <w:b/>
+                <w:i w:val="0"/>
+                <w:color w:val="EA580C"/>
+                <w:sz w:val="16"/>
+              </w:rPr>
+              <w:t>Moyenne</w:t>
+            </w:r>
+          </w:p>
+        </w:tc>
+        <w:tc>
+          <w:tcPr>
+            <w:tcW w:type="dxa" w:w="1247"/>
+          </w:tcPr>
+          <w:p>
+            <w:r>
+              <w:rPr>
+                <w:b/>
+                <w:i w:val="0"/>
+                <w:sz w:val="16"/>
+              </w:rPr>
+              <w:t>S07</w:t>
+              <w:br/>
+            </w:r>
+            <w:r>
+              <w:rPr>
+                <w:b w:val="0"/>
+                <w:i w:val="0"/>
+                <w:color w:val="64748B"/>
+                <w:sz w:val="14"/>
+              </w:rPr>
+              <w:t>Consommation alimentaire</w:t>
+            </w:r>
+          </w:p>
+        </w:tc>
+        <w:tc>
+          <w:tcPr>
+            <w:tcW w:type="dxa" w:w="1531"/>
+          </w:tcPr>
+          <w:p>
+            <w:r>
+              <w:rPr>
+                <w:b/>
+                <w:i w:val="0"/>
+                <w:color w:val="16A34A"/>
+                <w:sz w:val="16"/>
+              </w:rPr>
+              <w:t>s02q02__1, s02q15, s02q17, s03q16, s04q27, s04q43, s04q63, s05q11</w:t>
+            </w:r>
+          </w:p>
+        </w:tc>
+        <w:tc>
+          <w:tcPr>
+            <w:tcW w:type="dxa" w:w="1191"/>
+          </w:tcPr>
+          <w:p>
+            <w:r>
+              <w:rPr>
+                <w:b w:val="0"/>
+                <w:i w:val="0"/>
+                <w:color w:val="64748B"/>
+                <w:sz w:val="16"/>
+              </w:rPr>
+              <w:t>GT-CQ</w:t>
+            </w:r>
+          </w:p>
+        </w:tc>
+        <w:tc>
+          <w:tcPr>
+            <w:tcW w:type="dxa" w:w="4706"/>
+          </w:tcPr>
+          <w:p>
+            <w:r>
+              <w:rPr>
+                <w:b w:val="0"/>
+                <w:i w:val="0"/>
+                <w:sz w:val="17"/>
+              </w:rPr>
+              <w:t>(maïs, tournesol, coco, lait de vache, etc.) consommée  par le ménage semble très élevé, prière de corriger ou confirmer avec le QG.</w:t>
+            </w:r>
+          </w:p>
+        </w:tc>
+      </w:tr>
+      <w:tr>
+        <w:tc>
+          <w:tcPr>
+            <w:tcW w:type="dxa" w:w="964"/>
+          </w:tcPr>
+          <w:p>
+            <w:r>
+              <w:rPr>
+                <w:b/>
+                <w:i w:val="0"/>
+                <w:color w:val="EA580C"/>
+                <w:sz w:val="16"/>
+              </w:rPr>
+              <w:t>Moyenne</w:t>
+            </w:r>
+          </w:p>
+        </w:tc>
+        <w:tc>
+          <w:tcPr>
+            <w:tcW w:type="dxa" w:w="1247"/>
+          </w:tcPr>
+          <w:p>
+            <w:r>
+              <w:rPr>
+                <w:b/>
+                <w:i w:val="0"/>
+                <w:sz w:val="16"/>
+              </w:rPr>
+              <w:t>S07</w:t>
+              <w:br/>
+            </w:r>
+            <w:r>
+              <w:rPr>
+                <w:b w:val="0"/>
+                <w:i w:val="0"/>
+                <w:color w:val="64748B"/>
+                <w:sz w:val="14"/>
+              </w:rPr>
+              <w:t>Consommation alimentaire</w:t>
+            </w:r>
+          </w:p>
+        </w:tc>
+        <w:tc>
+          <w:tcPr>
+            <w:tcW w:type="dxa" w:w="1531"/>
+          </w:tcPr>
+          <w:p>
+            <w:r>
+              <w:rPr>
+                <w:b/>
+                <w:i w:val="0"/>
+                <w:color w:val="16A34A"/>
+                <w:sz w:val="16"/>
+              </w:rPr>
+              <w:t>—</w:t>
+            </w:r>
+          </w:p>
+        </w:tc>
+        <w:tc>
+          <w:tcPr>
+            <w:tcW w:type="dxa" w:w="1191"/>
+          </w:tcPr>
+          <w:p>
+            <w:r>
+              <w:rPr>
+                <w:b w:val="0"/>
+                <w:i w:val="0"/>
+                <w:color w:val="64748B"/>
+                <w:sz w:val="16"/>
+              </w:rPr>
+              <w:t>GT-CQ</w:t>
+            </w:r>
+          </w:p>
+        </w:tc>
+        <w:tc>
+          <w:tcPr>
+            <w:tcW w:type="dxa" w:w="4706"/>
+          </w:tcPr>
+          <w:p>
+            <w:r>
+              <w:rPr>
+                <w:b w:val="0"/>
+                <w:i w:val="0"/>
+                <w:sz w:val="17"/>
+              </w:rPr>
+              <w:t>Prière de corriger ou de confirmer avec le QG.</w:t>
+            </w:r>
+          </w:p>
+        </w:tc>
+      </w:tr>
+      <w:tr>
+        <w:tc>
+          <w:tcPr>
+            <w:tcW w:type="dxa" w:w="964"/>
+          </w:tcPr>
+          <w:p>
+            <w:r>
+              <w:rPr>
+                <w:b/>
+                <w:i w:val="0"/>
+                <w:color w:val="EA580C"/>
+                <w:sz w:val="16"/>
+              </w:rPr>
+              <w:t>Moyenne</w:t>
+            </w:r>
+          </w:p>
+        </w:tc>
+        <w:tc>
+          <w:tcPr>
+            <w:tcW w:type="dxa" w:w="1247"/>
+          </w:tcPr>
+          <w:p>
+            <w:r>
+              <w:rPr>
+                <w:b/>
+                <w:i w:val="0"/>
+                <w:sz w:val="16"/>
+              </w:rPr>
+              <w:t>S07</w:t>
+              <w:br/>
+            </w:r>
+            <w:r>
+              <w:rPr>
+                <w:b w:val="0"/>
+                <w:i w:val="0"/>
+                <w:color w:val="64748B"/>
+                <w:sz w:val="14"/>
+              </w:rPr>
+              <w:t>Consommation alimentaire</w:t>
+            </w:r>
+          </w:p>
+        </w:tc>
+        <w:tc>
+          <w:tcPr>
+            <w:tcW w:type="dxa" w:w="1531"/>
+          </w:tcPr>
+          <w:p>
+            <w:r>
+              <w:rPr>
+                <w:b/>
+                <w:i w:val="0"/>
+                <w:color w:val="16A34A"/>
+                <w:sz w:val="16"/>
+              </w:rPr>
+              <w:t>—</w:t>
+            </w:r>
+          </w:p>
+        </w:tc>
+        <w:tc>
+          <w:tcPr>
+            <w:tcW w:type="dxa" w:w="1191"/>
+          </w:tcPr>
+          <w:p>
+            <w:r>
+              <w:rPr>
+                <w:b w:val="0"/>
+                <w:i w:val="0"/>
+                <w:color w:val="64748B"/>
+                <w:sz w:val="16"/>
+              </w:rPr>
+              <w:t>GT-CQ</w:t>
+            </w:r>
+          </w:p>
+        </w:tc>
+        <w:tc>
+          <w:tcPr>
+            <w:tcW w:type="dxa" w:w="4706"/>
+          </w:tcPr>
+          <w:p>
+            <w:r>
+              <w:rPr>
+                <w:b w:val="0"/>
+                <w:i w:val="0"/>
+                <w:sz w:val="17"/>
+              </w:rPr>
+              <w:t>Attention ! Le prix unitaire d'achat (125 Fcfa) de Thé (Ataya) en Paquet (Petit) est relativement élevé par rapport aux autres prix observés dans cette zone.</w:t>
+            </w:r>
+          </w:p>
+        </w:tc>
+      </w:tr>
+      <w:tr>
+        <w:tc>
+          <w:tcPr>
+            <w:tcW w:type="dxa" w:w="964"/>
+          </w:tcPr>
+          <w:p>
+            <w:r>
+              <w:rPr>
+                <w:b/>
+                <w:i w:val="0"/>
+                <w:color w:val="EA580C"/>
+                <w:sz w:val="16"/>
+              </w:rPr>
+              <w:t>Moyenne</w:t>
+            </w:r>
+          </w:p>
+        </w:tc>
+        <w:tc>
+          <w:tcPr>
+            <w:tcW w:type="dxa" w:w="1247"/>
+          </w:tcPr>
+          <w:p>
+            <w:r>
+              <w:rPr>
+                <w:b/>
+                <w:i w:val="0"/>
+                <w:sz w:val="16"/>
+              </w:rPr>
+              <w:t>S09</w:t>
+              <w:br/>
+            </w:r>
+            <w:r>
+              <w:rPr>
+                <w:b w:val="0"/>
+                <w:i w:val="0"/>
+                <w:color w:val="64748B"/>
+                <w:sz w:val="14"/>
+              </w:rPr>
+              <w:t>Dépenses non alimentaires</w:t>
+            </w:r>
+          </w:p>
+        </w:tc>
+        <w:tc>
+          <w:tcPr>
+            <w:tcW w:type="dxa" w:w="1531"/>
+          </w:tcPr>
+          <w:p>
+            <w:r>
+              <w:rPr>
+                <w:b/>
+                <w:i w:val="0"/>
+                <w:color w:val="16A34A"/>
+                <w:sz w:val="16"/>
+              </w:rPr>
+              <w:t>—</w:t>
+            </w:r>
+          </w:p>
+        </w:tc>
+        <w:tc>
+          <w:tcPr>
+            <w:tcW w:type="dxa" w:w="1191"/>
+          </w:tcPr>
+          <w:p>
+            <w:r>
+              <w:rPr>
+                <w:b w:val="0"/>
+                <w:i w:val="0"/>
+                <w:color w:val="64748B"/>
+                <w:sz w:val="16"/>
+              </w:rPr>
+              <w:t>GT-CQ</w:t>
+            </w:r>
+          </w:p>
+        </w:tc>
+        <w:tc>
+          <w:tcPr>
+            <w:tcW w:type="dxa" w:w="4706"/>
+          </w:tcPr>
+          <w:p>
+            <w:r>
+              <w:rPr>
+                <w:b w:val="0"/>
+                <w:i w:val="0"/>
+                <w:sz w:val="17"/>
+              </w:rPr>
+              <w:t>Attention ! La dépense du ménage de HABSATOU YOUSSOUF DANSIRA (1300 Fcfa) au cours de 30 derniers jours de Billet de loterie nationale, billet de PMU et tout autre pari sportif est relativement élevé.</w:t>
+            </w:r>
+          </w:p>
+        </w:tc>
+      </w:tr>
+      <w:tr>
+        <w:tc>
+          <w:tcPr>
+            <w:tcW w:type="dxa" w:w="964"/>
+          </w:tcPr>
+          <w:p>
+            <w:r>
+              <w:rPr>
+                <w:b/>
+                <w:i w:val="0"/>
+                <w:color w:val="EA580C"/>
+                <w:sz w:val="16"/>
+              </w:rPr>
+              <w:t>Moyenne</w:t>
+            </w:r>
+          </w:p>
+        </w:tc>
+        <w:tc>
+          <w:tcPr>
+            <w:tcW w:type="dxa" w:w="1247"/>
+          </w:tcPr>
+          <w:p>
+            <w:r>
+              <w:rPr>
+                <w:b/>
+                <w:i w:val="0"/>
+                <w:sz w:val="16"/>
+              </w:rPr>
+              <w:t>S09</w:t>
+              <w:br/>
+            </w:r>
+            <w:r>
+              <w:rPr>
+                <w:b w:val="0"/>
+                <w:i w:val="0"/>
+                <w:color w:val="64748B"/>
+                <w:sz w:val="14"/>
+              </w:rPr>
+              <w:t>Dépenses non alimentaires</w:t>
+            </w:r>
+          </w:p>
+        </w:tc>
+        <w:tc>
+          <w:tcPr>
+            <w:tcW w:type="dxa" w:w="1531"/>
+          </w:tcPr>
+          <w:p>
+            <w:r>
+              <w:rPr>
+                <w:b/>
+                <w:i w:val="0"/>
+                <w:color w:val="16A34A"/>
+                <w:sz w:val="16"/>
+              </w:rPr>
+              <w:t>—</w:t>
+            </w:r>
+          </w:p>
+        </w:tc>
+        <w:tc>
+          <w:tcPr>
+            <w:tcW w:type="dxa" w:w="1191"/>
+          </w:tcPr>
+          <w:p>
+            <w:r>
+              <w:rPr>
+                <w:b w:val="0"/>
+                <w:i w:val="0"/>
+                <w:color w:val="64748B"/>
+                <w:sz w:val="16"/>
+              </w:rPr>
+              <w:t>GT-CQ</w:t>
+            </w:r>
+          </w:p>
+        </w:tc>
+        <w:tc>
+          <w:tcPr>
+            <w:tcW w:type="dxa" w:w="4706"/>
+          </w:tcPr>
+          <w:p>
+            <w:r>
+              <w:rPr>
+                <w:b w:val="0"/>
+                <w:i w:val="0"/>
+                <w:sz w:val="17"/>
+              </w:rPr>
+              <w:t>Prière de corriger ou de confirmer avec le QG.</w:t>
+            </w:r>
+          </w:p>
+        </w:tc>
+      </w:tr>
+      <w:tr>
+        <w:tc>
+          <w:tcPr>
+            <w:tcW w:type="dxa" w:w="964"/>
+          </w:tcPr>
+          <w:p>
+            <w:r>
+              <w:rPr>
+                <w:b/>
+                <w:i w:val="0"/>
+                <w:color w:val="EA580C"/>
+                <w:sz w:val="16"/>
+              </w:rPr>
+              <w:t>Moyenne</w:t>
+            </w:r>
+          </w:p>
+        </w:tc>
+        <w:tc>
+          <w:tcPr>
+            <w:tcW w:type="dxa" w:w="1247"/>
+          </w:tcPr>
+          <w:p>
+            <w:r>
+              <w:rPr>
+                <w:b/>
+                <w:i w:val="0"/>
+                <w:sz w:val="16"/>
+              </w:rPr>
+              <w:t>S09</w:t>
+              <w:br/>
+            </w:r>
+            <w:r>
+              <w:rPr>
+                <w:b w:val="0"/>
+                <w:i w:val="0"/>
+                <w:color w:val="64748B"/>
+                <w:sz w:val="14"/>
+              </w:rPr>
+              <w:t>Dépenses non alimentaires</w:t>
+            </w:r>
+          </w:p>
+        </w:tc>
+        <w:tc>
+          <w:tcPr>
+            <w:tcW w:type="dxa" w:w="1531"/>
+          </w:tcPr>
+          <w:p>
+            <w:r>
+              <w:rPr>
+                <w:b/>
+                <w:i w:val="0"/>
+                <w:color w:val="16A34A"/>
+                <w:sz w:val="16"/>
+              </w:rPr>
+              <w:t>—</w:t>
+            </w:r>
+          </w:p>
+        </w:tc>
+        <w:tc>
+          <w:tcPr>
+            <w:tcW w:type="dxa" w:w="1191"/>
+          </w:tcPr>
+          <w:p>
+            <w:r>
+              <w:rPr>
+                <w:b w:val="0"/>
+                <w:i w:val="0"/>
+                <w:color w:val="64748B"/>
+                <w:sz w:val="16"/>
+              </w:rPr>
+              <w:t>GT-CQ</w:t>
+            </w:r>
+          </w:p>
+        </w:tc>
+        <w:tc>
+          <w:tcPr>
+            <w:tcW w:type="dxa" w:w="4706"/>
+          </w:tcPr>
+          <w:p>
+            <w:r>
+              <w:rPr>
+                <w:b w:val="0"/>
+                <w:i w:val="0"/>
+                <w:sz w:val="17"/>
+              </w:rPr>
+              <w:t>Attention ! La dépense du ménage de HABSATOU YOUSSOUF DANSIRA (3500 Fcfa) au cours de 30 derniers jours de Gaz domestique 6 kilogrammes est relativement élevé.</w:t>
+            </w:r>
+          </w:p>
+        </w:tc>
+      </w:tr>
+      <w:tr>
+        <w:tc>
+          <w:tcPr>
+            <w:tcW w:type="dxa" w:w="964"/>
+          </w:tcPr>
+          <w:p>
+            <w:r>
+              <w:rPr>
+                <w:b/>
+                <w:i w:val="0"/>
+                <w:color w:val="EA580C"/>
+                <w:sz w:val="16"/>
+              </w:rPr>
+              <w:t>Moyenne</w:t>
+            </w:r>
+          </w:p>
+        </w:tc>
+        <w:tc>
+          <w:tcPr>
+            <w:tcW w:type="dxa" w:w="1247"/>
+          </w:tcPr>
+          <w:p>
+            <w:r>
+              <w:rPr>
+                <w:b/>
+                <w:i w:val="0"/>
+                <w:sz w:val="16"/>
+              </w:rPr>
+              <w:t>S09</w:t>
+              <w:br/>
+            </w:r>
+            <w:r>
+              <w:rPr>
+                <w:b w:val="0"/>
+                <w:i w:val="0"/>
+                <w:color w:val="64748B"/>
+                <w:sz w:val="14"/>
+              </w:rPr>
+              <w:t>Dépenses non alimentaires</w:t>
+            </w:r>
+          </w:p>
+        </w:tc>
+        <w:tc>
+          <w:tcPr>
+            <w:tcW w:type="dxa" w:w="1531"/>
+          </w:tcPr>
+          <w:p>
+            <w:r>
+              <w:rPr>
+                <w:b/>
+                <w:i w:val="0"/>
+                <w:color w:val="16A34A"/>
+                <w:sz w:val="16"/>
+              </w:rPr>
+              <w:t>—</w:t>
+            </w:r>
+          </w:p>
+        </w:tc>
+        <w:tc>
+          <w:tcPr>
+            <w:tcW w:type="dxa" w:w="1191"/>
+          </w:tcPr>
+          <w:p>
+            <w:r>
+              <w:rPr>
+                <w:b w:val="0"/>
+                <w:i w:val="0"/>
+                <w:color w:val="64748B"/>
+                <w:sz w:val="16"/>
+              </w:rPr>
+              <w:t>GT-CQ</w:t>
+            </w:r>
+          </w:p>
+        </w:tc>
+        <w:tc>
+          <w:tcPr>
+            <w:tcW w:type="dxa" w:w="4706"/>
+          </w:tcPr>
+          <w:p>
+            <w:r>
+              <w:rPr>
+                <w:b w:val="0"/>
+                <w:i w:val="0"/>
+                <w:sz w:val="17"/>
+              </w:rPr>
+              <w:t>Attention ! La dépense du ménage de HABSATOU YOUSSOUF DANSIRA (5000 Fcfa) au cours de 3 derniers mois de Services de réparation et d'entretien (vidange, graissage, gonflage de pneu etc.</w:t>
+            </w:r>
+          </w:p>
+        </w:tc>
+      </w:tr>
+      <w:tr>
+        <w:tc>
+          <w:tcPr>
+            <w:tcW w:type="dxa" w:w="964"/>
+          </w:tcPr>
+          <w:p>
+            <w:r>
+              <w:rPr>
+                <w:b/>
+                <w:i w:val="0"/>
+                <w:color w:val="EA580C"/>
+                <w:sz w:val="16"/>
+              </w:rPr>
+              <w:t>Moyenne</w:t>
+            </w:r>
+          </w:p>
+        </w:tc>
+        <w:tc>
+          <w:tcPr>
+            <w:tcW w:type="dxa" w:w="1247"/>
+          </w:tcPr>
+          <w:p>
+            <w:r>
+              <w:rPr>
+                <w:b/>
+                <w:i w:val="0"/>
+                <w:sz w:val="16"/>
+              </w:rPr>
+              <w:t>S09</w:t>
+              <w:br/>
+            </w:r>
+            <w:r>
+              <w:rPr>
+                <w:b w:val="0"/>
+                <w:i w:val="0"/>
+                <w:color w:val="64748B"/>
+                <w:sz w:val="14"/>
+              </w:rPr>
+              <w:t>Dépenses non alimentaires</w:t>
+            </w:r>
+          </w:p>
+        </w:tc>
+        <w:tc>
+          <w:tcPr>
+            <w:tcW w:type="dxa" w:w="1531"/>
+          </w:tcPr>
+          <w:p>
+            <w:r>
+              <w:rPr>
+                <w:b/>
+                <w:i w:val="0"/>
+                <w:color w:val="16A34A"/>
+                <w:sz w:val="16"/>
+              </w:rPr>
+              <w:t>—</w:t>
+            </w:r>
+          </w:p>
+        </w:tc>
+        <w:tc>
+          <w:tcPr>
+            <w:tcW w:type="dxa" w:w="1191"/>
+          </w:tcPr>
+          <w:p>
+            <w:r>
+              <w:rPr>
+                <w:b w:val="0"/>
+                <w:i w:val="0"/>
+                <w:color w:val="64748B"/>
+                <w:sz w:val="16"/>
+              </w:rPr>
+              <w:t>GT-CQ</w:t>
+            </w:r>
+          </w:p>
+        </w:tc>
+        <w:tc>
+          <w:tcPr>
+            <w:tcW w:type="dxa" w:w="4706"/>
+          </w:tcPr>
+          <w:p>
+            <w:r>
+              <w:rPr>
+                <w:b w:val="0"/>
+                <w:i w:val="0"/>
+                <w:sz w:val="17"/>
+              </w:rPr>
+              <w:t>) de moyens de transport personnel (voitures, motos, bicyclette, etc.</w:t>
+            </w:r>
+          </w:p>
+        </w:tc>
+      </w:tr>
+      <w:tr>
+        <w:tc>
+          <w:tcPr>
+            <w:tcW w:type="dxa" w:w="964"/>
+          </w:tcPr>
+          <w:p>
+            <w:r>
+              <w:rPr>
+                <w:b/>
+                <w:i w:val="0"/>
+                <w:color w:val="EA580C"/>
+                <w:sz w:val="16"/>
+              </w:rPr>
+              <w:t>Moyenne</w:t>
+            </w:r>
+          </w:p>
+        </w:tc>
+        <w:tc>
+          <w:tcPr>
+            <w:tcW w:type="dxa" w:w="1247"/>
+          </w:tcPr>
+          <w:p>
+            <w:r>
+              <w:rPr>
+                <w:b/>
+                <w:i w:val="0"/>
+                <w:sz w:val="16"/>
+              </w:rPr>
+              <w:t>S09</w:t>
+              <w:br/>
+            </w:r>
+            <w:r>
+              <w:rPr>
+                <w:b w:val="0"/>
+                <w:i w:val="0"/>
+                <w:color w:val="64748B"/>
+                <w:sz w:val="14"/>
+              </w:rPr>
+              <w:t>Dépenses non alimentaires</w:t>
+            </w:r>
+          </w:p>
+        </w:tc>
+        <w:tc>
+          <w:tcPr>
+            <w:tcW w:type="dxa" w:w="1531"/>
+          </w:tcPr>
+          <w:p>
+            <w:r>
+              <w:rPr>
+                <w:b/>
+                <w:i w:val="0"/>
+                <w:color w:val="16A34A"/>
+                <w:sz w:val="16"/>
+              </w:rPr>
+              <w:t>—</w:t>
+            </w:r>
+          </w:p>
+        </w:tc>
+        <w:tc>
+          <w:tcPr>
+            <w:tcW w:type="dxa" w:w="1191"/>
+          </w:tcPr>
+          <w:p>
+            <w:r>
+              <w:rPr>
+                <w:b w:val="0"/>
+                <w:i w:val="0"/>
+                <w:color w:val="64748B"/>
+                <w:sz w:val="16"/>
+              </w:rPr>
+              <w:t>GT-CQ</w:t>
+            </w:r>
+          </w:p>
+        </w:tc>
+        <w:tc>
+          <w:tcPr>
+            <w:tcW w:type="dxa" w:w="4706"/>
+          </w:tcPr>
+          <w:p>
+            <w:r>
+              <w:rPr>
+                <w:b w:val="0"/>
+                <w:i w:val="0"/>
+                <w:sz w:val="17"/>
+              </w:rPr>
+              <w:t>) est relativement élevé.</w:t>
+            </w:r>
+          </w:p>
+        </w:tc>
+      </w:tr>
+      <w:tr>
+        <w:tc>
+          <w:tcPr>
+            <w:tcW w:type="dxa" w:w="964"/>
+          </w:tcPr>
+          <w:p>
+            <w:r>
+              <w:rPr>
+                <w:b/>
+                <w:i w:val="0"/>
+                <w:color w:val="EA580C"/>
+                <w:sz w:val="16"/>
+              </w:rPr>
+              <w:t>Moyenne</w:t>
+            </w:r>
+          </w:p>
+        </w:tc>
+        <w:tc>
+          <w:tcPr>
+            <w:tcW w:type="dxa" w:w="1247"/>
+          </w:tcPr>
+          <w:p>
+            <w:r>
+              <w:rPr>
+                <w:b/>
+                <w:i w:val="0"/>
+                <w:sz w:val="16"/>
+              </w:rPr>
+              <w:t>S09</w:t>
+              <w:br/>
+            </w:r>
+            <w:r>
+              <w:rPr>
+                <w:b w:val="0"/>
+                <w:i w:val="0"/>
+                <w:color w:val="64748B"/>
+                <w:sz w:val="14"/>
+              </w:rPr>
+              <w:t>Dépenses non alimentaires</w:t>
+            </w:r>
+          </w:p>
+        </w:tc>
+        <w:tc>
+          <w:tcPr>
+            <w:tcW w:type="dxa" w:w="1531"/>
+          </w:tcPr>
+          <w:p>
+            <w:r>
+              <w:rPr>
+                <w:b/>
+                <w:i w:val="0"/>
+                <w:color w:val="16A34A"/>
+                <w:sz w:val="16"/>
+              </w:rPr>
+              <w:t>—</w:t>
+            </w:r>
+          </w:p>
+        </w:tc>
+        <w:tc>
+          <w:tcPr>
+            <w:tcW w:type="dxa" w:w="1191"/>
+          </w:tcPr>
+          <w:p>
+            <w:r>
+              <w:rPr>
+                <w:b w:val="0"/>
+                <w:i w:val="0"/>
+                <w:color w:val="64748B"/>
+                <w:sz w:val="16"/>
+              </w:rPr>
+              <w:t>GT-CQ</w:t>
+            </w:r>
+          </w:p>
+        </w:tc>
+        <w:tc>
+          <w:tcPr>
+            <w:tcW w:type="dxa" w:w="4706"/>
+          </w:tcPr>
+          <w:p>
+            <w:r>
+              <w:rPr>
+                <w:b w:val="0"/>
+                <w:i w:val="0"/>
+                <w:sz w:val="17"/>
+              </w:rPr>
+              <w:t>Prière de corriger ou de confirmer avec le QG.</w:t>
+            </w:r>
+          </w:p>
+        </w:tc>
+      </w:tr>
+      <w:tr>
+        <w:tc>
+          <w:tcPr>
+            <w:tcW w:type="dxa" w:w="964"/>
+          </w:tcPr>
+          <w:p>
+            <w:r>
+              <w:rPr>
+                <w:b/>
+                <w:i w:val="0"/>
+                <w:color w:val="EA580C"/>
+                <w:sz w:val="16"/>
+              </w:rPr>
+              <w:t>Moyenne</w:t>
+            </w:r>
+          </w:p>
+        </w:tc>
+        <w:tc>
+          <w:tcPr>
+            <w:tcW w:type="dxa" w:w="1247"/>
+          </w:tcPr>
+          <w:p>
+            <w:r>
+              <w:rPr>
+                <w:b/>
+                <w:i w:val="0"/>
+                <w:sz w:val="16"/>
+              </w:rPr>
+              <w:t>S09</w:t>
+              <w:br/>
+            </w:r>
+            <w:r>
+              <w:rPr>
+                <w:b w:val="0"/>
+                <w:i w:val="0"/>
+                <w:color w:val="64748B"/>
+                <w:sz w:val="14"/>
+              </w:rPr>
+              <w:t>Dépenses non alimentaires</w:t>
+            </w:r>
+          </w:p>
+        </w:tc>
+        <w:tc>
+          <w:tcPr>
+            <w:tcW w:type="dxa" w:w="1531"/>
+          </w:tcPr>
+          <w:p>
+            <w:r>
+              <w:rPr>
+                <w:b/>
+                <w:i w:val="0"/>
+                <w:color w:val="16A34A"/>
+                <w:sz w:val="16"/>
+              </w:rPr>
+              <w:t>—</w:t>
+            </w:r>
+          </w:p>
+        </w:tc>
+        <w:tc>
+          <w:tcPr>
+            <w:tcW w:type="dxa" w:w="1191"/>
+          </w:tcPr>
+          <w:p>
+            <w:r>
+              <w:rPr>
+                <w:b w:val="0"/>
+                <w:i w:val="0"/>
+                <w:color w:val="64748B"/>
+                <w:sz w:val="16"/>
+              </w:rPr>
+              <w:t>GT-CQ</w:t>
+            </w:r>
+          </w:p>
+        </w:tc>
+        <w:tc>
+          <w:tcPr>
+            <w:tcW w:type="dxa" w:w="4706"/>
+          </w:tcPr>
+          <w:p>
+            <w:r>
+              <w:rPr>
+                <w:b w:val="0"/>
+                <w:i w:val="0"/>
+                <w:sz w:val="17"/>
+              </w:rPr>
+              <w:t>Attention ! La dépense du ménage de HABSATOU YOUSSOUF DANSIRA (600 Fcfa) au cours de 3 derniers mois de Transport  interlocalité par eau (bateau, pirogue, pinasse) est relativement élevé.</w:t>
+            </w:r>
+          </w:p>
+        </w:tc>
+      </w:tr>
+      <w:tr>
+        <w:tc>
+          <w:tcPr>
+            <w:tcW w:type="dxa" w:w="964"/>
+          </w:tcPr>
+          <w:p>
+            <w:r>
+              <w:rPr>
+                <w:b/>
+                <w:i w:val="0"/>
+                <w:color w:val="EA580C"/>
+                <w:sz w:val="16"/>
+              </w:rPr>
+              <w:t>Moyenne</w:t>
+            </w:r>
+          </w:p>
+        </w:tc>
+        <w:tc>
+          <w:tcPr>
+            <w:tcW w:type="dxa" w:w="1247"/>
+          </w:tcPr>
+          <w:p>
+            <w:r>
+              <w:rPr>
+                <w:b/>
+                <w:i w:val="0"/>
+                <w:sz w:val="16"/>
+              </w:rPr>
+              <w:t>S09</w:t>
+              <w:br/>
+            </w:r>
+            <w:r>
+              <w:rPr>
+                <w:b w:val="0"/>
+                <w:i w:val="0"/>
+                <w:color w:val="64748B"/>
+                <w:sz w:val="14"/>
+              </w:rPr>
+              <w:t>Dépenses non alimentaires</w:t>
+            </w:r>
+          </w:p>
+        </w:tc>
+        <w:tc>
+          <w:tcPr>
+            <w:tcW w:type="dxa" w:w="1531"/>
+          </w:tcPr>
+          <w:p>
+            <w:r>
+              <w:rPr>
+                <w:b/>
+                <w:i w:val="0"/>
+                <w:color w:val="16A34A"/>
+                <w:sz w:val="16"/>
+              </w:rPr>
+              <w:t>—</w:t>
+            </w:r>
+          </w:p>
+        </w:tc>
+        <w:tc>
+          <w:tcPr>
+            <w:tcW w:type="dxa" w:w="1191"/>
+          </w:tcPr>
+          <w:p>
+            <w:r>
+              <w:rPr>
+                <w:b w:val="0"/>
+                <w:i w:val="0"/>
+                <w:color w:val="64748B"/>
+                <w:sz w:val="16"/>
+              </w:rPr>
+              <w:t>GT-CQ</w:t>
+            </w:r>
+          </w:p>
+        </w:tc>
+        <w:tc>
+          <w:tcPr>
+            <w:tcW w:type="dxa" w:w="4706"/>
+          </w:tcPr>
+          <w:p>
+            <w:r>
+              <w:rPr>
+                <w:b w:val="0"/>
+                <w:i w:val="0"/>
+                <w:sz w:val="17"/>
+              </w:rPr>
+              <w:t>Attention ! La dépense du ménage de HABSATOU YOUSSOUF DANSIRA (250000 Fcfa) au cours de 12 derniers mois de Achat d'un motocycle pour usage personnel est relativement élevé.</w:t>
+            </w:r>
+          </w:p>
+        </w:tc>
+      </w:tr>
+      <w:tr>
+        <w:tc>
+          <w:tcPr>
+            <w:tcW w:type="dxa" w:w="964"/>
+          </w:tcPr>
+          <w:p>
+            <w:r>
+              <w:rPr>
+                <w:b/>
+                <w:i w:val="0"/>
+                <w:color w:val="EA580C"/>
+                <w:sz w:val="16"/>
+              </w:rPr>
+              <w:t>Moyenne</w:t>
+            </w:r>
+          </w:p>
+        </w:tc>
+        <w:tc>
+          <w:tcPr>
+            <w:tcW w:type="dxa" w:w="1247"/>
+          </w:tcPr>
+          <w:p>
+            <w:r>
+              <w:rPr>
+                <w:b/>
+                <w:i w:val="0"/>
+                <w:sz w:val="16"/>
+              </w:rPr>
+              <w:t>S09</w:t>
+              <w:br/>
+            </w:r>
+            <w:r>
+              <w:rPr>
+                <w:b w:val="0"/>
+                <w:i w:val="0"/>
+                <w:color w:val="64748B"/>
+                <w:sz w:val="14"/>
+              </w:rPr>
+              <w:t>Dépenses non alimentaires</w:t>
+            </w:r>
+          </w:p>
+        </w:tc>
+        <w:tc>
+          <w:tcPr>
+            <w:tcW w:type="dxa" w:w="1531"/>
+          </w:tcPr>
+          <w:p>
+            <w:r>
+              <w:rPr>
+                <w:b/>
+                <w:i w:val="0"/>
+                <w:color w:val="16A34A"/>
+                <w:sz w:val="16"/>
+              </w:rPr>
+              <w:t>—</w:t>
+            </w:r>
+          </w:p>
+        </w:tc>
+        <w:tc>
+          <w:tcPr>
+            <w:tcW w:type="dxa" w:w="1191"/>
+          </w:tcPr>
+          <w:p>
+            <w:r>
+              <w:rPr>
+                <w:b w:val="0"/>
+                <w:i w:val="0"/>
+                <w:color w:val="64748B"/>
+                <w:sz w:val="16"/>
+              </w:rPr>
+              <w:t>GT-CQ</w:t>
+            </w:r>
+          </w:p>
+        </w:tc>
+        <w:tc>
+          <w:tcPr>
+            <w:tcW w:type="dxa" w:w="4706"/>
+          </w:tcPr>
+          <w:p>
+            <w:r>
+              <w:rPr>
+                <w:b w:val="0"/>
+                <w:i w:val="0"/>
+                <w:sz w:val="17"/>
+              </w:rPr>
+              <w:t>Prière de corriger ou de confirmer avec le QG.</w:t>
+            </w:r>
+          </w:p>
+        </w:tc>
+      </w:tr>
+      <w:tr>
+        <w:tc>
+          <w:tcPr>
+            <w:tcW w:type="dxa" w:w="964"/>
+          </w:tcPr>
+          <w:p>
+            <w:r>
+              <w:rPr>
+                <w:b/>
+                <w:i w:val="0"/>
+                <w:color w:val="EA580C"/>
+                <w:sz w:val="16"/>
+              </w:rPr>
+              <w:t>Moyenne</w:t>
+            </w:r>
+          </w:p>
+        </w:tc>
+        <w:tc>
+          <w:tcPr>
+            <w:tcW w:type="dxa" w:w="1247"/>
+          </w:tcPr>
+          <w:p>
+            <w:r>
+              <w:rPr>
+                <w:b/>
+                <w:i w:val="0"/>
+                <w:sz w:val="16"/>
+              </w:rPr>
+              <w:t>S09</w:t>
+              <w:br/>
+            </w:r>
+            <w:r>
+              <w:rPr>
+                <w:b w:val="0"/>
+                <w:i w:val="0"/>
+                <w:color w:val="64748B"/>
+                <w:sz w:val="14"/>
+              </w:rPr>
+              <w:t>Dépenses non alimentaires</w:t>
+            </w:r>
+          </w:p>
+        </w:tc>
+        <w:tc>
+          <w:tcPr>
+            <w:tcW w:type="dxa" w:w="1531"/>
+          </w:tcPr>
+          <w:p>
+            <w:r>
+              <w:rPr>
+                <w:b/>
+                <w:i w:val="0"/>
+                <w:color w:val="16A34A"/>
+                <w:sz w:val="16"/>
+              </w:rPr>
+              <w:t>—</w:t>
+            </w:r>
+          </w:p>
+        </w:tc>
+        <w:tc>
+          <w:tcPr>
+            <w:tcW w:type="dxa" w:w="1191"/>
+          </w:tcPr>
+          <w:p>
+            <w:r>
+              <w:rPr>
+                <w:b w:val="0"/>
+                <w:i w:val="0"/>
+                <w:color w:val="64748B"/>
+                <w:sz w:val="16"/>
+              </w:rPr>
+              <w:t>GT-CQ</w:t>
+            </w:r>
+          </w:p>
+        </w:tc>
+        <w:tc>
+          <w:tcPr>
+            <w:tcW w:type="dxa" w:w="4706"/>
+          </w:tcPr>
+          <w:p>
+            <w:r>
+              <w:rPr>
+                <w:b w:val="0"/>
+                <w:i w:val="0"/>
+                <w:sz w:val="17"/>
+              </w:rPr>
+              <w:t>Attention ! La dépense du ménage de HABSATOU YOUSSOUF DANSIRA (32000 Fcfa) au cours de 12 derniers mois de Réparation de meubles (fauteuils, chaises, lits, armoires, etc.</w:t>
+            </w:r>
+          </w:p>
+        </w:tc>
+      </w:tr>
+      <w:tr>
+        <w:tc>
+          <w:tcPr>
+            <w:tcW w:type="dxa" w:w="964"/>
+          </w:tcPr>
+          <w:p>
+            <w:r>
+              <w:rPr>
+                <w:b/>
+                <w:i w:val="0"/>
+                <w:color w:val="EA580C"/>
+                <w:sz w:val="16"/>
+              </w:rPr>
+              <w:t>Moyenne</w:t>
+            </w:r>
+          </w:p>
+        </w:tc>
+        <w:tc>
+          <w:tcPr>
+            <w:tcW w:type="dxa" w:w="1247"/>
+          </w:tcPr>
+          <w:p>
+            <w:r>
+              <w:rPr>
+                <w:b/>
+                <w:i w:val="0"/>
+                <w:sz w:val="16"/>
+              </w:rPr>
+              <w:t>S09</w:t>
+              <w:br/>
+            </w:r>
+            <w:r>
+              <w:rPr>
+                <w:b w:val="0"/>
+                <w:i w:val="0"/>
+                <w:color w:val="64748B"/>
+                <w:sz w:val="14"/>
+              </w:rPr>
+              <w:t>Dépenses non alimentaires</w:t>
+            </w:r>
+          </w:p>
+        </w:tc>
+        <w:tc>
+          <w:tcPr>
+            <w:tcW w:type="dxa" w:w="1531"/>
+          </w:tcPr>
+          <w:p>
+            <w:r>
+              <w:rPr>
+                <w:b/>
+                <w:i w:val="0"/>
+                <w:color w:val="16A34A"/>
+                <w:sz w:val="16"/>
+              </w:rPr>
+              <w:t>—</w:t>
+            </w:r>
+          </w:p>
+        </w:tc>
+        <w:tc>
+          <w:tcPr>
+            <w:tcW w:type="dxa" w:w="1191"/>
+          </w:tcPr>
+          <w:p>
+            <w:r>
+              <w:rPr>
+                <w:b w:val="0"/>
+                <w:i w:val="0"/>
+                <w:color w:val="64748B"/>
+                <w:sz w:val="16"/>
+              </w:rPr>
+              <w:t>GT-CQ</w:t>
+            </w:r>
+          </w:p>
+        </w:tc>
+        <w:tc>
+          <w:tcPr>
+            <w:tcW w:type="dxa" w:w="4706"/>
+          </w:tcPr>
+          <w:p>
+            <w:r>
+              <w:rPr>
+                <w:b w:val="0"/>
+                <w:i w:val="0"/>
+                <w:sz w:val="17"/>
+              </w:rPr>
+              <w:t>) est relativement élevé.</w:t>
+            </w:r>
+          </w:p>
+        </w:tc>
+      </w:tr>
+      <w:tr>
+        <w:tc>
+          <w:tcPr>
+            <w:tcW w:type="dxa" w:w="964"/>
+          </w:tcPr>
+          <w:p>
+            <w:r>
+              <w:rPr>
+                <w:b/>
+                <w:i w:val="0"/>
+                <w:color w:val="EA580C"/>
+                <w:sz w:val="16"/>
+              </w:rPr>
+              <w:t>Moyenne</w:t>
+            </w:r>
+          </w:p>
+        </w:tc>
+        <w:tc>
+          <w:tcPr>
+            <w:tcW w:type="dxa" w:w="1247"/>
+          </w:tcPr>
+          <w:p>
+            <w:r>
+              <w:rPr>
+                <w:b/>
+                <w:i w:val="0"/>
+                <w:sz w:val="16"/>
+              </w:rPr>
+              <w:t>S09</w:t>
+              <w:br/>
+            </w:r>
+            <w:r>
+              <w:rPr>
+                <w:b w:val="0"/>
+                <w:i w:val="0"/>
+                <w:color w:val="64748B"/>
+                <w:sz w:val="14"/>
+              </w:rPr>
+              <w:t>Dépenses non alimentaires</w:t>
+            </w:r>
+          </w:p>
+        </w:tc>
+        <w:tc>
+          <w:tcPr>
+            <w:tcW w:type="dxa" w:w="1531"/>
+          </w:tcPr>
+          <w:p>
+            <w:r>
+              <w:rPr>
+                <w:b/>
+                <w:i w:val="0"/>
+                <w:color w:val="16A34A"/>
+                <w:sz w:val="16"/>
+              </w:rPr>
+              <w:t>—</w:t>
+            </w:r>
+          </w:p>
+        </w:tc>
+        <w:tc>
+          <w:tcPr>
+            <w:tcW w:type="dxa" w:w="1191"/>
+          </w:tcPr>
+          <w:p>
+            <w:r>
+              <w:rPr>
+                <w:b w:val="0"/>
+                <w:i w:val="0"/>
+                <w:color w:val="64748B"/>
+                <w:sz w:val="16"/>
+              </w:rPr>
+              <w:t>GT-CQ</w:t>
+            </w:r>
+          </w:p>
+        </w:tc>
+        <w:tc>
+          <w:tcPr>
+            <w:tcW w:type="dxa" w:w="4706"/>
+          </w:tcPr>
+          <w:p>
+            <w:r>
+              <w:rPr>
+                <w:b w:val="0"/>
+                <w:i w:val="0"/>
+                <w:sz w:val="17"/>
+              </w:rPr>
+              <w:t>Attention ! La dépense du ménage de HABSATOU YOUSSOUF DANSIRA (3500 Fcfa) au cours de 12 derniers mois de Pièces détachées de moyens de transport individuel: pneu, batterie, bougie, carburateur, etc est relativement élevé.</w:t>
+            </w:r>
+          </w:p>
+        </w:tc>
+      </w:tr>
+      <w:tr>
+        <w:tc>
+          <w:tcPr>
+            <w:tcW w:type="dxa" w:w="964"/>
+          </w:tcPr>
+          <w:p>
+            <w:r>
+              <w:rPr>
+                <w:b/>
+                <w:i w:val="0"/>
+                <w:color w:val="EA580C"/>
+                <w:sz w:val="16"/>
+              </w:rPr>
+              <w:t>Moyenne</w:t>
+            </w:r>
+          </w:p>
+        </w:tc>
+        <w:tc>
+          <w:tcPr>
+            <w:tcW w:type="dxa" w:w="1247"/>
+          </w:tcPr>
+          <w:p>
+            <w:r>
+              <w:rPr>
+                <w:b/>
+                <w:i w:val="0"/>
+                <w:sz w:val="16"/>
+              </w:rPr>
+              <w:t>S13</w:t>
+              <w:br/>
+            </w:r>
+            <w:r>
+              <w:rPr>
+                <w:b w:val="0"/>
+                <w:i w:val="0"/>
+                <w:color w:val="64748B"/>
+                <w:sz w:val="14"/>
+              </w:rPr>
+              <w:t>Transferts</w:t>
+            </w:r>
+          </w:p>
+        </w:tc>
+        <w:tc>
+          <w:tcPr>
+            <w:tcW w:type="dxa" w:w="1531"/>
+          </w:tcPr>
+          <w:p>
+            <w:r>
+              <w:rPr>
+                <w:b/>
+                <w:i w:val="0"/>
+                <w:color w:val="16A34A"/>
+                <w:sz w:val="16"/>
+              </w:rPr>
+              <w:t>s01q23, s01q00b, s01q23_autre</w:t>
+            </w:r>
+          </w:p>
+        </w:tc>
+        <w:tc>
+          <w:tcPr>
+            <w:tcW w:type="dxa" w:w="1191"/>
+          </w:tcPr>
+          <w:p>
+            <w:r>
+              <w:rPr>
+                <w:b w:val="0"/>
+                <w:i w:val="0"/>
+                <w:color w:val="64748B"/>
+                <w:sz w:val="16"/>
+              </w:rPr>
+              <w:t>GT-CQ</w:t>
+            </w:r>
+          </w:p>
+        </w:tc>
+        <w:tc>
+          <w:tcPr>
+            <w:tcW w:type="dxa" w:w="4706"/>
+          </w:tcPr>
+          <w:p>
+            <w:r>
+              <w:rPr>
+                <w:b w:val="0"/>
+                <w:i w:val="0"/>
+                <w:sz w:val="17"/>
+              </w:rPr>
+              <w:t>Le principal motif du transfert est aide et semble exister dans les modalités, prière de prendre attache avec le QG pour plus d'explication afin de la classer bien.</w:t>
+            </w:r>
+          </w:p>
+        </w:tc>
+      </w:tr>
+      <w:tr>
+        <w:tc>
+          <w:tcPr>
+            <w:tcW w:type="dxa" w:w="964"/>
+          </w:tcPr>
+          <w:p>
+            <w:r>
+              <w:rPr>
+                <w:b/>
+                <w:i w:val="0"/>
+                <w:color w:val="EA580C"/>
+                <w:sz w:val="16"/>
+              </w:rPr>
+              <w:t>Moyenne</w:t>
+            </w:r>
+          </w:p>
+        </w:tc>
+        <w:tc>
+          <w:tcPr>
+            <w:tcW w:type="dxa" w:w="1247"/>
+          </w:tcPr>
+          <w:p>
+            <w:r>
+              <w:rPr>
+                <w:b/>
+                <w:i w:val="0"/>
+                <w:sz w:val="16"/>
+              </w:rPr>
+              <w:t>S13</w:t>
+              <w:br/>
+            </w:r>
+            <w:r>
+              <w:rPr>
+                <w:b w:val="0"/>
+                <w:i w:val="0"/>
+                <w:color w:val="64748B"/>
+                <w:sz w:val="14"/>
+              </w:rPr>
+              <w:t>Transferts</w:t>
+            </w:r>
+          </w:p>
+        </w:tc>
+        <w:tc>
+          <w:tcPr>
+            <w:tcW w:type="dxa" w:w="1531"/>
+          </w:tcPr>
+          <w:p>
+            <w:r>
+              <w:rPr>
+                <w:b/>
+                <w:i w:val="0"/>
+                <w:color w:val="16A34A"/>
+                <w:sz w:val="16"/>
+              </w:rPr>
+              <w:t>s00q27, s01q00a, s01q12, s01q13, s02q04, s03q11, s03q12, s01q01</w:t>
+            </w:r>
+          </w:p>
+        </w:tc>
+        <w:tc>
+          <w:tcPr>
+            <w:tcW w:type="dxa" w:w="1191"/>
+          </w:tcPr>
+          <w:p>
+            <w:r>
+              <w:rPr>
+                <w:b w:val="0"/>
+                <w:i w:val="0"/>
+                <w:color w:val="64748B"/>
+                <w:sz w:val="16"/>
+              </w:rPr>
+              <w:t>GT-CQ</w:t>
+            </w:r>
+          </w:p>
+        </w:tc>
+        <w:tc>
+          <w:tcPr>
+            <w:tcW w:type="dxa" w:w="4706"/>
+          </w:tcPr>
+          <w:p>
+            <w:r>
+              <w:rPr>
+                <w:b w:val="0"/>
+                <w:i w:val="0"/>
+                <w:sz w:val="17"/>
+              </w:rPr>
+              <w:t>L'âge de celui qui a envoyé/donné de l'argent dans la section 13a (Transfert reçu) semble  élévé, prière de corriger ou confirmer ave le QG.</w:t>
+            </w:r>
+          </w:p>
+        </w:tc>
+      </w:tr>
+      <w:tr>
+        <w:tc>
+          <w:tcPr>
+            <w:tcW w:type="dxa" w:w="964"/>
+          </w:tcPr>
+          <w:p>
+            <w:r>
+              <w:rPr>
+                <w:b/>
+                <w:i w:val="0"/>
+                <w:color w:val="EA580C"/>
+                <w:sz w:val="16"/>
+              </w:rPr>
+              <w:t>Moyenne</w:t>
+            </w:r>
+          </w:p>
+        </w:tc>
+        <w:tc>
+          <w:tcPr>
+            <w:tcW w:type="dxa" w:w="1247"/>
+          </w:tcPr>
+          <w:p>
+            <w:r>
+              <w:rPr>
+                <w:b/>
+                <w:i w:val="0"/>
+                <w:sz w:val="16"/>
+              </w:rPr>
+              <w:t>S19</w:t>
+              <w:br/>
+            </w:r>
+            <w:r>
+              <w:rPr>
+                <w:b w:val="0"/>
+                <w:i w:val="0"/>
+                <w:color w:val="64748B"/>
+                <w:sz w:val="14"/>
+              </w:rPr>
+              <w:t>Entreprises non agricoles</w:t>
+            </w:r>
+          </w:p>
+        </w:tc>
+        <w:tc>
+          <w:tcPr>
+            <w:tcW w:type="dxa" w:w="1531"/>
+          </w:tcPr>
+          <w:p>
+            <w:r>
+              <w:rPr>
+                <w:b/>
+                <w:i w:val="0"/>
+                <w:color w:val="16A34A"/>
+                <w:sz w:val="16"/>
+              </w:rPr>
+              <w:t>—</w:t>
+            </w:r>
+          </w:p>
+        </w:tc>
+        <w:tc>
+          <w:tcPr>
+            <w:tcW w:type="dxa" w:w="1191"/>
+          </w:tcPr>
+          <w:p>
+            <w:r>
+              <w:rPr>
+                <w:b w:val="0"/>
+                <w:i w:val="0"/>
+                <w:color w:val="64748B"/>
+                <w:sz w:val="16"/>
+              </w:rPr>
+              <w:t>GT-CQ</w:t>
+            </w:r>
+          </w:p>
+        </w:tc>
+        <w:tc>
+          <w:tcPr>
+            <w:tcW w:type="dxa" w:w="4706"/>
+          </w:tcPr>
+          <w:p>
+            <w:r>
+              <w:rPr>
+                <w:b w:val="0"/>
+                <w:i w:val="0"/>
+                <w:sz w:val="17"/>
+              </w:rPr>
+              <w:t>Attention ! Râteau a été revendu à 750 Fcfa qui est relativement élevé par rapport aux autres prix de revente observés dans cette zone.</w:t>
+            </w:r>
+          </w:p>
+        </w:tc>
+      </w:tr>
+      <w:tr>
+        <w:tc>
+          <w:tcPr>
+            <w:tcW w:type="dxa" w:w="964"/>
+          </w:tcPr>
+          <w:p>
+            <w:r>
+              <w:rPr>
+                <w:b/>
+                <w:i w:val="0"/>
+                <w:color w:val="EA580C"/>
+                <w:sz w:val="16"/>
+              </w:rPr>
+              <w:t>Moyenne</w:t>
+            </w:r>
+          </w:p>
+        </w:tc>
+        <w:tc>
+          <w:tcPr>
+            <w:tcW w:type="dxa" w:w="1247"/>
+          </w:tcPr>
+          <w:p>
+            <w:r>
+              <w:rPr>
+                <w:b/>
+                <w:i w:val="0"/>
+                <w:sz w:val="16"/>
+              </w:rPr>
+              <w:t>S19</w:t>
+              <w:br/>
+            </w:r>
+            <w:r>
+              <w:rPr>
+                <w:b w:val="0"/>
+                <w:i w:val="0"/>
+                <w:color w:val="64748B"/>
+                <w:sz w:val="14"/>
+              </w:rPr>
+              <w:t>Entreprises non agricoles</w:t>
+            </w:r>
+          </w:p>
+        </w:tc>
+        <w:tc>
+          <w:tcPr>
+            <w:tcW w:type="dxa" w:w="1531"/>
+          </w:tcPr>
+          <w:p>
+            <w:r>
+              <w:rPr>
+                <w:b/>
+                <w:i w:val="0"/>
+                <w:color w:val="16A34A"/>
+                <w:sz w:val="16"/>
+              </w:rPr>
+              <w:t>—</w:t>
+            </w:r>
+          </w:p>
+        </w:tc>
+        <w:tc>
+          <w:tcPr>
+            <w:tcW w:type="dxa" w:w="1191"/>
+          </w:tcPr>
+          <w:p>
+            <w:r>
+              <w:rPr>
+                <w:b w:val="0"/>
+                <w:i w:val="0"/>
+                <w:color w:val="64748B"/>
+                <w:sz w:val="16"/>
+              </w:rPr>
+              <w:t>GT-CQ</w:t>
+            </w:r>
+          </w:p>
+        </w:tc>
+        <w:tc>
+          <w:tcPr>
+            <w:tcW w:type="dxa" w:w="4706"/>
+          </w:tcPr>
+          <w:p>
+            <w:r>
+              <w:rPr>
+                <w:b w:val="0"/>
+                <w:i w:val="0"/>
+                <w:sz w:val="17"/>
+              </w:rPr>
+              <w:t>Prière de corriger ou de confirmer avec le QG.</w:t>
+            </w:r>
+          </w:p>
+        </w:tc>
+      </w:tr>
+      <w:tr>
+        <w:tc>
+          <w:tcPr>
+            <w:tcW w:type="dxa" w:w="964"/>
+          </w:tcPr>
+          <w:p>
+            <w:r>
+              <w:rPr>
+                <w:b/>
+                <w:i w:val="0"/>
+                <w:color w:val="EA580C"/>
+                <w:sz w:val="16"/>
+              </w:rPr>
+              <w:t>Moyenne</w:t>
             </w:r>
           </w:p>
         </w:tc>
@@ -1475,7 +5075,7 @@
                 <w:i w:val="0"/>
                 <w:sz w:val="17"/>
               </w:rPr>
-              <w:t>Incohérence détectée ! Le ménage a précédemment déclaré vivre « Bien » ou « Assez bien » selon son revenu en 20A.02.</w:t>
+              <w:t>Il est donc peu probable qu'il se déclare maintenant comme « Pauvre » ou « Très pauvre ».</w:t>
             </w:r>
           </w:p>
         </w:tc>
@@ -1508,7 +5108,7 @@
                 <w:i w:val="0"/>
                 <w:sz w:val="16"/>
               </w:rPr>
-              <w:t>S00</w:t>
+              <w:t>S20</w:t>
               <w:br/>
             </w:r>
             <w:r>
@@ -1518,7 +5118,7 @@
                 <w:color w:val="64748B"/>
                 <w:sz w:val="14"/>
               </w:rPr>
-              <w:t>Identification</w:t>
+              <w:t>Gouvernance / autres</w:t>
             </w:r>
           </w:p>
         </w:tc>
@@ -1534,7 +5134,7 @@
                 <w:color w:val="16A34A"/>
                 <w:sz w:val="16"/>
               </w:rPr>
-              <w:t>s00q27</w:t>
+              <w:t>—</w:t>
             </w:r>
           </w:p>
         </w:tc>
@@ -1565,7 +5165,7 @@
                 <w:i w:val="0"/>
                 <w:sz w:val="17"/>
               </w:rPr>
-              <w:t>Le questionnaire semble ne pas être complètement fini mais le questionnaire est en statut complet, prière de compléter le questionnaire.</w:t>
+              <w:t>Veuillez confirmer ces informations avec le QG ou apporter les corrections nécessaires.</w:t>
             </w:r>
           </w:p>
         </w:tc>
@@ -1580,10 +5180,10 @@
               <w:rPr>
                 <w:b/>
                 <w:i w:val="0"/>
-                <w:color w:val="EA580C"/>
+                <w:color w:val="CA8A04"/>
                 <w:sz w:val="16"/>
               </w:rPr>
-              <w:t>Moyenne</w:t>
+              <w:t>Faible</w:t>
             </w:r>
           </w:p>
         </w:tc>
@@ -1598,7 +5198,7 @@
                 <w:i w:val="0"/>
                 <w:sz w:val="16"/>
               </w:rPr>
-              <w:t>S00</w:t>
+              <w:t>S01</w:t>
               <w:br/>
             </w:r>
             <w:r>
@@ -1608,7 +5208,7 @@
                 <w:color w:val="64748B"/>
                 <w:sz w:val="14"/>
               </w:rPr>
-              <w:t>Identification</w:t>
+              <w:t>Démographie</w:t>
             </w:r>
           </w:p>
         </w:tc>
@@ -1624,7 +5224,7 @@
                 <w:color w:val="16A34A"/>
                 <w:sz w:val="16"/>
               </w:rPr>
-              <w:t>—</w:t>
+              <w:t>s00q04, s01q41a, s01q00b</w:t>
             </w:r>
           </w:p>
         </w:tc>
@@ -1655,7 +5255,7 @@
                 <w:i w:val="0"/>
                 <w:sz w:val="17"/>
               </w:rPr>
-              <w:t>L'adresse ou la localisation du ménage doit être bien renseignée, ne doit pas contenir des numéros de téléphone et elle semble courte pour être une adresse.</w:t>
+              <w:t>Avertissement!!! sita Traore a 20 ans et vit en milieu urbain dit n'avoir pas dépensé (0 Fcfa) ou reçu en cadeau pour les recharges internet ou de forfaits de données mobiles(hors appels vocaux) aucours des 30 derniers jours, prière de confirmer cette information auprès de l'enquêté ou confirmer avec le QG.</w:t>
             </w:r>
           </w:p>
         </w:tc>
@@ -1670,10 +5270,10 @@
               <w:rPr>
                 <w:b/>
                 <w:i w:val="0"/>
-                <w:color w:val="EA580C"/>
+                <w:color w:val="CA8A04"/>
                 <w:sz w:val="16"/>
               </w:rPr>
-              <w:t>Moyenne</w:t>
+              <w:t>Faible</w:t>
             </w:r>
           </w:p>
         </w:tc>
@@ -1688,7 +5288,7 @@
                 <w:i w:val="0"/>
                 <w:sz w:val="16"/>
               </w:rPr>
-              <w:t>S00</w:t>
+              <w:t>S02</w:t>
               <w:br/>
             </w:r>
             <w:r>
@@ -1698,7 +5298,7 @@
                 <w:color w:val="64748B"/>
                 <w:sz w:val="14"/>
               </w:rPr>
-              <w:t>Identification</w:t>
+              <w:t>Éducation</w:t>
             </w:r>
           </w:p>
         </w:tc>
@@ -1745,7 +5345,7 @@
                 <w:i w:val="0"/>
                 <w:sz w:val="17"/>
               </w:rPr>
-              <w:t>Prière de mettre les noms dans ces questions et mettre les contacts à leurs places.</w:t>
+              <w:t>Avertissement!! Êtes-vous sûr que diouma Diarra qui fréquente 1ére année de Secondaire 1 (Moyen) Technique a dépensé dans l'abonnements d'un bus scolaire?  Veuillez vérifier ce montant auprès du ménage ou confirmer.</w:t>
             </w:r>
           </w:p>
         </w:tc>
@@ -1760,10 +5360,10 @@
               <w:rPr>
                 <w:b/>
                 <w:i w:val="0"/>
-                <w:color w:val="EA580C"/>
+                <w:color w:val="CA8A04"/>
                 <w:sz w:val="16"/>
               </w:rPr>
-              <w:t>Moyenne</w:t>
+              <w:t>Faible</w:t>
             </w:r>
           </w:p>
         </w:tc>
@@ -1778,7 +5378,7 @@
                 <w:i w:val="0"/>
                 <w:sz w:val="16"/>
               </w:rPr>
-              <w:t>S00</w:t>
+              <w:t>S02</w:t>
               <w:br/>
             </w:r>
             <w:r>
@@ -1788,7 +5388,7 @@
                 <w:color w:val="64748B"/>
                 <w:sz w:val="14"/>
               </w:rPr>
-              <w:t>Identification</w:t>
+              <w:t>Éducation</w:t>
             </w:r>
           </w:p>
         </w:tc>
@@ -1804,7 +5404,7 @@
                 <w:color w:val="16A34A"/>
                 <w:sz w:val="16"/>
               </w:rPr>
-              <w:t>s00q14, s00q16, s00q18</w:t>
+              <w:t>s02q02__1, s02q15, s02q17, s01q00b, s02q17_2, s02q15_2</w:t>
             </w:r>
           </w:p>
         </w:tc>
@@ -1835,7 +5435,7 @@
                 <w:i w:val="0"/>
                 <w:sz w:val="17"/>
               </w:rPr>
-              <w:t>Attention! Veillez bien renseigner les contacts dans les questions de 0.14 ou 0.16 ou 0.18.</w:t>
+              <w:t>Avertissement!! mariama Diarra fréquente 3ème année de Primaire mais ne sait pas écrire, prière de vérifier auprès de mariama Diarra ou de confirmer avec le QG merci.</w:t>
             </w:r>
           </w:p>
         </w:tc>
@@ -1850,10 +5450,10 @@
               <w:rPr>
                 <w:b/>
                 <w:i w:val="0"/>
-                <w:color w:val="EA580C"/>
+                <w:color w:val="CA8A04"/>
                 <w:sz w:val="16"/>
               </w:rPr>
-              <w:t>Moyenne</w:t>
+              <w:t>Faible</w:t>
             </w:r>
           </w:p>
         </w:tc>
@@ -1925,4417 +5525,7 @@
                 <w:i w:val="0"/>
                 <w:sz w:val="17"/>
               </w:rPr>
-              <w:t>Attention!!! le montant payé pour les frais de scolarité ( 20000 FCFA) de diouma Diarra  qui fréquente 1ére année de Secondaire 1 (Moyen) Technique semble faible.</w:t>
-            </w:r>
-          </w:p>
-        </w:tc>
-      </w:tr>
-      <w:tr>
-        <w:tc>
-          <w:tcPr>
-            <w:tcW w:type="dxa" w:w="964"/>
-          </w:tcPr>
-          <w:p>
-            <w:r>
-              <w:rPr>
-                <w:b/>
-                <w:i w:val="0"/>
-                <w:color w:val="EA580C"/>
-                <w:sz w:val="16"/>
-              </w:rPr>
-              <w:t>Moyenne</w:t>
-            </w:r>
-          </w:p>
-        </w:tc>
-        <w:tc>
-          <w:tcPr>
-            <w:tcW w:type="dxa" w:w="1247"/>
-          </w:tcPr>
-          <w:p>
-            <w:r>
-              <w:rPr>
-                <w:b/>
-                <w:i w:val="0"/>
-                <w:sz w:val="16"/>
-              </w:rPr>
-              <w:t>S02</w:t>
-              <w:br/>
-            </w:r>
-            <w:r>
-              <w:rPr>
-                <w:b w:val="0"/>
-                <w:i w:val="0"/>
-                <w:color w:val="64748B"/>
-                <w:sz w:val="14"/>
-              </w:rPr>
-              <w:t>Éducation</w:t>
-            </w:r>
-          </w:p>
-        </w:tc>
-        <w:tc>
-          <w:tcPr>
-            <w:tcW w:type="dxa" w:w="1531"/>
-          </w:tcPr>
-          <w:p>
-            <w:r>
-              <w:rPr>
-                <w:b/>
-                <w:i w:val="0"/>
-                <w:color w:val="16A34A"/>
-                <w:sz w:val="16"/>
-              </w:rPr>
-              <w:t>—</w:t>
-            </w:r>
-          </w:p>
-        </w:tc>
-        <w:tc>
-          <w:tcPr>
-            <w:tcW w:type="dxa" w:w="1191"/>
-          </w:tcPr>
-          <w:p>
-            <w:r>
-              <w:rPr>
-                <w:b w:val="0"/>
-                <w:i w:val="0"/>
-                <w:color w:val="64748B"/>
-                <w:sz w:val="16"/>
-              </w:rPr>
-              <w:t>GT-CQ</w:t>
-            </w:r>
-          </w:p>
-        </w:tc>
-        <w:tc>
-          <w:tcPr>
-            <w:tcW w:type="dxa" w:w="4706"/>
-          </w:tcPr>
-          <w:p>
-            <w:r>
-              <w:rPr>
-                <w:b w:val="0"/>
-                <w:i w:val="0"/>
-                <w:sz w:val="17"/>
-              </w:rPr>
-              <w:t>Veuillez verifier cette information auprès de l'enquêté ou confirmer avec le QG.</w:t>
-            </w:r>
-          </w:p>
-        </w:tc>
-      </w:tr>
-      <w:tr>
-        <w:tc>
-          <w:tcPr>
-            <w:tcW w:type="dxa" w:w="964"/>
-          </w:tcPr>
-          <w:p>
-            <w:r>
-              <w:rPr>
-                <w:b/>
-                <w:i w:val="0"/>
-                <w:color w:val="EA580C"/>
-                <w:sz w:val="16"/>
-              </w:rPr>
-              <w:t>Moyenne</w:t>
-            </w:r>
-          </w:p>
-        </w:tc>
-        <w:tc>
-          <w:tcPr>
-            <w:tcW w:type="dxa" w:w="1247"/>
-          </w:tcPr>
-          <w:p>
-            <w:r>
-              <w:rPr>
-                <w:b/>
-                <w:i w:val="0"/>
-                <w:sz w:val="16"/>
-              </w:rPr>
-              <w:t>S02</w:t>
-              <w:br/>
-            </w:r>
-            <w:r>
-              <w:rPr>
-                <w:b w:val="0"/>
-                <w:i w:val="0"/>
-                <w:color w:val="64748B"/>
-                <w:sz w:val="14"/>
-              </w:rPr>
-              <w:t>Éducation</w:t>
-            </w:r>
-          </w:p>
-        </w:tc>
-        <w:tc>
-          <w:tcPr>
-            <w:tcW w:type="dxa" w:w="1531"/>
-          </w:tcPr>
-          <w:p>
-            <w:r>
-              <w:rPr>
-                <w:b/>
-                <w:i w:val="0"/>
-                <w:color w:val="16A34A"/>
-                <w:sz w:val="16"/>
-              </w:rPr>
-              <w:t>—</w:t>
-            </w:r>
-          </w:p>
-        </w:tc>
-        <w:tc>
-          <w:tcPr>
-            <w:tcW w:type="dxa" w:w="1191"/>
-          </w:tcPr>
-          <w:p>
-            <w:r>
-              <w:rPr>
-                <w:b w:val="0"/>
-                <w:i w:val="0"/>
-                <w:color w:val="64748B"/>
-                <w:sz w:val="16"/>
-              </w:rPr>
-              <w:t>GT-CQ</w:t>
-            </w:r>
-          </w:p>
-        </w:tc>
-        <w:tc>
-          <w:tcPr>
-            <w:tcW w:type="dxa" w:w="4706"/>
-          </w:tcPr>
-          <w:p>
-            <w:r>
-              <w:rPr>
-                <w:b w:val="0"/>
-                <w:i w:val="0"/>
-                <w:sz w:val="17"/>
-              </w:rPr>
-              <w:t>S'il s'agit d'achat de carburant, d'un abonnement ou dépense en &lt;teliman&gt;, d'une dépense en &lt;sotrama&gt; ou en &lt;taxi&gt; afin de se rendre à l'école, prière d'annuler ces dépenses dans cette section et de les renseignées au niveau de la section 9.</w:t>
-            </w:r>
-          </w:p>
-        </w:tc>
-      </w:tr>
-      <w:tr>
-        <w:tc>
-          <w:tcPr>
-            <w:tcW w:type="dxa" w:w="964"/>
-          </w:tcPr>
-          <w:p>
-            <w:r>
-              <w:rPr>
-                <w:b/>
-                <w:i w:val="0"/>
-                <w:color w:val="EA580C"/>
-                <w:sz w:val="16"/>
-              </w:rPr>
-              <w:t>Moyenne</w:t>
-            </w:r>
-          </w:p>
-        </w:tc>
-        <w:tc>
-          <w:tcPr>
-            <w:tcW w:type="dxa" w:w="1247"/>
-          </w:tcPr>
-          <w:p>
-            <w:r>
-              <w:rPr>
-                <w:b/>
-                <w:i w:val="0"/>
-                <w:sz w:val="16"/>
-              </w:rPr>
-              <w:t>S02</w:t>
-              <w:br/>
-            </w:r>
-            <w:r>
-              <w:rPr>
-                <w:b w:val="0"/>
-                <w:i w:val="0"/>
-                <w:color w:val="64748B"/>
-                <w:sz w:val="14"/>
-              </w:rPr>
-              <w:t>Éducation</w:t>
-            </w:r>
-          </w:p>
-        </w:tc>
-        <w:tc>
-          <w:tcPr>
-            <w:tcW w:type="dxa" w:w="1531"/>
-          </w:tcPr>
-          <w:p>
-            <w:r>
-              <w:rPr>
-                <w:b/>
-                <w:i w:val="0"/>
-                <w:color w:val="16A34A"/>
-                <w:sz w:val="16"/>
-              </w:rPr>
-              <w:t>—</w:t>
-            </w:r>
-          </w:p>
-        </w:tc>
-        <w:tc>
-          <w:tcPr>
-            <w:tcW w:type="dxa" w:w="1191"/>
-          </w:tcPr>
-          <w:p>
-            <w:r>
-              <w:rPr>
-                <w:b w:val="0"/>
-                <w:i w:val="0"/>
-                <w:color w:val="64748B"/>
-                <w:sz w:val="16"/>
-              </w:rPr>
-              <w:t>GT-CQ</w:t>
-            </w:r>
-          </w:p>
-        </w:tc>
-        <w:tc>
-          <w:tcPr>
-            <w:tcW w:type="dxa" w:w="4706"/>
-          </w:tcPr>
-          <w:p>
-            <w:r>
-              <w:rPr>
-                <w:b w:val="0"/>
-                <w:i w:val="0"/>
-                <w:sz w:val="17"/>
-              </w:rPr>
-              <w:t>veuillez, s'il vous plait, confirmer les frais de scolarité ( 1000 FCFA) payée de hapsatou Diarra avec le QG ou apporter les corrections nécessaires.</w:t>
-            </w:r>
-          </w:p>
-        </w:tc>
-      </w:tr>
-      <w:tr>
-        <w:tc>
-          <w:tcPr>
-            <w:tcW w:type="dxa" w:w="964"/>
-          </w:tcPr>
-          <w:p>
-            <w:r>
-              <w:rPr>
-                <w:b/>
-                <w:i w:val="0"/>
-                <w:color w:val="EA580C"/>
-                <w:sz w:val="16"/>
-              </w:rPr>
-              <w:t>Moyenne</w:t>
-            </w:r>
-          </w:p>
-        </w:tc>
-        <w:tc>
-          <w:tcPr>
-            <w:tcW w:type="dxa" w:w="1247"/>
-          </w:tcPr>
-          <w:p>
-            <w:r>
-              <w:rPr>
-                <w:b/>
-                <w:i w:val="0"/>
-                <w:sz w:val="16"/>
-              </w:rPr>
-              <w:t>S02</w:t>
-              <w:br/>
-            </w:r>
-            <w:r>
-              <w:rPr>
-                <w:b w:val="0"/>
-                <w:i w:val="0"/>
-                <w:color w:val="64748B"/>
-                <w:sz w:val="14"/>
-              </w:rPr>
-              <w:t>Éducation</w:t>
-            </w:r>
-          </w:p>
-        </w:tc>
-        <w:tc>
-          <w:tcPr>
-            <w:tcW w:type="dxa" w:w="1531"/>
-          </w:tcPr>
-          <w:p>
-            <w:r>
-              <w:rPr>
-                <w:b/>
-                <w:i w:val="0"/>
-                <w:color w:val="16A34A"/>
-                <w:sz w:val="16"/>
-              </w:rPr>
-              <w:t>—</w:t>
-            </w:r>
-          </w:p>
-        </w:tc>
-        <w:tc>
-          <w:tcPr>
-            <w:tcW w:type="dxa" w:w="1191"/>
-          </w:tcPr>
-          <w:p>
-            <w:r>
-              <w:rPr>
-                <w:b w:val="0"/>
-                <w:i w:val="0"/>
-                <w:color w:val="64748B"/>
-                <w:sz w:val="16"/>
-              </w:rPr>
-              <w:t>GT-CQ</w:t>
-            </w:r>
-          </w:p>
-        </w:tc>
-        <w:tc>
-          <w:tcPr>
-            <w:tcW w:type="dxa" w:w="4706"/>
-          </w:tcPr>
-          <w:p>
-            <w:r>
-              <w:rPr>
-                <w:b w:val="0"/>
-                <w:i w:val="0"/>
-                <w:sz w:val="17"/>
-              </w:rPr>
-              <w:t>veuillez, s'il vous plait, confirmer les frais de scolarité ( 1000 FCFA) payée de hawa aldiouma Diarra avec le QG ou apporter les corrections nécessaires.</w:t>
-            </w:r>
-          </w:p>
-        </w:tc>
-      </w:tr>
-      <w:tr>
-        <w:tc>
-          <w:tcPr>
-            <w:tcW w:type="dxa" w:w="964"/>
-          </w:tcPr>
-          <w:p>
-            <w:r>
-              <w:rPr>
-                <w:b/>
-                <w:i w:val="0"/>
-                <w:color w:val="EA580C"/>
-                <w:sz w:val="16"/>
-              </w:rPr>
-              <w:t>Moyenne</w:t>
-            </w:r>
-          </w:p>
-        </w:tc>
-        <w:tc>
-          <w:tcPr>
-            <w:tcW w:type="dxa" w:w="1247"/>
-          </w:tcPr>
-          <w:p>
-            <w:r>
-              <w:rPr>
-                <w:b/>
-                <w:i w:val="0"/>
-                <w:sz w:val="16"/>
-              </w:rPr>
-              <w:t>S02</w:t>
-              <w:br/>
-            </w:r>
-            <w:r>
-              <w:rPr>
-                <w:b w:val="0"/>
-                <w:i w:val="0"/>
-                <w:color w:val="64748B"/>
-                <w:sz w:val="14"/>
-              </w:rPr>
-              <w:t>Éducation</w:t>
-            </w:r>
-          </w:p>
-        </w:tc>
-        <w:tc>
-          <w:tcPr>
-            <w:tcW w:type="dxa" w:w="1531"/>
-          </w:tcPr>
-          <w:p>
-            <w:r>
-              <w:rPr>
-                <w:b/>
-                <w:i w:val="0"/>
-                <w:color w:val="16A34A"/>
-                <w:sz w:val="16"/>
-              </w:rPr>
-              <w:t>—</w:t>
-            </w:r>
-          </w:p>
-        </w:tc>
-        <w:tc>
-          <w:tcPr>
-            <w:tcW w:type="dxa" w:w="1191"/>
-          </w:tcPr>
-          <w:p>
-            <w:r>
-              <w:rPr>
-                <w:b w:val="0"/>
-                <w:i w:val="0"/>
-                <w:color w:val="64748B"/>
-                <w:sz w:val="16"/>
-              </w:rPr>
-              <w:t>GT-CQ</w:t>
-            </w:r>
-          </w:p>
-        </w:tc>
-        <w:tc>
-          <w:tcPr>
-            <w:tcW w:type="dxa" w:w="4706"/>
-          </w:tcPr>
-          <w:p>
-            <w:r>
-              <w:rPr>
-                <w:b w:val="0"/>
-                <w:i w:val="0"/>
-                <w:sz w:val="17"/>
-              </w:rPr>
-              <w:t>veuillez, s'il vous plait, confirmer les frais de scolarité ( 1000 FCFA) payée de houlemata Diarra avec le QG ou apporter les corrections nécessaires.</w:t>
-            </w:r>
-          </w:p>
-        </w:tc>
-      </w:tr>
-      <w:tr>
-        <w:tc>
-          <w:tcPr>
-            <w:tcW w:type="dxa" w:w="964"/>
-          </w:tcPr>
-          <w:p>
-            <w:r>
-              <w:rPr>
-                <w:b/>
-                <w:i w:val="0"/>
-                <w:color w:val="EA580C"/>
-                <w:sz w:val="16"/>
-              </w:rPr>
-              <w:t>Moyenne</w:t>
-            </w:r>
-          </w:p>
-        </w:tc>
-        <w:tc>
-          <w:tcPr>
-            <w:tcW w:type="dxa" w:w="1247"/>
-          </w:tcPr>
-          <w:p>
-            <w:r>
-              <w:rPr>
-                <w:b/>
-                <w:i w:val="0"/>
-                <w:sz w:val="16"/>
-              </w:rPr>
-              <w:t>S02</w:t>
-              <w:br/>
-            </w:r>
-            <w:r>
-              <w:rPr>
-                <w:b w:val="0"/>
-                <w:i w:val="0"/>
-                <w:color w:val="64748B"/>
-                <w:sz w:val="14"/>
-              </w:rPr>
-              <w:t>Éducation</w:t>
-            </w:r>
-          </w:p>
-        </w:tc>
-        <w:tc>
-          <w:tcPr>
-            <w:tcW w:type="dxa" w:w="1531"/>
-          </w:tcPr>
-          <w:p>
-            <w:r>
-              <w:rPr>
-                <w:b/>
-                <w:i w:val="0"/>
-                <w:color w:val="16A34A"/>
-                <w:sz w:val="16"/>
-              </w:rPr>
-              <w:t>—</w:t>
-            </w:r>
-          </w:p>
-        </w:tc>
-        <w:tc>
-          <w:tcPr>
-            <w:tcW w:type="dxa" w:w="1191"/>
-          </w:tcPr>
-          <w:p>
-            <w:r>
-              <w:rPr>
-                <w:b w:val="0"/>
-                <w:i w:val="0"/>
-                <w:color w:val="64748B"/>
-                <w:sz w:val="16"/>
-              </w:rPr>
-              <w:t>GT-CQ</w:t>
-            </w:r>
-          </w:p>
-        </w:tc>
-        <w:tc>
-          <w:tcPr>
-            <w:tcW w:type="dxa" w:w="4706"/>
-          </w:tcPr>
-          <w:p>
-            <w:r>
-              <w:rPr>
-                <w:b w:val="0"/>
-                <w:i w:val="0"/>
-                <w:sz w:val="17"/>
-              </w:rPr>
-              <w:t>veuillez, s'il vous plait, confirmer les frais de scolarité ( 10000 FCFA) payée de Fatou Diarra avec le QG ou apporter les corrections nécessaires.</w:t>
-            </w:r>
-          </w:p>
-        </w:tc>
-      </w:tr>
-      <w:tr>
-        <w:tc>
-          <w:tcPr>
-            <w:tcW w:type="dxa" w:w="964"/>
-          </w:tcPr>
-          <w:p>
-            <w:r>
-              <w:rPr>
-                <w:b/>
-                <w:i w:val="0"/>
-                <w:color w:val="EA580C"/>
-                <w:sz w:val="16"/>
-              </w:rPr>
-              <w:t>Moyenne</w:t>
-            </w:r>
-          </w:p>
-        </w:tc>
-        <w:tc>
-          <w:tcPr>
-            <w:tcW w:type="dxa" w:w="1247"/>
-          </w:tcPr>
-          <w:p>
-            <w:r>
-              <w:rPr>
-                <w:b/>
-                <w:i w:val="0"/>
-                <w:sz w:val="16"/>
-              </w:rPr>
-              <w:t>S02</w:t>
-              <w:br/>
-            </w:r>
-            <w:r>
-              <w:rPr>
-                <w:b w:val="0"/>
-                <w:i w:val="0"/>
-                <w:color w:val="64748B"/>
-                <w:sz w:val="14"/>
-              </w:rPr>
-              <w:t>Éducation</w:t>
-            </w:r>
-          </w:p>
-        </w:tc>
-        <w:tc>
-          <w:tcPr>
-            <w:tcW w:type="dxa" w:w="1531"/>
-          </w:tcPr>
-          <w:p>
-            <w:r>
-              <w:rPr>
-                <w:b/>
-                <w:i w:val="0"/>
-                <w:color w:val="16A34A"/>
-                <w:sz w:val="16"/>
-              </w:rPr>
-              <w:t>—</w:t>
-            </w:r>
-          </w:p>
-        </w:tc>
-        <w:tc>
-          <w:tcPr>
-            <w:tcW w:type="dxa" w:w="1191"/>
-          </w:tcPr>
-          <w:p>
-            <w:r>
-              <w:rPr>
-                <w:b w:val="0"/>
-                <w:i w:val="0"/>
-                <w:color w:val="64748B"/>
-                <w:sz w:val="16"/>
-              </w:rPr>
-              <w:t>GT-CQ</w:t>
-            </w:r>
-          </w:p>
-        </w:tc>
-        <w:tc>
-          <w:tcPr>
-            <w:tcW w:type="dxa" w:w="4706"/>
-          </w:tcPr>
-          <w:p>
-            <w:r>
-              <w:rPr>
-                <w:b w:val="0"/>
-                <w:i w:val="0"/>
-                <w:sz w:val="17"/>
-              </w:rPr>
-              <w:t>veuillez, s'il vous plait, confirmer les frais de scolarité ( 10000 FCFA) payée de dado diarra avec le QG ou apporter les corrections nécessaires.</w:t>
-            </w:r>
-          </w:p>
-        </w:tc>
-      </w:tr>
-      <w:tr>
-        <w:tc>
-          <w:tcPr>
-            <w:tcW w:type="dxa" w:w="964"/>
-          </w:tcPr>
-          <w:p>
-            <w:r>
-              <w:rPr>
-                <w:b/>
-                <w:i w:val="0"/>
-                <w:color w:val="EA580C"/>
-                <w:sz w:val="16"/>
-              </w:rPr>
-              <w:t>Moyenne</w:t>
-            </w:r>
-          </w:p>
-        </w:tc>
-        <w:tc>
-          <w:tcPr>
-            <w:tcW w:type="dxa" w:w="1247"/>
-          </w:tcPr>
-          <w:p>
-            <w:r>
-              <w:rPr>
-                <w:b/>
-                <w:i w:val="0"/>
-                <w:sz w:val="16"/>
-              </w:rPr>
-              <w:t>S02</w:t>
-              <w:br/>
-            </w:r>
-            <w:r>
-              <w:rPr>
-                <w:b w:val="0"/>
-                <w:i w:val="0"/>
-                <w:color w:val="64748B"/>
-                <w:sz w:val="14"/>
-              </w:rPr>
-              <w:t>Éducation</w:t>
-            </w:r>
-          </w:p>
-        </w:tc>
-        <w:tc>
-          <w:tcPr>
-            <w:tcW w:type="dxa" w:w="1531"/>
-          </w:tcPr>
-          <w:p>
-            <w:r>
-              <w:rPr>
-                <w:b/>
-                <w:i w:val="0"/>
-                <w:color w:val="16A34A"/>
-                <w:sz w:val="16"/>
-              </w:rPr>
-              <w:t>—</w:t>
-            </w:r>
-          </w:p>
-        </w:tc>
-        <w:tc>
-          <w:tcPr>
-            <w:tcW w:type="dxa" w:w="1191"/>
-          </w:tcPr>
-          <w:p>
-            <w:r>
-              <w:rPr>
-                <w:b w:val="0"/>
-                <w:i w:val="0"/>
-                <w:color w:val="64748B"/>
-                <w:sz w:val="16"/>
-              </w:rPr>
-              <w:t>GT-CQ</w:t>
-            </w:r>
-          </w:p>
-        </w:tc>
-        <w:tc>
-          <w:tcPr>
-            <w:tcW w:type="dxa" w:w="4706"/>
-          </w:tcPr>
-          <w:p>
-            <w:r>
-              <w:rPr>
-                <w:b w:val="0"/>
-                <w:i w:val="0"/>
-                <w:sz w:val="17"/>
-              </w:rPr>
-              <w:t>Attention ! Le frais de scolarité (10000 Fcfa) de dado diarra en 3ème année de Secondaire 1 (Moyen) Général est relativement élevé par rapport aux autres frais de scolarités observés dans cette zone.</w:t>
-            </w:r>
-          </w:p>
-        </w:tc>
-      </w:tr>
-      <w:tr>
-        <w:tc>
-          <w:tcPr>
-            <w:tcW w:type="dxa" w:w="964"/>
-          </w:tcPr>
-          <w:p>
-            <w:r>
-              <w:rPr>
-                <w:b/>
-                <w:i w:val="0"/>
-                <w:color w:val="EA580C"/>
-                <w:sz w:val="16"/>
-              </w:rPr>
-              <w:t>Moyenne</w:t>
-            </w:r>
-          </w:p>
-        </w:tc>
-        <w:tc>
-          <w:tcPr>
-            <w:tcW w:type="dxa" w:w="1247"/>
-          </w:tcPr>
-          <w:p>
-            <w:r>
-              <w:rPr>
-                <w:b/>
-                <w:i w:val="0"/>
-                <w:sz w:val="16"/>
-              </w:rPr>
-              <w:t>S02</w:t>
-              <w:br/>
-            </w:r>
-            <w:r>
-              <w:rPr>
-                <w:b w:val="0"/>
-                <w:i w:val="0"/>
-                <w:color w:val="64748B"/>
-                <w:sz w:val="14"/>
-              </w:rPr>
-              <w:t>Éducation</w:t>
-            </w:r>
-          </w:p>
-        </w:tc>
-        <w:tc>
-          <w:tcPr>
-            <w:tcW w:type="dxa" w:w="1531"/>
-          </w:tcPr>
-          <w:p>
-            <w:r>
-              <w:rPr>
-                <w:b/>
-                <w:i w:val="0"/>
-                <w:color w:val="16A34A"/>
-                <w:sz w:val="16"/>
-              </w:rPr>
-              <w:t>—</w:t>
-            </w:r>
-          </w:p>
-        </w:tc>
-        <w:tc>
-          <w:tcPr>
-            <w:tcW w:type="dxa" w:w="1191"/>
-          </w:tcPr>
-          <w:p>
-            <w:r>
-              <w:rPr>
-                <w:b w:val="0"/>
-                <w:i w:val="0"/>
-                <w:color w:val="64748B"/>
-                <w:sz w:val="16"/>
-              </w:rPr>
-              <w:t>GT-CQ</w:t>
-            </w:r>
-          </w:p>
-        </w:tc>
-        <w:tc>
-          <w:tcPr>
-            <w:tcW w:type="dxa" w:w="4706"/>
-          </w:tcPr>
-          <w:p>
-            <w:r>
-              <w:rPr>
-                <w:b w:val="0"/>
-                <w:i w:val="0"/>
-                <w:sz w:val="17"/>
-              </w:rPr>
-              <w:t>Prière de corriger ou de confirmer avec le QG.</w:t>
-            </w:r>
-          </w:p>
-        </w:tc>
-      </w:tr>
-      <w:tr>
-        <w:tc>
-          <w:tcPr>
-            <w:tcW w:type="dxa" w:w="964"/>
-          </w:tcPr>
-          <w:p>
-            <w:r>
-              <w:rPr>
-                <w:b/>
-                <w:i w:val="0"/>
-                <w:color w:val="EA580C"/>
-                <w:sz w:val="16"/>
-              </w:rPr>
-              <w:t>Moyenne</w:t>
-            </w:r>
-          </w:p>
-        </w:tc>
-        <w:tc>
-          <w:tcPr>
-            <w:tcW w:type="dxa" w:w="1247"/>
-          </w:tcPr>
-          <w:p>
-            <w:r>
-              <w:rPr>
-                <w:b/>
-                <w:i w:val="0"/>
-                <w:sz w:val="16"/>
-              </w:rPr>
-              <w:t>S02</w:t>
-              <w:br/>
-            </w:r>
-            <w:r>
-              <w:rPr>
-                <w:b w:val="0"/>
-                <w:i w:val="0"/>
-                <w:color w:val="64748B"/>
-                <w:sz w:val="14"/>
-              </w:rPr>
-              <w:t>Éducation</w:t>
-            </w:r>
-          </w:p>
-        </w:tc>
-        <w:tc>
-          <w:tcPr>
-            <w:tcW w:type="dxa" w:w="1531"/>
-          </w:tcPr>
-          <w:p>
-            <w:r>
-              <w:rPr>
-                <w:b/>
-                <w:i w:val="0"/>
-                <w:color w:val="16A34A"/>
-                <w:sz w:val="16"/>
-              </w:rPr>
-              <w:t>—</w:t>
-            </w:r>
-          </w:p>
-        </w:tc>
-        <w:tc>
-          <w:tcPr>
-            <w:tcW w:type="dxa" w:w="1191"/>
-          </w:tcPr>
-          <w:p>
-            <w:r>
-              <w:rPr>
-                <w:b w:val="0"/>
-                <w:i w:val="0"/>
-                <w:color w:val="64748B"/>
-                <w:sz w:val="16"/>
-              </w:rPr>
-              <w:t>GT-CQ</w:t>
-            </w:r>
-          </w:p>
-        </w:tc>
-        <w:tc>
-          <w:tcPr>
-            <w:tcW w:type="dxa" w:w="4706"/>
-          </w:tcPr>
-          <w:p>
-            <w:r>
-              <w:rPr>
-                <w:b w:val="0"/>
-                <w:i w:val="0"/>
-                <w:sz w:val="17"/>
-              </w:rPr>
-              <w:t>veuillez, s'il vous plait, confirmer les frais de scolarité ( 1000 FCFA) payée de mariama Diarra avec le QG ou apporter les corrections nécessaires.</w:t>
-            </w:r>
-          </w:p>
-        </w:tc>
-      </w:tr>
-      <w:tr>
-        <w:tc>
-          <w:tcPr>
-            <w:tcW w:type="dxa" w:w="964"/>
-          </w:tcPr>
-          <w:p>
-            <w:r>
-              <w:rPr>
-                <w:b/>
-                <w:i w:val="0"/>
-                <w:color w:val="EA580C"/>
-                <w:sz w:val="16"/>
-              </w:rPr>
-              <w:t>Moyenne</w:t>
-            </w:r>
-          </w:p>
-        </w:tc>
-        <w:tc>
-          <w:tcPr>
-            <w:tcW w:type="dxa" w:w="1247"/>
-          </w:tcPr>
-          <w:p>
-            <w:r>
-              <w:rPr>
-                <w:b/>
-                <w:i w:val="0"/>
-                <w:sz w:val="16"/>
-              </w:rPr>
-              <w:t>S02</w:t>
-              <w:br/>
-            </w:r>
-            <w:r>
-              <w:rPr>
-                <w:b w:val="0"/>
-                <w:i w:val="0"/>
-                <w:color w:val="64748B"/>
-                <w:sz w:val="14"/>
-              </w:rPr>
-              <w:t>Éducation</w:t>
-            </w:r>
-          </w:p>
-        </w:tc>
-        <w:tc>
-          <w:tcPr>
-            <w:tcW w:type="dxa" w:w="1531"/>
-          </w:tcPr>
-          <w:p>
-            <w:r>
-              <w:rPr>
-                <w:b/>
-                <w:i w:val="0"/>
-                <w:color w:val="16A34A"/>
-                <w:sz w:val="16"/>
-              </w:rPr>
-              <w:t>—</w:t>
-            </w:r>
-          </w:p>
-        </w:tc>
-        <w:tc>
-          <w:tcPr>
-            <w:tcW w:type="dxa" w:w="1191"/>
-          </w:tcPr>
-          <w:p>
-            <w:r>
-              <w:rPr>
-                <w:b w:val="0"/>
-                <w:i w:val="0"/>
-                <w:color w:val="64748B"/>
-                <w:sz w:val="16"/>
-              </w:rPr>
-              <w:t>GT-CQ</w:t>
-            </w:r>
-          </w:p>
-        </w:tc>
-        <w:tc>
-          <w:tcPr>
-            <w:tcW w:type="dxa" w:w="4706"/>
-          </w:tcPr>
-          <w:p>
-            <w:r>
-              <w:rPr>
-                <w:b w:val="0"/>
-                <w:i w:val="0"/>
-                <w:sz w:val="17"/>
-              </w:rPr>
-              <w:t>veuillez, s'il vous plait, confirmer les frais de scolarité ( 2000 FCFA) payée de hawa Diarra avec le QG ou apporter les corrections nécessaires.</w:t>
-            </w:r>
-          </w:p>
-        </w:tc>
-      </w:tr>
-      <w:tr>
-        <w:tc>
-          <w:tcPr>
-            <w:tcW w:type="dxa" w:w="964"/>
-          </w:tcPr>
-          <w:p>
-            <w:r>
-              <w:rPr>
-                <w:b/>
-                <w:i w:val="0"/>
-                <w:color w:val="EA580C"/>
-                <w:sz w:val="16"/>
-              </w:rPr>
-              <w:t>Moyenne</w:t>
-            </w:r>
-          </w:p>
-        </w:tc>
-        <w:tc>
-          <w:tcPr>
-            <w:tcW w:type="dxa" w:w="1247"/>
-          </w:tcPr>
-          <w:p>
-            <w:r>
-              <w:rPr>
-                <w:b/>
-                <w:i w:val="0"/>
-                <w:sz w:val="16"/>
-              </w:rPr>
-              <w:t>S02</w:t>
-              <w:br/>
-            </w:r>
-            <w:r>
-              <w:rPr>
-                <w:b w:val="0"/>
-                <w:i w:val="0"/>
-                <w:color w:val="64748B"/>
-                <w:sz w:val="14"/>
-              </w:rPr>
-              <w:t>Éducation</w:t>
-            </w:r>
-          </w:p>
-        </w:tc>
-        <w:tc>
-          <w:tcPr>
-            <w:tcW w:type="dxa" w:w="1531"/>
-          </w:tcPr>
-          <w:p>
-            <w:r>
-              <w:rPr>
-                <w:b/>
-                <w:i w:val="0"/>
-                <w:color w:val="16A34A"/>
-                <w:sz w:val="16"/>
-              </w:rPr>
-              <w:t>—</w:t>
-            </w:r>
-          </w:p>
-        </w:tc>
-        <w:tc>
-          <w:tcPr>
-            <w:tcW w:type="dxa" w:w="1191"/>
-          </w:tcPr>
-          <w:p>
-            <w:r>
-              <w:rPr>
-                <w:b w:val="0"/>
-                <w:i w:val="0"/>
-                <w:color w:val="64748B"/>
-                <w:sz w:val="16"/>
-              </w:rPr>
-              <w:t>GT-CQ</w:t>
-            </w:r>
-          </w:p>
-        </w:tc>
-        <w:tc>
-          <w:tcPr>
-            <w:tcW w:type="dxa" w:w="4706"/>
-          </w:tcPr>
-          <w:p>
-            <w:r>
-              <w:rPr>
-                <w:b w:val="0"/>
-                <w:i w:val="0"/>
-                <w:sz w:val="17"/>
-              </w:rPr>
-              <w:t>Prière de régarder les questions 2.13 et 2.33 auprès de l'enquêté.</w:t>
-            </w:r>
-          </w:p>
-        </w:tc>
-      </w:tr>
-      <w:tr>
-        <w:tc>
-          <w:tcPr>
-            <w:tcW w:type="dxa" w:w="964"/>
-          </w:tcPr>
-          <w:p>
-            <w:r>
-              <w:rPr>
-                <w:b/>
-                <w:i w:val="0"/>
-                <w:color w:val="EA580C"/>
-                <w:sz w:val="16"/>
-              </w:rPr>
-              <w:t>Moyenne</w:t>
-            </w:r>
-          </w:p>
-        </w:tc>
-        <w:tc>
-          <w:tcPr>
-            <w:tcW w:type="dxa" w:w="1247"/>
-          </w:tcPr>
-          <w:p>
-            <w:r>
-              <w:rPr>
-                <w:b/>
-                <w:i w:val="0"/>
-                <w:sz w:val="16"/>
-              </w:rPr>
-              <w:t>S03</w:t>
-              <w:br/>
-            </w:r>
-            <w:r>
-              <w:rPr>
-                <w:b w:val="0"/>
-                <w:i w:val="0"/>
-                <w:color w:val="64748B"/>
-                <w:sz w:val="14"/>
-              </w:rPr>
-              <w:t>Santé</w:t>
-            </w:r>
-          </w:p>
-        </w:tc>
-        <w:tc>
-          <w:tcPr>
-            <w:tcW w:type="dxa" w:w="1531"/>
-          </w:tcPr>
-          <w:p>
-            <w:r>
-              <w:rPr>
-                <w:b/>
-                <w:i w:val="0"/>
-                <w:color w:val="16A34A"/>
-                <w:sz w:val="16"/>
-              </w:rPr>
-              <w:t>s01q47__7, s02q24, s01q00b</w:t>
-            </w:r>
-          </w:p>
-        </w:tc>
-        <w:tc>
-          <w:tcPr>
-            <w:tcW w:type="dxa" w:w="1191"/>
-          </w:tcPr>
-          <w:p>
-            <w:r>
-              <w:rPr>
-                <w:b w:val="0"/>
-                <w:i w:val="0"/>
-                <w:color w:val="64748B"/>
-                <w:sz w:val="16"/>
-              </w:rPr>
-              <w:t>GT-CQ</w:t>
-            </w:r>
-          </w:p>
-        </w:tc>
-        <w:tc>
-          <w:tcPr>
-            <w:tcW w:type="dxa" w:w="4706"/>
-          </w:tcPr>
-          <w:p>
-            <w:r>
-              <w:rPr>
-                <w:b w:val="0"/>
-                <w:i w:val="0"/>
-                <w:sz w:val="17"/>
-              </w:rPr>
-              <w:t>Attention ! La dépense totale de frais de consultation dans un service de santé ou un guérisseur au cours des 3 derniers mois sans hospitalisation (176000 Fcfa) de hawa Diarra est relativement élevé.</w:t>
-            </w:r>
-          </w:p>
-        </w:tc>
-      </w:tr>
-      <w:tr>
-        <w:tc>
-          <w:tcPr>
-            <w:tcW w:type="dxa" w:w="964"/>
-          </w:tcPr>
-          <w:p>
-            <w:r>
-              <w:rPr>
-                <w:b/>
-                <w:i w:val="0"/>
-                <w:color w:val="EA580C"/>
-                <w:sz w:val="16"/>
-              </w:rPr>
-              <w:t>Moyenne</w:t>
-            </w:r>
-          </w:p>
-        </w:tc>
-        <w:tc>
-          <w:tcPr>
-            <w:tcW w:type="dxa" w:w="1247"/>
-          </w:tcPr>
-          <w:p>
-            <w:r>
-              <w:rPr>
-                <w:b/>
-                <w:i w:val="0"/>
-                <w:sz w:val="16"/>
-              </w:rPr>
-              <w:t>S03</w:t>
-              <w:br/>
-            </w:r>
-            <w:r>
-              <w:rPr>
-                <w:b w:val="0"/>
-                <w:i w:val="0"/>
-                <w:color w:val="64748B"/>
-                <w:sz w:val="14"/>
-              </w:rPr>
-              <w:t>Santé</w:t>
-            </w:r>
-          </w:p>
-        </w:tc>
-        <w:tc>
-          <w:tcPr>
-            <w:tcW w:type="dxa" w:w="1531"/>
-          </w:tcPr>
-          <w:p>
-            <w:r>
-              <w:rPr>
-                <w:b/>
-                <w:i w:val="0"/>
-                <w:color w:val="16A34A"/>
-                <w:sz w:val="16"/>
-              </w:rPr>
-              <w:t>—</w:t>
-            </w:r>
-          </w:p>
-        </w:tc>
-        <w:tc>
-          <w:tcPr>
-            <w:tcW w:type="dxa" w:w="1191"/>
-          </w:tcPr>
-          <w:p>
-            <w:r>
-              <w:rPr>
-                <w:b w:val="0"/>
-                <w:i w:val="0"/>
-                <w:color w:val="64748B"/>
-                <w:sz w:val="16"/>
-              </w:rPr>
-              <w:t>GT-CQ</w:t>
-            </w:r>
-          </w:p>
-        </w:tc>
-        <w:tc>
-          <w:tcPr>
-            <w:tcW w:type="dxa" w:w="4706"/>
-          </w:tcPr>
-          <w:p>
-            <w:r>
-              <w:rPr>
-                <w:b w:val="0"/>
-                <w:i w:val="0"/>
-                <w:sz w:val="17"/>
-              </w:rPr>
-              <w:t>Prière de corriger ou de confirmer avec le QG.</w:t>
-            </w:r>
-          </w:p>
-        </w:tc>
-      </w:tr>
-      <w:tr>
-        <w:tc>
-          <w:tcPr>
-            <w:tcW w:type="dxa" w:w="964"/>
-          </w:tcPr>
-          <w:p>
-            <w:r>
-              <w:rPr>
-                <w:b/>
-                <w:i w:val="0"/>
-                <w:color w:val="EA580C"/>
-                <w:sz w:val="16"/>
-              </w:rPr>
-              <w:t>Moyenne</w:t>
-            </w:r>
-          </w:p>
-        </w:tc>
-        <w:tc>
-          <w:tcPr>
-            <w:tcW w:type="dxa" w:w="1247"/>
-          </w:tcPr>
-          <w:p>
-            <w:r>
-              <w:rPr>
-                <w:b/>
-                <w:i w:val="0"/>
-                <w:sz w:val="16"/>
-              </w:rPr>
-              <w:t>S03</w:t>
-              <w:br/>
-            </w:r>
-            <w:r>
-              <w:rPr>
-                <w:b w:val="0"/>
-                <w:i w:val="0"/>
-                <w:color w:val="64748B"/>
-                <w:sz w:val="14"/>
-              </w:rPr>
-              <w:t>Santé</w:t>
-            </w:r>
-          </w:p>
-        </w:tc>
-        <w:tc>
-          <w:tcPr>
-            <w:tcW w:type="dxa" w:w="1531"/>
-          </w:tcPr>
-          <w:p>
-            <w:r>
-              <w:rPr>
-                <w:b/>
-                <w:i w:val="0"/>
-                <w:color w:val="16A34A"/>
-                <w:sz w:val="16"/>
-              </w:rPr>
-              <w:t>s01q63, s00q04, s02q25, s03q27, s01q00b</w:t>
-            </w:r>
-          </w:p>
-        </w:tc>
-        <w:tc>
-          <w:tcPr>
-            <w:tcW w:type="dxa" w:w="1191"/>
-          </w:tcPr>
-          <w:p>
-            <w:r>
-              <w:rPr>
-                <w:b w:val="0"/>
-                <w:i w:val="0"/>
-                <w:color w:val="64748B"/>
-                <w:sz w:val="16"/>
-              </w:rPr>
-              <w:t>GT-CQ</w:t>
-            </w:r>
-          </w:p>
-        </w:tc>
-        <w:tc>
-          <w:tcPr>
-            <w:tcW w:type="dxa" w:w="4706"/>
-          </w:tcPr>
-          <w:p>
-            <w:r>
-              <w:rPr>
-                <w:b w:val="0"/>
-                <w:i w:val="0"/>
-                <w:sz w:val="17"/>
-              </w:rPr>
-              <w:t>Attention ! Le montant des frais d'hospitalisation pour ce dernier problème de santé au cours des 12 derniers mois (200000 Fcfa) de tacko Traore est relativement élevé.</w:t>
-            </w:r>
-          </w:p>
-        </w:tc>
-      </w:tr>
-      <w:tr>
-        <w:tc>
-          <w:tcPr>
-            <w:tcW w:type="dxa" w:w="964"/>
-          </w:tcPr>
-          <w:p>
-            <w:r>
-              <w:rPr>
-                <w:b/>
-                <w:i w:val="0"/>
-                <w:color w:val="EA580C"/>
-                <w:sz w:val="16"/>
-              </w:rPr>
-              <w:t>Moyenne</w:t>
-            </w:r>
-          </w:p>
-        </w:tc>
-        <w:tc>
-          <w:tcPr>
-            <w:tcW w:type="dxa" w:w="1247"/>
-          </w:tcPr>
-          <w:p>
-            <w:r>
-              <w:rPr>
-                <w:b/>
-                <w:i w:val="0"/>
-                <w:sz w:val="16"/>
-              </w:rPr>
-              <w:t>S03</w:t>
-              <w:br/>
-            </w:r>
-            <w:r>
-              <w:rPr>
-                <w:b w:val="0"/>
-                <w:i w:val="0"/>
-                <w:color w:val="64748B"/>
-                <w:sz w:val="14"/>
-              </w:rPr>
-              <w:t>Santé</w:t>
-            </w:r>
-          </w:p>
-        </w:tc>
-        <w:tc>
-          <w:tcPr>
-            <w:tcW w:type="dxa" w:w="1531"/>
-          </w:tcPr>
-          <w:p>
-            <w:r>
-              <w:rPr>
-                <w:b/>
-                <w:i w:val="0"/>
-                <w:color w:val="16A34A"/>
-                <w:sz w:val="16"/>
-              </w:rPr>
-              <w:t>s01q39, s01q40, s01q43, s02q04, s02q15, s03q52, s01q00b</w:t>
-            </w:r>
-          </w:p>
-        </w:tc>
-        <w:tc>
-          <w:tcPr>
-            <w:tcW w:type="dxa" w:w="1191"/>
-          </w:tcPr>
-          <w:p>
-            <w:r>
-              <w:rPr>
-                <w:b w:val="0"/>
-                <w:i w:val="0"/>
-                <w:color w:val="64748B"/>
-                <w:sz w:val="16"/>
-              </w:rPr>
-              <w:t>GT-CQ</w:t>
-            </w:r>
-          </w:p>
-        </w:tc>
-        <w:tc>
-          <w:tcPr>
-            <w:tcW w:type="dxa" w:w="4706"/>
-          </w:tcPr>
-          <w:p>
-            <w:r>
-              <w:rPr>
-                <w:b w:val="0"/>
-                <w:i w:val="0"/>
-                <w:sz w:val="17"/>
-              </w:rPr>
-              <w:t>Le nombre de visites prénatales de hawa DIOUF  ne parait pas plausible, veuillez revoir la partieLe montant(180000 FCFA) des dépenses liées à l'accouchement de hawa DIOUF est élevé, prière de corriger.</w:t>
-            </w:r>
-          </w:p>
-        </w:tc>
-      </w:tr>
-      <w:tr>
-        <w:tc>
-          <w:tcPr>
-            <w:tcW w:type="dxa" w:w="964"/>
-          </w:tcPr>
-          <w:p>
-            <w:r>
-              <w:rPr>
-                <w:b/>
-                <w:i w:val="0"/>
-                <w:color w:val="EA580C"/>
-                <w:sz w:val="16"/>
-              </w:rPr>
-              <w:t>Moyenne</w:t>
-            </w:r>
-          </w:p>
-        </w:tc>
-        <w:tc>
-          <w:tcPr>
-            <w:tcW w:type="dxa" w:w="1247"/>
-          </w:tcPr>
-          <w:p>
-            <w:r>
-              <w:rPr>
-                <w:b/>
-                <w:i w:val="0"/>
-                <w:sz w:val="16"/>
-              </w:rPr>
-              <w:t>S03</w:t>
-              <w:br/>
-            </w:r>
-            <w:r>
-              <w:rPr>
-                <w:b w:val="0"/>
-                <w:i w:val="0"/>
-                <w:color w:val="64748B"/>
-                <w:sz w:val="14"/>
-              </w:rPr>
-              <w:t>Santé</w:t>
-            </w:r>
-          </w:p>
-        </w:tc>
-        <w:tc>
-          <w:tcPr>
-            <w:tcW w:type="dxa" w:w="1531"/>
-          </w:tcPr>
-          <w:p>
-            <w:r>
-              <w:rPr>
-                <w:b/>
-                <w:i w:val="0"/>
-                <w:color w:val="16A34A"/>
-                <w:sz w:val="16"/>
-              </w:rPr>
-              <w:t>s01q47__1, s01q47__2, s01q47__3, s01q47__4, s01q47__5, s01q47__6, s01q47__7, s02q15</w:t>
-            </w:r>
-          </w:p>
-        </w:tc>
-        <w:tc>
-          <w:tcPr>
-            <w:tcW w:type="dxa" w:w="1191"/>
-          </w:tcPr>
-          <w:p>
-            <w:r>
-              <w:rPr>
-                <w:b w:val="0"/>
-                <w:i w:val="0"/>
-                <w:color w:val="64748B"/>
-                <w:sz w:val="16"/>
-              </w:rPr>
-              <w:t>GT-CQ</w:t>
-            </w:r>
-          </w:p>
-        </w:tc>
-        <w:tc>
-          <w:tcPr>
-            <w:tcW w:type="dxa" w:w="4706"/>
-          </w:tcPr>
-          <w:p>
-            <w:r>
-              <w:rPr>
-                <w:b w:val="0"/>
-                <w:i w:val="0"/>
-                <w:sz w:val="17"/>
-              </w:rPr>
-              <w:t>Le nombre de visites prénatales que hawa DIOUF a eu ou a déjà eu pendant sa dernière grosesse est élevé, prière de revoir et confirmer.</w:t>
-            </w:r>
-          </w:p>
-        </w:tc>
-      </w:tr>
-      <w:tr>
-        <w:tc>
-          <w:tcPr>
-            <w:tcW w:type="dxa" w:w="964"/>
-          </w:tcPr>
-          <w:p>
-            <w:r>
-              <w:rPr>
-                <w:b/>
-                <w:i w:val="0"/>
-                <w:color w:val="EA580C"/>
-                <w:sz w:val="16"/>
-              </w:rPr>
-              <w:t>Moyenne</w:t>
-            </w:r>
-          </w:p>
-        </w:tc>
-        <w:tc>
-          <w:tcPr>
-            <w:tcW w:type="dxa" w:w="1247"/>
-          </w:tcPr>
-          <w:p>
-            <w:r>
-              <w:rPr>
-                <w:b/>
-                <w:i w:val="0"/>
-                <w:sz w:val="16"/>
-              </w:rPr>
-              <w:t>S03</w:t>
-              <w:br/>
-            </w:r>
-            <w:r>
-              <w:rPr>
-                <w:b w:val="0"/>
-                <w:i w:val="0"/>
-                <w:color w:val="64748B"/>
-                <w:sz w:val="14"/>
-              </w:rPr>
-              <w:t>Santé</w:t>
-            </w:r>
-          </w:p>
-        </w:tc>
-        <w:tc>
-          <w:tcPr>
-            <w:tcW w:type="dxa" w:w="1531"/>
-          </w:tcPr>
-          <w:p>
-            <w:r>
-              <w:rPr>
-                <w:b/>
-                <w:i w:val="0"/>
-                <w:color w:val="16A34A"/>
-                <w:sz w:val="16"/>
-              </w:rPr>
-              <w:t>s00q07a, s01q54a, s01q54b, s02q20, s02q21, s03q53, s01q00b</w:t>
-            </w:r>
-          </w:p>
-        </w:tc>
-        <w:tc>
-          <w:tcPr>
-            <w:tcW w:type="dxa" w:w="1191"/>
-          </w:tcPr>
-          <w:p>
-            <w:r>
-              <w:rPr>
-                <w:b w:val="0"/>
-                <w:i w:val="0"/>
-                <w:color w:val="64748B"/>
-                <w:sz w:val="16"/>
-              </w:rPr>
-              <w:t>GT-CQ</w:t>
-            </w:r>
-          </w:p>
-        </w:tc>
-        <w:tc>
-          <w:tcPr>
-            <w:tcW w:type="dxa" w:w="4706"/>
-          </w:tcPr>
-          <w:p>
-            <w:r>
-              <w:rPr>
-                <w:b w:val="0"/>
-                <w:i w:val="0"/>
-                <w:sz w:val="17"/>
-              </w:rPr>
-              <w:t>Le montant(500 FCFA) des dépenses pour chaque visite prénatale de hawa DIOUF semble faible (voir nul) ou élevé, prière de corriger.</w:t>
-            </w:r>
-          </w:p>
-        </w:tc>
-      </w:tr>
-      <w:tr>
-        <w:tc>
-          <w:tcPr>
-            <w:tcW w:type="dxa" w:w="964"/>
-          </w:tcPr>
-          <w:p>
-            <w:r>
-              <w:rPr>
-                <w:b/>
-                <w:i w:val="0"/>
-                <w:color w:val="EA580C"/>
-                <w:sz w:val="16"/>
-              </w:rPr>
-              <w:t>Moyenne</w:t>
-            </w:r>
-          </w:p>
-        </w:tc>
-        <w:tc>
-          <w:tcPr>
-            <w:tcW w:type="dxa" w:w="1247"/>
-          </w:tcPr>
-          <w:p>
-            <w:r>
-              <w:rPr>
-                <w:b/>
-                <w:i w:val="0"/>
-                <w:sz w:val="16"/>
-              </w:rPr>
-              <w:t>S04</w:t>
-              <w:br/>
-            </w:r>
-            <w:r>
-              <w:rPr>
-                <w:b w:val="0"/>
-                <w:i w:val="0"/>
-                <w:color w:val="64748B"/>
-                <w:sz w:val="14"/>
-              </w:rPr>
-              <w:t>Emploi</w:t>
-            </w:r>
-          </w:p>
-        </w:tc>
-        <w:tc>
-          <w:tcPr>
-            <w:tcW w:type="dxa" w:w="1531"/>
-          </w:tcPr>
-          <w:p>
-            <w:r>
-              <w:rPr>
-                <w:b/>
-                <w:i w:val="0"/>
-                <w:color w:val="16A34A"/>
-                <w:sz w:val="16"/>
-              </w:rPr>
-              <w:t>s01q63, s00q04, s02q25, s04q17, s04q21, s01q00b, s01q29_1</w:t>
-            </w:r>
-          </w:p>
-        </w:tc>
-        <w:tc>
-          <w:tcPr>
-            <w:tcW w:type="dxa" w:w="1191"/>
-          </w:tcPr>
-          <w:p>
-            <w:r>
-              <w:rPr>
-                <w:b w:val="0"/>
-                <w:i w:val="0"/>
-                <w:color w:val="64748B"/>
-                <w:sz w:val="16"/>
-              </w:rPr>
-              <w:t>GT-CQ</w:t>
-            </w:r>
-          </w:p>
-        </w:tc>
-        <w:tc>
-          <w:tcPr>
-            <w:tcW w:type="dxa" w:w="4706"/>
-          </w:tcPr>
-          <w:p>
-            <w:r>
-              <w:rPr>
-                <w:b w:val="0"/>
-                <w:i w:val="0"/>
-                <w:sz w:val="17"/>
-              </w:rPr>
-              <w:t>Il est probable que hawa DIOUF ait exercé un emploi au cours des 12 derniers mois car il evolue ou a evolué dans Ne sait pas.</w:t>
-            </w:r>
-          </w:p>
-        </w:tc>
-      </w:tr>
-      <w:tr>
-        <w:tc>
-          <w:tcPr>
-            <w:tcW w:type="dxa" w:w="964"/>
-          </w:tcPr>
-          <w:p>
-            <w:r>
-              <w:rPr>
-                <w:b/>
-                <w:i w:val="0"/>
-                <w:color w:val="EA580C"/>
-                <w:sz w:val="16"/>
-              </w:rPr>
-              <w:t>Moyenne</w:t>
-            </w:r>
-          </w:p>
-        </w:tc>
-        <w:tc>
-          <w:tcPr>
-            <w:tcW w:type="dxa" w:w="1247"/>
-          </w:tcPr>
-          <w:p>
-            <w:r>
-              <w:rPr>
-                <w:b/>
-                <w:i w:val="0"/>
-                <w:sz w:val="16"/>
-              </w:rPr>
-              <w:t>S04</w:t>
-              <w:br/>
-            </w:r>
-            <w:r>
-              <w:rPr>
-                <w:b w:val="0"/>
-                <w:i w:val="0"/>
-                <w:color w:val="64748B"/>
-                <w:sz w:val="14"/>
-              </w:rPr>
-              <w:t>Emploi</w:t>
-            </w:r>
-          </w:p>
-        </w:tc>
-        <w:tc>
-          <w:tcPr>
-            <w:tcW w:type="dxa" w:w="1531"/>
-          </w:tcPr>
-          <w:p>
-            <w:r>
-              <w:rPr>
-                <w:b/>
-                <w:i w:val="0"/>
-                <w:color w:val="16A34A"/>
-                <w:sz w:val="16"/>
-              </w:rPr>
-              <w:t>—</w:t>
-            </w:r>
-          </w:p>
-        </w:tc>
-        <w:tc>
-          <w:tcPr>
-            <w:tcW w:type="dxa" w:w="1191"/>
-          </w:tcPr>
-          <w:p>
-            <w:r>
-              <w:rPr>
-                <w:b w:val="0"/>
-                <w:i w:val="0"/>
-                <w:color w:val="64748B"/>
-                <w:sz w:val="16"/>
-              </w:rPr>
-              <w:t>GT-CQ</w:t>
-            </w:r>
-          </w:p>
-        </w:tc>
-        <w:tc>
-          <w:tcPr>
-            <w:tcW w:type="dxa" w:w="4706"/>
-          </w:tcPr>
-          <w:p>
-            <w:r>
-              <w:rPr>
-                <w:b w:val="0"/>
-                <w:i w:val="0"/>
-                <w:sz w:val="17"/>
-              </w:rPr>
-              <w:t>Merci de vérifier les questions de 4.09 à 4.14 ou 4.17 ou 4.33.</w:t>
-            </w:r>
-          </w:p>
-        </w:tc>
-      </w:tr>
-      <w:tr>
-        <w:tc>
-          <w:tcPr>
-            <w:tcW w:type="dxa" w:w="964"/>
-          </w:tcPr>
-          <w:p>
-            <w:r>
-              <w:rPr>
-                <w:b/>
-                <w:i w:val="0"/>
-                <w:color w:val="EA580C"/>
-                <w:sz w:val="16"/>
-              </w:rPr>
-              <w:t>Moyenne</w:t>
-            </w:r>
-          </w:p>
-        </w:tc>
-        <w:tc>
-          <w:tcPr>
-            <w:tcW w:type="dxa" w:w="1247"/>
-          </w:tcPr>
-          <w:p>
-            <w:r>
-              <w:rPr>
-                <w:b/>
-                <w:i w:val="0"/>
-                <w:sz w:val="16"/>
-              </w:rPr>
-              <w:t>S04</w:t>
-              <w:br/>
-            </w:r>
-            <w:r>
-              <w:rPr>
-                <w:b w:val="0"/>
-                <w:i w:val="0"/>
-                <w:color w:val="64748B"/>
-                <w:sz w:val="14"/>
-              </w:rPr>
-              <w:t>Emploi</w:t>
-            </w:r>
-          </w:p>
-        </w:tc>
-        <w:tc>
-          <w:tcPr>
-            <w:tcW w:type="dxa" w:w="1531"/>
-          </w:tcPr>
-          <w:p>
-            <w:r>
-              <w:rPr>
-                <w:b/>
-                <w:i w:val="0"/>
-                <w:color w:val="16A34A"/>
-                <w:sz w:val="16"/>
-              </w:rPr>
-              <w:t>s01q63, s00q04, s02q25, s04q17, s04q21, s01q00b, s01q29_1</w:t>
-            </w:r>
-          </w:p>
-        </w:tc>
-        <w:tc>
-          <w:tcPr>
-            <w:tcW w:type="dxa" w:w="1191"/>
-          </w:tcPr>
-          <w:p>
-            <w:r>
-              <w:rPr>
-                <w:b w:val="0"/>
-                <w:i w:val="0"/>
-                <w:color w:val="64748B"/>
-                <w:sz w:val="16"/>
-              </w:rPr>
-              <w:t>GT-CQ</w:t>
-            </w:r>
-          </w:p>
-        </w:tc>
-        <w:tc>
-          <w:tcPr>
-            <w:tcW w:type="dxa" w:w="4706"/>
-          </w:tcPr>
-          <w:p>
-            <w:r>
-              <w:rPr>
-                <w:b w:val="0"/>
-                <w:i w:val="0"/>
-                <w:sz w:val="17"/>
-              </w:rPr>
-              <w:t>Il est probable que maïmouna  Diarra ait exercé un emploi au cours des 12 derniers mois car il evolue ou a evolué dans Ne sait pas.</w:t>
-            </w:r>
-          </w:p>
-        </w:tc>
-      </w:tr>
-      <w:tr>
-        <w:tc>
-          <w:tcPr>
-            <w:tcW w:type="dxa" w:w="964"/>
-          </w:tcPr>
-          <w:p>
-            <w:r>
-              <w:rPr>
-                <w:b/>
-                <w:i w:val="0"/>
-                <w:color w:val="EA580C"/>
-                <w:sz w:val="16"/>
-              </w:rPr>
-              <w:t>Moyenne</w:t>
-            </w:r>
-          </w:p>
-        </w:tc>
-        <w:tc>
-          <w:tcPr>
-            <w:tcW w:type="dxa" w:w="1247"/>
-          </w:tcPr>
-          <w:p>
-            <w:r>
-              <w:rPr>
-                <w:b/>
-                <w:i w:val="0"/>
-                <w:sz w:val="16"/>
-              </w:rPr>
-              <w:t>S07</w:t>
-              <w:br/>
-            </w:r>
-            <w:r>
-              <w:rPr>
-                <w:b w:val="0"/>
-                <w:i w:val="0"/>
-                <w:color w:val="64748B"/>
-                <w:sz w:val="14"/>
-              </w:rPr>
-              <w:t>Consommation alimentaire</w:t>
-            </w:r>
-          </w:p>
-        </w:tc>
-        <w:tc>
-          <w:tcPr>
-            <w:tcW w:type="dxa" w:w="1531"/>
-          </w:tcPr>
-          <w:p>
-            <w:r>
-              <w:rPr>
-                <w:b/>
-                <w:i w:val="0"/>
-                <w:color w:val="16A34A"/>
-                <w:sz w:val="16"/>
-              </w:rPr>
-              <w:t>s01q23, s01q00b, s01q23_autre</w:t>
-            </w:r>
-          </w:p>
-        </w:tc>
-        <w:tc>
-          <w:tcPr>
-            <w:tcW w:type="dxa" w:w="1191"/>
-          </w:tcPr>
-          <w:p>
-            <w:r>
-              <w:rPr>
-                <w:b w:val="0"/>
-                <w:i w:val="0"/>
-                <w:color w:val="64748B"/>
-                <w:sz w:val="16"/>
-              </w:rPr>
-              <w:t>GT-CQ</w:t>
-            </w:r>
-          </w:p>
-        </w:tc>
-        <w:tc>
-          <w:tcPr>
-            <w:tcW w:type="dxa" w:w="4706"/>
-          </w:tcPr>
-          <w:p>
-            <w:r>
-              <w:rPr>
-                <w:b w:val="0"/>
-                <w:i w:val="0"/>
-                <w:sz w:val="17"/>
-              </w:rPr>
-              <w:t>La dernière fois que vous avez acheté Lait pour bébé est Pharmacie et semble exister dans les modalités, prière de prendre attache avec le QG pour plus d'explication afin de la classer bien.</w:t>
-            </w:r>
-          </w:p>
-        </w:tc>
-      </w:tr>
-      <w:tr>
-        <w:tc>
-          <w:tcPr>
-            <w:tcW w:type="dxa" w:w="964"/>
-          </w:tcPr>
-          <w:p>
-            <w:r>
-              <w:rPr>
-                <w:b/>
-                <w:i w:val="0"/>
-                <w:color w:val="EA580C"/>
-                <w:sz w:val="16"/>
-              </w:rPr>
-              <w:t>Moyenne</w:t>
-            </w:r>
-          </w:p>
-        </w:tc>
-        <w:tc>
-          <w:tcPr>
-            <w:tcW w:type="dxa" w:w="1247"/>
-          </w:tcPr>
-          <w:p>
-            <w:r>
-              <w:rPr>
-                <w:b/>
-                <w:i w:val="0"/>
-                <w:sz w:val="16"/>
-              </w:rPr>
-              <w:t>S07</w:t>
-              <w:br/>
-            </w:r>
-            <w:r>
-              <w:rPr>
-                <w:b w:val="0"/>
-                <w:i w:val="0"/>
-                <w:color w:val="64748B"/>
-                <w:sz w:val="14"/>
-              </w:rPr>
-              <w:t>Consommation alimentaire</w:t>
-            </w:r>
-          </w:p>
-        </w:tc>
-        <w:tc>
-          <w:tcPr>
-            <w:tcW w:type="dxa" w:w="1531"/>
-          </w:tcPr>
-          <w:p>
-            <w:r>
-              <w:rPr>
-                <w:b/>
-                <w:i w:val="0"/>
-                <w:color w:val="16A34A"/>
-                <w:sz w:val="16"/>
-              </w:rPr>
-              <w:t>s02q02__1, s02q15, s02q17, s03q16, s04q27, s04q43, s04q63, s05q11</w:t>
-            </w:r>
-          </w:p>
-        </w:tc>
-        <w:tc>
-          <w:tcPr>
-            <w:tcW w:type="dxa" w:w="1191"/>
-          </w:tcPr>
-          <w:p>
-            <w:r>
-              <w:rPr>
-                <w:b w:val="0"/>
-                <w:i w:val="0"/>
-                <w:color w:val="64748B"/>
-                <w:sz w:val="16"/>
-              </w:rPr>
-              <w:t>GT-CQ</w:t>
-            </w:r>
-          </w:p>
-        </w:tc>
-        <w:tc>
-          <w:tcPr>
-            <w:tcW w:type="dxa" w:w="4706"/>
-          </w:tcPr>
-          <w:p>
-            <w:r>
-              <w:rPr>
-                <w:b w:val="0"/>
-                <w:i w:val="0"/>
-                <w:sz w:val="17"/>
-              </w:rPr>
-              <w:t>(maïs, tournesol, coco, lait de vache, etc.) consommée  par le ménage semble très élevé, prière de corriger ou confirmer avec le QG.</w:t>
-            </w:r>
-          </w:p>
-        </w:tc>
-      </w:tr>
-      <w:tr>
-        <w:tc>
-          <w:tcPr>
-            <w:tcW w:type="dxa" w:w="964"/>
-          </w:tcPr>
-          <w:p>
-            <w:r>
-              <w:rPr>
-                <w:b/>
-                <w:i w:val="0"/>
-                <w:color w:val="EA580C"/>
-                <w:sz w:val="16"/>
-              </w:rPr>
-              <w:t>Moyenne</w:t>
-            </w:r>
-          </w:p>
-        </w:tc>
-        <w:tc>
-          <w:tcPr>
-            <w:tcW w:type="dxa" w:w="1247"/>
-          </w:tcPr>
-          <w:p>
-            <w:r>
-              <w:rPr>
-                <w:b/>
-                <w:i w:val="0"/>
-                <w:sz w:val="16"/>
-              </w:rPr>
-              <w:t>S07</w:t>
-              <w:br/>
-            </w:r>
-            <w:r>
-              <w:rPr>
-                <w:b w:val="0"/>
-                <w:i w:val="0"/>
-                <w:color w:val="64748B"/>
-                <w:sz w:val="14"/>
-              </w:rPr>
-              <w:t>Consommation alimentaire</w:t>
-            </w:r>
-          </w:p>
-        </w:tc>
-        <w:tc>
-          <w:tcPr>
-            <w:tcW w:type="dxa" w:w="1531"/>
-          </w:tcPr>
-          <w:p>
-            <w:r>
-              <w:rPr>
-                <w:b/>
-                <w:i w:val="0"/>
-                <w:color w:val="16A34A"/>
-                <w:sz w:val="16"/>
-              </w:rPr>
-              <w:t>—</w:t>
-            </w:r>
-          </w:p>
-        </w:tc>
-        <w:tc>
-          <w:tcPr>
-            <w:tcW w:type="dxa" w:w="1191"/>
-          </w:tcPr>
-          <w:p>
-            <w:r>
-              <w:rPr>
-                <w:b w:val="0"/>
-                <w:i w:val="0"/>
-                <w:color w:val="64748B"/>
-                <w:sz w:val="16"/>
-              </w:rPr>
-              <w:t>GT-CQ</w:t>
-            </w:r>
-          </w:p>
-        </w:tc>
-        <w:tc>
-          <w:tcPr>
-            <w:tcW w:type="dxa" w:w="4706"/>
-          </w:tcPr>
-          <w:p>
-            <w:r>
-              <w:rPr>
-                <w:b w:val="0"/>
-                <w:i w:val="0"/>
-                <w:sz w:val="17"/>
-              </w:rPr>
-              <w:t>Prière de corriger ou de confirmer avec le QG.</w:t>
-            </w:r>
-          </w:p>
-        </w:tc>
-      </w:tr>
-      <w:tr>
-        <w:tc>
-          <w:tcPr>
-            <w:tcW w:type="dxa" w:w="964"/>
-          </w:tcPr>
-          <w:p>
-            <w:r>
-              <w:rPr>
-                <w:b/>
-                <w:i w:val="0"/>
-                <w:color w:val="EA580C"/>
-                <w:sz w:val="16"/>
-              </w:rPr>
-              <w:t>Moyenne</w:t>
-            </w:r>
-          </w:p>
-        </w:tc>
-        <w:tc>
-          <w:tcPr>
-            <w:tcW w:type="dxa" w:w="1247"/>
-          </w:tcPr>
-          <w:p>
-            <w:r>
-              <w:rPr>
-                <w:b/>
-                <w:i w:val="0"/>
-                <w:sz w:val="16"/>
-              </w:rPr>
-              <w:t>S07</w:t>
-              <w:br/>
-            </w:r>
-            <w:r>
-              <w:rPr>
-                <w:b w:val="0"/>
-                <w:i w:val="0"/>
-                <w:color w:val="64748B"/>
-                <w:sz w:val="14"/>
-              </w:rPr>
-              <w:t>Consommation alimentaire</w:t>
-            </w:r>
-          </w:p>
-        </w:tc>
-        <w:tc>
-          <w:tcPr>
-            <w:tcW w:type="dxa" w:w="1531"/>
-          </w:tcPr>
-          <w:p>
-            <w:r>
-              <w:rPr>
-                <w:b/>
-                <w:i w:val="0"/>
-                <w:color w:val="16A34A"/>
-                <w:sz w:val="16"/>
-              </w:rPr>
-              <w:t>—</w:t>
-            </w:r>
-          </w:p>
-        </w:tc>
-        <w:tc>
-          <w:tcPr>
-            <w:tcW w:type="dxa" w:w="1191"/>
-          </w:tcPr>
-          <w:p>
-            <w:r>
-              <w:rPr>
-                <w:b w:val="0"/>
-                <w:i w:val="0"/>
-                <w:color w:val="64748B"/>
-                <w:sz w:val="16"/>
-              </w:rPr>
-              <w:t>GT-CQ</w:t>
-            </w:r>
-          </w:p>
-        </w:tc>
-        <w:tc>
-          <w:tcPr>
-            <w:tcW w:type="dxa" w:w="4706"/>
-          </w:tcPr>
-          <w:p>
-            <w:r>
-              <w:rPr>
-                <w:b w:val="0"/>
-                <w:i w:val="0"/>
-                <w:sz w:val="17"/>
-              </w:rPr>
-              <w:t>Attention ! Le prix unitaire d'achat (125 Fcfa) de Thé (Ataya) en Paquet (Petit) est relativement élevé par rapport aux autres prix observés dans cette zone.</w:t>
-            </w:r>
-          </w:p>
-        </w:tc>
-      </w:tr>
-      <w:tr>
-        <w:tc>
-          <w:tcPr>
-            <w:tcW w:type="dxa" w:w="964"/>
-          </w:tcPr>
-          <w:p>
-            <w:r>
-              <w:rPr>
-                <w:b/>
-                <w:i w:val="0"/>
-                <w:color w:val="EA580C"/>
-                <w:sz w:val="16"/>
-              </w:rPr>
-              <w:t>Moyenne</w:t>
-            </w:r>
-          </w:p>
-        </w:tc>
-        <w:tc>
-          <w:tcPr>
-            <w:tcW w:type="dxa" w:w="1247"/>
-          </w:tcPr>
-          <w:p>
-            <w:r>
-              <w:rPr>
-                <w:b/>
-                <w:i w:val="0"/>
-                <w:sz w:val="16"/>
-              </w:rPr>
-              <w:t>S09</w:t>
-              <w:br/>
-            </w:r>
-            <w:r>
-              <w:rPr>
-                <w:b w:val="0"/>
-                <w:i w:val="0"/>
-                <w:color w:val="64748B"/>
-                <w:sz w:val="14"/>
-              </w:rPr>
-              <w:t>Dépenses non alimentaires</w:t>
-            </w:r>
-          </w:p>
-        </w:tc>
-        <w:tc>
-          <w:tcPr>
-            <w:tcW w:type="dxa" w:w="1531"/>
-          </w:tcPr>
-          <w:p>
-            <w:r>
-              <w:rPr>
-                <w:b/>
-                <w:i w:val="0"/>
-                <w:color w:val="16A34A"/>
-                <w:sz w:val="16"/>
-              </w:rPr>
-              <w:t>—</w:t>
-            </w:r>
-          </w:p>
-        </w:tc>
-        <w:tc>
-          <w:tcPr>
-            <w:tcW w:type="dxa" w:w="1191"/>
-          </w:tcPr>
-          <w:p>
-            <w:r>
-              <w:rPr>
-                <w:b w:val="0"/>
-                <w:i w:val="0"/>
-                <w:color w:val="64748B"/>
-                <w:sz w:val="16"/>
-              </w:rPr>
-              <w:t>GT-CQ</w:t>
-            </w:r>
-          </w:p>
-        </w:tc>
-        <w:tc>
-          <w:tcPr>
-            <w:tcW w:type="dxa" w:w="4706"/>
-          </w:tcPr>
-          <w:p>
-            <w:r>
-              <w:rPr>
-                <w:b w:val="0"/>
-                <w:i w:val="0"/>
-                <w:sz w:val="17"/>
-              </w:rPr>
-              <w:t>Attention ! La dépense du ménage de HABSATOU YOUSSOUF DANSIRA (1300 Fcfa) au cours de 30 derniers jours de Billet de loterie nationale, billet de PMU et tout autre pari sportif est relativement élevé.</w:t>
-            </w:r>
-          </w:p>
-        </w:tc>
-      </w:tr>
-      <w:tr>
-        <w:tc>
-          <w:tcPr>
-            <w:tcW w:type="dxa" w:w="964"/>
-          </w:tcPr>
-          <w:p>
-            <w:r>
-              <w:rPr>
-                <w:b/>
-                <w:i w:val="0"/>
-                <w:color w:val="EA580C"/>
-                <w:sz w:val="16"/>
-              </w:rPr>
-              <w:t>Moyenne</w:t>
-            </w:r>
-          </w:p>
-        </w:tc>
-        <w:tc>
-          <w:tcPr>
-            <w:tcW w:type="dxa" w:w="1247"/>
-          </w:tcPr>
-          <w:p>
-            <w:r>
-              <w:rPr>
-                <w:b/>
-                <w:i w:val="0"/>
-                <w:sz w:val="16"/>
-              </w:rPr>
-              <w:t>S09</w:t>
-              <w:br/>
-            </w:r>
-            <w:r>
-              <w:rPr>
-                <w:b w:val="0"/>
-                <w:i w:val="0"/>
-                <w:color w:val="64748B"/>
-                <w:sz w:val="14"/>
-              </w:rPr>
-              <w:t>Dépenses non alimentaires</w:t>
-            </w:r>
-          </w:p>
-        </w:tc>
-        <w:tc>
-          <w:tcPr>
-            <w:tcW w:type="dxa" w:w="1531"/>
-          </w:tcPr>
-          <w:p>
-            <w:r>
-              <w:rPr>
-                <w:b/>
-                <w:i w:val="0"/>
-                <w:color w:val="16A34A"/>
-                <w:sz w:val="16"/>
-              </w:rPr>
-              <w:t>—</w:t>
-            </w:r>
-          </w:p>
-        </w:tc>
-        <w:tc>
-          <w:tcPr>
-            <w:tcW w:type="dxa" w:w="1191"/>
-          </w:tcPr>
-          <w:p>
-            <w:r>
-              <w:rPr>
-                <w:b w:val="0"/>
-                <w:i w:val="0"/>
-                <w:color w:val="64748B"/>
-                <w:sz w:val="16"/>
-              </w:rPr>
-              <w:t>GT-CQ</w:t>
-            </w:r>
-          </w:p>
-        </w:tc>
-        <w:tc>
-          <w:tcPr>
-            <w:tcW w:type="dxa" w:w="4706"/>
-          </w:tcPr>
-          <w:p>
-            <w:r>
-              <w:rPr>
-                <w:b w:val="0"/>
-                <w:i w:val="0"/>
-                <w:sz w:val="17"/>
-              </w:rPr>
-              <w:t>Prière de corriger ou de confirmer avec le QG.</w:t>
-            </w:r>
-          </w:p>
-        </w:tc>
-      </w:tr>
-      <w:tr>
-        <w:tc>
-          <w:tcPr>
-            <w:tcW w:type="dxa" w:w="964"/>
-          </w:tcPr>
-          <w:p>
-            <w:r>
-              <w:rPr>
-                <w:b/>
-                <w:i w:val="0"/>
-                <w:color w:val="EA580C"/>
-                <w:sz w:val="16"/>
-              </w:rPr>
-              <w:t>Moyenne</w:t>
-            </w:r>
-          </w:p>
-        </w:tc>
-        <w:tc>
-          <w:tcPr>
-            <w:tcW w:type="dxa" w:w="1247"/>
-          </w:tcPr>
-          <w:p>
-            <w:r>
-              <w:rPr>
-                <w:b/>
-                <w:i w:val="0"/>
-                <w:sz w:val="16"/>
-              </w:rPr>
-              <w:t>S09</w:t>
-              <w:br/>
-            </w:r>
-            <w:r>
-              <w:rPr>
-                <w:b w:val="0"/>
-                <w:i w:val="0"/>
-                <w:color w:val="64748B"/>
-                <w:sz w:val="14"/>
-              </w:rPr>
-              <w:t>Dépenses non alimentaires</w:t>
-            </w:r>
-          </w:p>
-        </w:tc>
-        <w:tc>
-          <w:tcPr>
-            <w:tcW w:type="dxa" w:w="1531"/>
-          </w:tcPr>
-          <w:p>
-            <w:r>
-              <w:rPr>
-                <w:b/>
-                <w:i w:val="0"/>
-                <w:color w:val="16A34A"/>
-                <w:sz w:val="16"/>
-              </w:rPr>
-              <w:t>—</w:t>
-            </w:r>
-          </w:p>
-        </w:tc>
-        <w:tc>
-          <w:tcPr>
-            <w:tcW w:type="dxa" w:w="1191"/>
-          </w:tcPr>
-          <w:p>
-            <w:r>
-              <w:rPr>
-                <w:b w:val="0"/>
-                <w:i w:val="0"/>
-                <w:color w:val="64748B"/>
-                <w:sz w:val="16"/>
-              </w:rPr>
-              <w:t>GT-CQ</w:t>
-            </w:r>
-          </w:p>
-        </w:tc>
-        <w:tc>
-          <w:tcPr>
-            <w:tcW w:type="dxa" w:w="4706"/>
-          </w:tcPr>
-          <w:p>
-            <w:r>
-              <w:rPr>
-                <w:b w:val="0"/>
-                <w:i w:val="0"/>
-                <w:sz w:val="17"/>
-              </w:rPr>
-              <w:t>Attention ! La dépense du ménage de HABSATOU YOUSSOUF DANSIRA (3500 Fcfa) au cours de 30 derniers jours de Gaz domestique 6 kilogrammes est relativement élevé.</w:t>
-            </w:r>
-          </w:p>
-        </w:tc>
-      </w:tr>
-      <w:tr>
-        <w:tc>
-          <w:tcPr>
-            <w:tcW w:type="dxa" w:w="964"/>
-          </w:tcPr>
-          <w:p>
-            <w:r>
-              <w:rPr>
-                <w:b/>
-                <w:i w:val="0"/>
-                <w:color w:val="EA580C"/>
-                <w:sz w:val="16"/>
-              </w:rPr>
-              <w:t>Moyenne</w:t>
-            </w:r>
-          </w:p>
-        </w:tc>
-        <w:tc>
-          <w:tcPr>
-            <w:tcW w:type="dxa" w:w="1247"/>
-          </w:tcPr>
-          <w:p>
-            <w:r>
-              <w:rPr>
-                <w:b/>
-                <w:i w:val="0"/>
-                <w:sz w:val="16"/>
-              </w:rPr>
-              <w:t>S09</w:t>
-              <w:br/>
-            </w:r>
-            <w:r>
-              <w:rPr>
-                <w:b w:val="0"/>
-                <w:i w:val="0"/>
-                <w:color w:val="64748B"/>
-                <w:sz w:val="14"/>
-              </w:rPr>
-              <w:t>Dépenses non alimentaires</w:t>
-            </w:r>
-          </w:p>
-        </w:tc>
-        <w:tc>
-          <w:tcPr>
-            <w:tcW w:type="dxa" w:w="1531"/>
-          </w:tcPr>
-          <w:p>
-            <w:r>
-              <w:rPr>
-                <w:b/>
-                <w:i w:val="0"/>
-                <w:color w:val="16A34A"/>
-                <w:sz w:val="16"/>
-              </w:rPr>
-              <w:t>—</w:t>
-            </w:r>
-          </w:p>
-        </w:tc>
-        <w:tc>
-          <w:tcPr>
-            <w:tcW w:type="dxa" w:w="1191"/>
-          </w:tcPr>
-          <w:p>
-            <w:r>
-              <w:rPr>
-                <w:b w:val="0"/>
-                <w:i w:val="0"/>
-                <w:color w:val="64748B"/>
-                <w:sz w:val="16"/>
-              </w:rPr>
-              <w:t>GT-CQ</w:t>
-            </w:r>
-          </w:p>
-        </w:tc>
-        <w:tc>
-          <w:tcPr>
-            <w:tcW w:type="dxa" w:w="4706"/>
-          </w:tcPr>
-          <w:p>
-            <w:r>
-              <w:rPr>
-                <w:b w:val="0"/>
-                <w:i w:val="0"/>
-                <w:sz w:val="17"/>
-              </w:rPr>
-              <w:t>Attention ! La dépense du ménage de HABSATOU YOUSSOUF DANSIRA (5000 Fcfa) au cours de 3 derniers mois de Services de réparation et d'entretien (vidange, graissage, gonflage de pneu etc.</w:t>
-            </w:r>
-          </w:p>
-        </w:tc>
-      </w:tr>
-      <w:tr>
-        <w:tc>
-          <w:tcPr>
-            <w:tcW w:type="dxa" w:w="964"/>
-          </w:tcPr>
-          <w:p>
-            <w:r>
-              <w:rPr>
-                <w:b/>
-                <w:i w:val="0"/>
-                <w:color w:val="EA580C"/>
-                <w:sz w:val="16"/>
-              </w:rPr>
-              <w:t>Moyenne</w:t>
-            </w:r>
-          </w:p>
-        </w:tc>
-        <w:tc>
-          <w:tcPr>
-            <w:tcW w:type="dxa" w:w="1247"/>
-          </w:tcPr>
-          <w:p>
-            <w:r>
-              <w:rPr>
-                <w:b/>
-                <w:i w:val="0"/>
-                <w:sz w:val="16"/>
-              </w:rPr>
-              <w:t>S09</w:t>
-              <w:br/>
-            </w:r>
-            <w:r>
-              <w:rPr>
-                <w:b w:val="0"/>
-                <w:i w:val="0"/>
-                <w:color w:val="64748B"/>
-                <w:sz w:val="14"/>
-              </w:rPr>
-              <w:t>Dépenses non alimentaires</w:t>
-            </w:r>
-          </w:p>
-        </w:tc>
-        <w:tc>
-          <w:tcPr>
-            <w:tcW w:type="dxa" w:w="1531"/>
-          </w:tcPr>
-          <w:p>
-            <w:r>
-              <w:rPr>
-                <w:b/>
-                <w:i w:val="0"/>
-                <w:color w:val="16A34A"/>
-                <w:sz w:val="16"/>
-              </w:rPr>
-              <w:t>—</w:t>
-            </w:r>
-          </w:p>
-        </w:tc>
-        <w:tc>
-          <w:tcPr>
-            <w:tcW w:type="dxa" w:w="1191"/>
-          </w:tcPr>
-          <w:p>
-            <w:r>
-              <w:rPr>
-                <w:b w:val="0"/>
-                <w:i w:val="0"/>
-                <w:color w:val="64748B"/>
-                <w:sz w:val="16"/>
-              </w:rPr>
-              <w:t>GT-CQ</w:t>
-            </w:r>
-          </w:p>
-        </w:tc>
-        <w:tc>
-          <w:tcPr>
-            <w:tcW w:type="dxa" w:w="4706"/>
-          </w:tcPr>
-          <w:p>
-            <w:r>
-              <w:rPr>
-                <w:b w:val="0"/>
-                <w:i w:val="0"/>
-                <w:sz w:val="17"/>
-              </w:rPr>
-              <w:t>) de moyens de transport personnel (voitures, motos, bicyclette, etc.</w:t>
-            </w:r>
-          </w:p>
-        </w:tc>
-      </w:tr>
-      <w:tr>
-        <w:tc>
-          <w:tcPr>
-            <w:tcW w:type="dxa" w:w="964"/>
-          </w:tcPr>
-          <w:p>
-            <w:r>
-              <w:rPr>
-                <w:b/>
-                <w:i w:val="0"/>
-                <w:color w:val="EA580C"/>
-                <w:sz w:val="16"/>
-              </w:rPr>
-              <w:t>Moyenne</w:t>
-            </w:r>
-          </w:p>
-        </w:tc>
-        <w:tc>
-          <w:tcPr>
-            <w:tcW w:type="dxa" w:w="1247"/>
-          </w:tcPr>
-          <w:p>
-            <w:r>
-              <w:rPr>
-                <w:b/>
-                <w:i w:val="0"/>
-                <w:sz w:val="16"/>
-              </w:rPr>
-              <w:t>S09</w:t>
-              <w:br/>
-            </w:r>
-            <w:r>
-              <w:rPr>
-                <w:b w:val="0"/>
-                <w:i w:val="0"/>
-                <w:color w:val="64748B"/>
-                <w:sz w:val="14"/>
-              </w:rPr>
-              <w:t>Dépenses non alimentaires</w:t>
-            </w:r>
-          </w:p>
-        </w:tc>
-        <w:tc>
-          <w:tcPr>
-            <w:tcW w:type="dxa" w:w="1531"/>
-          </w:tcPr>
-          <w:p>
-            <w:r>
-              <w:rPr>
-                <w:b/>
-                <w:i w:val="0"/>
-                <w:color w:val="16A34A"/>
-                <w:sz w:val="16"/>
-              </w:rPr>
-              <w:t>—</w:t>
-            </w:r>
-          </w:p>
-        </w:tc>
-        <w:tc>
-          <w:tcPr>
-            <w:tcW w:type="dxa" w:w="1191"/>
-          </w:tcPr>
-          <w:p>
-            <w:r>
-              <w:rPr>
-                <w:b w:val="0"/>
-                <w:i w:val="0"/>
-                <w:color w:val="64748B"/>
-                <w:sz w:val="16"/>
-              </w:rPr>
-              <w:t>GT-CQ</w:t>
-            </w:r>
-          </w:p>
-        </w:tc>
-        <w:tc>
-          <w:tcPr>
-            <w:tcW w:type="dxa" w:w="4706"/>
-          </w:tcPr>
-          <w:p>
-            <w:r>
-              <w:rPr>
-                <w:b w:val="0"/>
-                <w:i w:val="0"/>
-                <w:sz w:val="17"/>
-              </w:rPr>
-              <w:t>) est relativement élevé.</w:t>
-            </w:r>
-          </w:p>
-        </w:tc>
-      </w:tr>
-      <w:tr>
-        <w:tc>
-          <w:tcPr>
-            <w:tcW w:type="dxa" w:w="964"/>
-          </w:tcPr>
-          <w:p>
-            <w:r>
-              <w:rPr>
-                <w:b/>
-                <w:i w:val="0"/>
-                <w:color w:val="EA580C"/>
-                <w:sz w:val="16"/>
-              </w:rPr>
-              <w:t>Moyenne</w:t>
-            </w:r>
-          </w:p>
-        </w:tc>
-        <w:tc>
-          <w:tcPr>
-            <w:tcW w:type="dxa" w:w="1247"/>
-          </w:tcPr>
-          <w:p>
-            <w:r>
-              <w:rPr>
-                <w:b/>
-                <w:i w:val="0"/>
-                <w:sz w:val="16"/>
-              </w:rPr>
-              <w:t>S09</w:t>
-              <w:br/>
-            </w:r>
-            <w:r>
-              <w:rPr>
-                <w:b w:val="0"/>
-                <w:i w:val="0"/>
-                <w:color w:val="64748B"/>
-                <w:sz w:val="14"/>
-              </w:rPr>
-              <w:t>Dépenses non alimentaires</w:t>
-            </w:r>
-          </w:p>
-        </w:tc>
-        <w:tc>
-          <w:tcPr>
-            <w:tcW w:type="dxa" w:w="1531"/>
-          </w:tcPr>
-          <w:p>
-            <w:r>
-              <w:rPr>
-                <w:b/>
-                <w:i w:val="0"/>
-                <w:color w:val="16A34A"/>
-                <w:sz w:val="16"/>
-              </w:rPr>
-              <w:t>—</w:t>
-            </w:r>
-          </w:p>
-        </w:tc>
-        <w:tc>
-          <w:tcPr>
-            <w:tcW w:type="dxa" w:w="1191"/>
-          </w:tcPr>
-          <w:p>
-            <w:r>
-              <w:rPr>
-                <w:b w:val="0"/>
-                <w:i w:val="0"/>
-                <w:color w:val="64748B"/>
-                <w:sz w:val="16"/>
-              </w:rPr>
-              <w:t>GT-CQ</w:t>
-            </w:r>
-          </w:p>
-        </w:tc>
-        <w:tc>
-          <w:tcPr>
-            <w:tcW w:type="dxa" w:w="4706"/>
-          </w:tcPr>
-          <w:p>
-            <w:r>
-              <w:rPr>
-                <w:b w:val="0"/>
-                <w:i w:val="0"/>
-                <w:sz w:val="17"/>
-              </w:rPr>
-              <w:t>Prière de corriger ou de confirmer avec le QG.</w:t>
-            </w:r>
-          </w:p>
-        </w:tc>
-      </w:tr>
-      <w:tr>
-        <w:tc>
-          <w:tcPr>
-            <w:tcW w:type="dxa" w:w="964"/>
-          </w:tcPr>
-          <w:p>
-            <w:r>
-              <w:rPr>
-                <w:b/>
-                <w:i w:val="0"/>
-                <w:color w:val="EA580C"/>
-                <w:sz w:val="16"/>
-              </w:rPr>
-              <w:t>Moyenne</w:t>
-            </w:r>
-          </w:p>
-        </w:tc>
-        <w:tc>
-          <w:tcPr>
-            <w:tcW w:type="dxa" w:w="1247"/>
-          </w:tcPr>
-          <w:p>
-            <w:r>
-              <w:rPr>
-                <w:b/>
-                <w:i w:val="0"/>
-                <w:sz w:val="16"/>
-              </w:rPr>
-              <w:t>S09</w:t>
-              <w:br/>
-            </w:r>
-            <w:r>
-              <w:rPr>
-                <w:b w:val="0"/>
-                <w:i w:val="0"/>
-                <w:color w:val="64748B"/>
-                <w:sz w:val="14"/>
-              </w:rPr>
-              <w:t>Dépenses non alimentaires</w:t>
-            </w:r>
-          </w:p>
-        </w:tc>
-        <w:tc>
-          <w:tcPr>
-            <w:tcW w:type="dxa" w:w="1531"/>
-          </w:tcPr>
-          <w:p>
-            <w:r>
-              <w:rPr>
-                <w:b/>
-                <w:i w:val="0"/>
-                <w:color w:val="16A34A"/>
-                <w:sz w:val="16"/>
-              </w:rPr>
-              <w:t>—</w:t>
-            </w:r>
-          </w:p>
-        </w:tc>
-        <w:tc>
-          <w:tcPr>
-            <w:tcW w:type="dxa" w:w="1191"/>
-          </w:tcPr>
-          <w:p>
-            <w:r>
-              <w:rPr>
-                <w:b w:val="0"/>
-                <w:i w:val="0"/>
-                <w:color w:val="64748B"/>
-                <w:sz w:val="16"/>
-              </w:rPr>
-              <w:t>GT-CQ</w:t>
-            </w:r>
-          </w:p>
-        </w:tc>
-        <w:tc>
-          <w:tcPr>
-            <w:tcW w:type="dxa" w:w="4706"/>
-          </w:tcPr>
-          <w:p>
-            <w:r>
-              <w:rPr>
-                <w:b w:val="0"/>
-                <w:i w:val="0"/>
-                <w:sz w:val="17"/>
-              </w:rPr>
-              <w:t>Attention ! La dépense du ménage de HABSATOU YOUSSOUF DANSIRA (600 Fcfa) au cours de 3 derniers mois de Transport  interlocalité par eau (bateau, pirogue, pinasse) est relativement élevé.</w:t>
-            </w:r>
-          </w:p>
-        </w:tc>
-      </w:tr>
-      <w:tr>
-        <w:tc>
-          <w:tcPr>
-            <w:tcW w:type="dxa" w:w="964"/>
-          </w:tcPr>
-          <w:p>
-            <w:r>
-              <w:rPr>
-                <w:b/>
-                <w:i w:val="0"/>
-                <w:color w:val="EA580C"/>
-                <w:sz w:val="16"/>
-              </w:rPr>
-              <w:t>Moyenne</w:t>
-            </w:r>
-          </w:p>
-        </w:tc>
-        <w:tc>
-          <w:tcPr>
-            <w:tcW w:type="dxa" w:w="1247"/>
-          </w:tcPr>
-          <w:p>
-            <w:r>
-              <w:rPr>
-                <w:b/>
-                <w:i w:val="0"/>
-                <w:sz w:val="16"/>
-              </w:rPr>
-              <w:t>S09</w:t>
-              <w:br/>
-            </w:r>
-            <w:r>
-              <w:rPr>
-                <w:b w:val="0"/>
-                <w:i w:val="0"/>
-                <w:color w:val="64748B"/>
-                <w:sz w:val="14"/>
-              </w:rPr>
-              <w:t>Dépenses non alimentaires</w:t>
-            </w:r>
-          </w:p>
-        </w:tc>
-        <w:tc>
-          <w:tcPr>
-            <w:tcW w:type="dxa" w:w="1531"/>
-          </w:tcPr>
-          <w:p>
-            <w:r>
-              <w:rPr>
-                <w:b/>
-                <w:i w:val="0"/>
-                <w:color w:val="16A34A"/>
-                <w:sz w:val="16"/>
-              </w:rPr>
-              <w:t>—</w:t>
-            </w:r>
-          </w:p>
-        </w:tc>
-        <w:tc>
-          <w:tcPr>
-            <w:tcW w:type="dxa" w:w="1191"/>
-          </w:tcPr>
-          <w:p>
-            <w:r>
-              <w:rPr>
-                <w:b w:val="0"/>
-                <w:i w:val="0"/>
-                <w:color w:val="64748B"/>
-                <w:sz w:val="16"/>
-              </w:rPr>
-              <w:t>GT-CQ</w:t>
-            </w:r>
-          </w:p>
-        </w:tc>
-        <w:tc>
-          <w:tcPr>
-            <w:tcW w:type="dxa" w:w="4706"/>
-          </w:tcPr>
-          <w:p>
-            <w:r>
-              <w:rPr>
-                <w:b w:val="0"/>
-                <w:i w:val="0"/>
-                <w:sz w:val="17"/>
-              </w:rPr>
-              <w:t>Attention ! La dépense du ménage de HABSATOU YOUSSOUF DANSIRA (250000 Fcfa) au cours de 12 derniers mois de Achat d'un motocycle pour usage personnel est relativement élevé.</w:t>
-            </w:r>
-          </w:p>
-        </w:tc>
-      </w:tr>
-      <w:tr>
-        <w:tc>
-          <w:tcPr>
-            <w:tcW w:type="dxa" w:w="964"/>
-          </w:tcPr>
-          <w:p>
-            <w:r>
-              <w:rPr>
-                <w:b/>
-                <w:i w:val="0"/>
-                <w:color w:val="EA580C"/>
-                <w:sz w:val="16"/>
-              </w:rPr>
-              <w:t>Moyenne</w:t>
-            </w:r>
-          </w:p>
-        </w:tc>
-        <w:tc>
-          <w:tcPr>
-            <w:tcW w:type="dxa" w:w="1247"/>
-          </w:tcPr>
-          <w:p>
-            <w:r>
-              <w:rPr>
-                <w:b/>
-                <w:i w:val="0"/>
-                <w:sz w:val="16"/>
-              </w:rPr>
-              <w:t>S09</w:t>
-              <w:br/>
-            </w:r>
-            <w:r>
-              <w:rPr>
-                <w:b w:val="0"/>
-                <w:i w:val="0"/>
-                <w:color w:val="64748B"/>
-                <w:sz w:val="14"/>
-              </w:rPr>
-              <w:t>Dépenses non alimentaires</w:t>
-            </w:r>
-          </w:p>
-        </w:tc>
-        <w:tc>
-          <w:tcPr>
-            <w:tcW w:type="dxa" w:w="1531"/>
-          </w:tcPr>
-          <w:p>
-            <w:r>
-              <w:rPr>
-                <w:b/>
-                <w:i w:val="0"/>
-                <w:color w:val="16A34A"/>
-                <w:sz w:val="16"/>
-              </w:rPr>
-              <w:t>—</w:t>
-            </w:r>
-          </w:p>
-        </w:tc>
-        <w:tc>
-          <w:tcPr>
-            <w:tcW w:type="dxa" w:w="1191"/>
-          </w:tcPr>
-          <w:p>
-            <w:r>
-              <w:rPr>
-                <w:b w:val="0"/>
-                <w:i w:val="0"/>
-                <w:color w:val="64748B"/>
-                <w:sz w:val="16"/>
-              </w:rPr>
-              <w:t>GT-CQ</w:t>
-            </w:r>
-          </w:p>
-        </w:tc>
-        <w:tc>
-          <w:tcPr>
-            <w:tcW w:type="dxa" w:w="4706"/>
-          </w:tcPr>
-          <w:p>
-            <w:r>
-              <w:rPr>
-                <w:b w:val="0"/>
-                <w:i w:val="0"/>
-                <w:sz w:val="17"/>
-              </w:rPr>
-              <w:t>Prière de corriger ou de confirmer avec le QG.</w:t>
-            </w:r>
-          </w:p>
-        </w:tc>
-      </w:tr>
-      <w:tr>
-        <w:tc>
-          <w:tcPr>
-            <w:tcW w:type="dxa" w:w="964"/>
-          </w:tcPr>
-          <w:p>
-            <w:r>
-              <w:rPr>
-                <w:b/>
-                <w:i w:val="0"/>
-                <w:color w:val="EA580C"/>
-                <w:sz w:val="16"/>
-              </w:rPr>
-              <w:t>Moyenne</w:t>
-            </w:r>
-          </w:p>
-        </w:tc>
-        <w:tc>
-          <w:tcPr>
-            <w:tcW w:type="dxa" w:w="1247"/>
-          </w:tcPr>
-          <w:p>
-            <w:r>
-              <w:rPr>
-                <w:b/>
-                <w:i w:val="0"/>
-                <w:sz w:val="16"/>
-              </w:rPr>
-              <w:t>S09</w:t>
-              <w:br/>
-            </w:r>
-            <w:r>
-              <w:rPr>
-                <w:b w:val="0"/>
-                <w:i w:val="0"/>
-                <w:color w:val="64748B"/>
-                <w:sz w:val="14"/>
-              </w:rPr>
-              <w:t>Dépenses non alimentaires</w:t>
-            </w:r>
-          </w:p>
-        </w:tc>
-        <w:tc>
-          <w:tcPr>
-            <w:tcW w:type="dxa" w:w="1531"/>
-          </w:tcPr>
-          <w:p>
-            <w:r>
-              <w:rPr>
-                <w:b/>
-                <w:i w:val="0"/>
-                <w:color w:val="16A34A"/>
-                <w:sz w:val="16"/>
-              </w:rPr>
-              <w:t>—</w:t>
-            </w:r>
-          </w:p>
-        </w:tc>
-        <w:tc>
-          <w:tcPr>
-            <w:tcW w:type="dxa" w:w="1191"/>
-          </w:tcPr>
-          <w:p>
-            <w:r>
-              <w:rPr>
-                <w:b w:val="0"/>
-                <w:i w:val="0"/>
-                <w:color w:val="64748B"/>
-                <w:sz w:val="16"/>
-              </w:rPr>
-              <w:t>GT-CQ</w:t>
-            </w:r>
-          </w:p>
-        </w:tc>
-        <w:tc>
-          <w:tcPr>
-            <w:tcW w:type="dxa" w:w="4706"/>
-          </w:tcPr>
-          <w:p>
-            <w:r>
-              <w:rPr>
-                <w:b w:val="0"/>
-                <w:i w:val="0"/>
-                <w:sz w:val="17"/>
-              </w:rPr>
-              <w:t>Attention ! La dépense du ménage de HABSATOU YOUSSOUF DANSIRA (32000 Fcfa) au cours de 12 derniers mois de Réparation de meubles (fauteuils, chaises, lits, armoires, etc.</w:t>
-            </w:r>
-          </w:p>
-        </w:tc>
-      </w:tr>
-      <w:tr>
-        <w:tc>
-          <w:tcPr>
-            <w:tcW w:type="dxa" w:w="964"/>
-          </w:tcPr>
-          <w:p>
-            <w:r>
-              <w:rPr>
-                <w:b/>
-                <w:i w:val="0"/>
-                <w:color w:val="EA580C"/>
-                <w:sz w:val="16"/>
-              </w:rPr>
-              <w:t>Moyenne</w:t>
-            </w:r>
-          </w:p>
-        </w:tc>
-        <w:tc>
-          <w:tcPr>
-            <w:tcW w:type="dxa" w:w="1247"/>
-          </w:tcPr>
-          <w:p>
-            <w:r>
-              <w:rPr>
-                <w:b/>
-                <w:i w:val="0"/>
-                <w:sz w:val="16"/>
-              </w:rPr>
-              <w:t>S09</w:t>
-              <w:br/>
-            </w:r>
-            <w:r>
-              <w:rPr>
-                <w:b w:val="0"/>
-                <w:i w:val="0"/>
-                <w:color w:val="64748B"/>
-                <w:sz w:val="14"/>
-              </w:rPr>
-              <w:t>Dépenses non alimentaires</w:t>
-            </w:r>
-          </w:p>
-        </w:tc>
-        <w:tc>
-          <w:tcPr>
-            <w:tcW w:type="dxa" w:w="1531"/>
-          </w:tcPr>
-          <w:p>
-            <w:r>
-              <w:rPr>
-                <w:b/>
-                <w:i w:val="0"/>
-                <w:color w:val="16A34A"/>
-                <w:sz w:val="16"/>
-              </w:rPr>
-              <w:t>—</w:t>
-            </w:r>
-          </w:p>
-        </w:tc>
-        <w:tc>
-          <w:tcPr>
-            <w:tcW w:type="dxa" w:w="1191"/>
-          </w:tcPr>
-          <w:p>
-            <w:r>
-              <w:rPr>
-                <w:b w:val="0"/>
-                <w:i w:val="0"/>
-                <w:color w:val="64748B"/>
-                <w:sz w:val="16"/>
-              </w:rPr>
-              <w:t>GT-CQ</w:t>
-            </w:r>
-          </w:p>
-        </w:tc>
-        <w:tc>
-          <w:tcPr>
-            <w:tcW w:type="dxa" w:w="4706"/>
-          </w:tcPr>
-          <w:p>
-            <w:r>
-              <w:rPr>
-                <w:b w:val="0"/>
-                <w:i w:val="0"/>
-                <w:sz w:val="17"/>
-              </w:rPr>
-              <w:t>) est relativement élevé.</w:t>
-            </w:r>
-          </w:p>
-        </w:tc>
-      </w:tr>
-      <w:tr>
-        <w:tc>
-          <w:tcPr>
-            <w:tcW w:type="dxa" w:w="964"/>
-          </w:tcPr>
-          <w:p>
-            <w:r>
-              <w:rPr>
-                <w:b/>
-                <w:i w:val="0"/>
-                <w:color w:val="EA580C"/>
-                <w:sz w:val="16"/>
-              </w:rPr>
-              <w:t>Moyenne</w:t>
-            </w:r>
-          </w:p>
-        </w:tc>
-        <w:tc>
-          <w:tcPr>
-            <w:tcW w:type="dxa" w:w="1247"/>
-          </w:tcPr>
-          <w:p>
-            <w:r>
-              <w:rPr>
-                <w:b/>
-                <w:i w:val="0"/>
-                <w:sz w:val="16"/>
-              </w:rPr>
-              <w:t>S09</w:t>
-              <w:br/>
-            </w:r>
-            <w:r>
-              <w:rPr>
-                <w:b w:val="0"/>
-                <w:i w:val="0"/>
-                <w:color w:val="64748B"/>
-                <w:sz w:val="14"/>
-              </w:rPr>
-              <w:t>Dépenses non alimentaires</w:t>
-            </w:r>
-          </w:p>
-        </w:tc>
-        <w:tc>
-          <w:tcPr>
-            <w:tcW w:type="dxa" w:w="1531"/>
-          </w:tcPr>
-          <w:p>
-            <w:r>
-              <w:rPr>
-                <w:b/>
-                <w:i w:val="0"/>
-                <w:color w:val="16A34A"/>
-                <w:sz w:val="16"/>
-              </w:rPr>
-              <w:t>—</w:t>
-            </w:r>
-          </w:p>
-        </w:tc>
-        <w:tc>
-          <w:tcPr>
-            <w:tcW w:type="dxa" w:w="1191"/>
-          </w:tcPr>
-          <w:p>
-            <w:r>
-              <w:rPr>
-                <w:b w:val="0"/>
-                <w:i w:val="0"/>
-                <w:color w:val="64748B"/>
-                <w:sz w:val="16"/>
-              </w:rPr>
-              <w:t>GT-CQ</w:t>
-            </w:r>
-          </w:p>
-        </w:tc>
-        <w:tc>
-          <w:tcPr>
-            <w:tcW w:type="dxa" w:w="4706"/>
-          </w:tcPr>
-          <w:p>
-            <w:r>
-              <w:rPr>
-                <w:b w:val="0"/>
-                <w:i w:val="0"/>
-                <w:sz w:val="17"/>
-              </w:rPr>
-              <w:t>Attention ! La dépense du ménage de HABSATOU YOUSSOUF DANSIRA (3500 Fcfa) au cours de 12 derniers mois de Pièces détachées de moyens de transport individuel: pneu, batterie, bougie, carburateur, etc est relativement élevé.</w:t>
-            </w:r>
-          </w:p>
-        </w:tc>
-      </w:tr>
-      <w:tr>
-        <w:tc>
-          <w:tcPr>
-            <w:tcW w:type="dxa" w:w="964"/>
-          </w:tcPr>
-          <w:p>
-            <w:r>
-              <w:rPr>
-                <w:b/>
-                <w:i w:val="0"/>
-                <w:color w:val="EA580C"/>
-                <w:sz w:val="16"/>
-              </w:rPr>
-              <w:t>Moyenne</w:t>
-            </w:r>
-          </w:p>
-        </w:tc>
-        <w:tc>
-          <w:tcPr>
-            <w:tcW w:type="dxa" w:w="1247"/>
-          </w:tcPr>
-          <w:p>
-            <w:r>
-              <w:rPr>
-                <w:b/>
-                <w:i w:val="0"/>
-                <w:sz w:val="16"/>
-              </w:rPr>
-              <w:t>S13</w:t>
-              <w:br/>
-            </w:r>
-            <w:r>
-              <w:rPr>
-                <w:b w:val="0"/>
-                <w:i w:val="0"/>
-                <w:color w:val="64748B"/>
-                <w:sz w:val="14"/>
-              </w:rPr>
-              <w:t>Transferts</w:t>
-            </w:r>
-          </w:p>
-        </w:tc>
-        <w:tc>
-          <w:tcPr>
-            <w:tcW w:type="dxa" w:w="1531"/>
-          </w:tcPr>
-          <w:p>
-            <w:r>
-              <w:rPr>
-                <w:b/>
-                <w:i w:val="0"/>
-                <w:color w:val="16A34A"/>
-                <w:sz w:val="16"/>
-              </w:rPr>
-              <w:t>s01q23, s01q00b, s01q23_autre</w:t>
-            </w:r>
-          </w:p>
-        </w:tc>
-        <w:tc>
-          <w:tcPr>
-            <w:tcW w:type="dxa" w:w="1191"/>
-          </w:tcPr>
-          <w:p>
-            <w:r>
-              <w:rPr>
-                <w:b w:val="0"/>
-                <w:i w:val="0"/>
-                <w:color w:val="64748B"/>
-                <w:sz w:val="16"/>
-              </w:rPr>
-              <w:t>GT-CQ</w:t>
-            </w:r>
-          </w:p>
-        </w:tc>
-        <w:tc>
-          <w:tcPr>
-            <w:tcW w:type="dxa" w:w="4706"/>
-          </w:tcPr>
-          <w:p>
-            <w:r>
-              <w:rPr>
-                <w:b w:val="0"/>
-                <w:i w:val="0"/>
-                <w:sz w:val="17"/>
-              </w:rPr>
-              <w:t>Le principal motif du transfert est aide et semble exister dans les modalités, prière de prendre attache avec le QG pour plus d'explication afin de la classer bien.</w:t>
-            </w:r>
-          </w:p>
-        </w:tc>
-      </w:tr>
-      <w:tr>
-        <w:tc>
-          <w:tcPr>
-            <w:tcW w:type="dxa" w:w="964"/>
-          </w:tcPr>
-          <w:p>
-            <w:r>
-              <w:rPr>
-                <w:b/>
-                <w:i w:val="0"/>
-                <w:color w:val="EA580C"/>
-                <w:sz w:val="16"/>
-              </w:rPr>
-              <w:t>Moyenne</w:t>
-            </w:r>
-          </w:p>
-        </w:tc>
-        <w:tc>
-          <w:tcPr>
-            <w:tcW w:type="dxa" w:w="1247"/>
-          </w:tcPr>
-          <w:p>
-            <w:r>
-              <w:rPr>
-                <w:b/>
-                <w:i w:val="0"/>
-                <w:sz w:val="16"/>
-              </w:rPr>
-              <w:t>S13</w:t>
-              <w:br/>
-            </w:r>
-            <w:r>
-              <w:rPr>
-                <w:b w:val="0"/>
-                <w:i w:val="0"/>
-                <w:color w:val="64748B"/>
-                <w:sz w:val="14"/>
-              </w:rPr>
-              <w:t>Transferts</w:t>
-            </w:r>
-          </w:p>
-        </w:tc>
-        <w:tc>
-          <w:tcPr>
-            <w:tcW w:type="dxa" w:w="1531"/>
-          </w:tcPr>
-          <w:p>
-            <w:r>
-              <w:rPr>
-                <w:b/>
-                <w:i w:val="0"/>
-                <w:color w:val="16A34A"/>
-                <w:sz w:val="16"/>
-              </w:rPr>
-              <w:t>s00q07a, s00q08, s00q10, s00q13_0, s00q15_0, s00q17_0, s00q23a, s00q23b</w:t>
-            </w:r>
-          </w:p>
-        </w:tc>
-        <w:tc>
-          <w:tcPr>
-            <w:tcW w:type="dxa" w:w="1191"/>
-          </w:tcPr>
-          <w:p>
-            <w:r>
-              <w:rPr>
-                <w:b w:val="0"/>
-                <w:i w:val="0"/>
-                <w:color w:val="64748B"/>
-                <w:sz w:val="16"/>
-              </w:rPr>
-              <w:t>GT-CQ</w:t>
-            </w:r>
-          </w:p>
-        </w:tc>
-        <w:tc>
-          <w:tcPr>
-            <w:tcW w:type="dxa" w:w="4706"/>
-          </w:tcPr>
-          <w:p>
-            <w:r>
-              <w:rPr>
-                <w:b w:val="0"/>
-                <w:i w:val="0"/>
-                <w:sz w:val="17"/>
-              </w:rPr>
-              <w:t>L'enquêteur prière de fournir d'effort pour avoir le niveau d'étude et l'âge de celui qui a envoyé/donné de l'argent dans la section 13a (Transfert reçu).</w:t>
-            </w:r>
-          </w:p>
-        </w:tc>
-      </w:tr>
-      <w:tr>
-        <w:tc>
-          <w:tcPr>
-            <w:tcW w:type="dxa" w:w="964"/>
-          </w:tcPr>
-          <w:p>
-            <w:r>
-              <w:rPr>
-                <w:b/>
-                <w:i w:val="0"/>
-                <w:color w:val="EA580C"/>
-                <w:sz w:val="16"/>
-              </w:rPr>
-              <w:t>Moyenne</w:t>
-            </w:r>
-          </w:p>
-        </w:tc>
-        <w:tc>
-          <w:tcPr>
-            <w:tcW w:type="dxa" w:w="1247"/>
-          </w:tcPr>
-          <w:p>
-            <w:r>
-              <w:rPr>
-                <w:b/>
-                <w:i w:val="0"/>
-                <w:sz w:val="16"/>
-              </w:rPr>
-              <w:t>S13</w:t>
-              <w:br/>
-            </w:r>
-            <w:r>
-              <w:rPr>
-                <w:b w:val="0"/>
-                <w:i w:val="0"/>
-                <w:color w:val="64748B"/>
-                <w:sz w:val="14"/>
-              </w:rPr>
-              <w:t>Transferts</w:t>
-            </w:r>
-          </w:p>
-        </w:tc>
-        <w:tc>
-          <w:tcPr>
-            <w:tcW w:type="dxa" w:w="1531"/>
-          </w:tcPr>
-          <w:p>
-            <w:r>
-              <w:rPr>
-                <w:b/>
-                <w:i w:val="0"/>
-                <w:color w:val="16A34A"/>
-                <w:sz w:val="16"/>
-              </w:rPr>
-              <w:t>s00q27, s01q00a, s01q12, s01q13, s02q04, s03q11, s03q12, s01q01</w:t>
-            </w:r>
-          </w:p>
-        </w:tc>
-        <w:tc>
-          <w:tcPr>
-            <w:tcW w:type="dxa" w:w="1191"/>
-          </w:tcPr>
-          <w:p>
-            <w:r>
-              <w:rPr>
-                <w:b w:val="0"/>
-                <w:i w:val="0"/>
-                <w:color w:val="64748B"/>
-                <w:sz w:val="16"/>
-              </w:rPr>
-              <w:t>GT-CQ</w:t>
-            </w:r>
-          </w:p>
-        </w:tc>
-        <w:tc>
-          <w:tcPr>
-            <w:tcW w:type="dxa" w:w="4706"/>
-          </w:tcPr>
-          <w:p>
-            <w:r>
-              <w:rPr>
-                <w:b w:val="0"/>
-                <w:i w:val="0"/>
-                <w:sz w:val="17"/>
-              </w:rPr>
-              <w:t>L'âge de celui qui a envoyé/donné de l'argent dans la section 13a (Transfert reçu) semble  élévé, prière de corriger ou confirmer ave le QG.</w:t>
-            </w:r>
-          </w:p>
-        </w:tc>
-      </w:tr>
-      <w:tr>
-        <w:tc>
-          <w:tcPr>
-            <w:tcW w:type="dxa" w:w="964"/>
-          </w:tcPr>
-          <w:p>
-            <w:r>
-              <w:rPr>
-                <w:b/>
-                <w:i w:val="0"/>
-                <w:color w:val="EA580C"/>
-                <w:sz w:val="16"/>
-              </w:rPr>
-              <w:t>Moyenne</w:t>
-            </w:r>
-          </w:p>
-        </w:tc>
-        <w:tc>
-          <w:tcPr>
-            <w:tcW w:type="dxa" w:w="1247"/>
-          </w:tcPr>
-          <w:p>
-            <w:r>
-              <w:rPr>
-                <w:b/>
-                <w:i w:val="0"/>
-                <w:sz w:val="16"/>
-              </w:rPr>
-              <w:t>S19</w:t>
-              <w:br/>
-            </w:r>
-            <w:r>
-              <w:rPr>
-                <w:b w:val="0"/>
-                <w:i w:val="0"/>
-                <w:color w:val="64748B"/>
-                <w:sz w:val="14"/>
-              </w:rPr>
-              <w:t>Entreprises non agricoles</w:t>
-            </w:r>
-          </w:p>
-        </w:tc>
-        <w:tc>
-          <w:tcPr>
-            <w:tcW w:type="dxa" w:w="1531"/>
-          </w:tcPr>
-          <w:p>
-            <w:r>
-              <w:rPr>
-                <w:b/>
-                <w:i w:val="0"/>
-                <w:color w:val="16A34A"/>
-                <w:sz w:val="16"/>
-              </w:rPr>
-              <w:t>—</w:t>
-            </w:r>
-          </w:p>
-        </w:tc>
-        <w:tc>
-          <w:tcPr>
-            <w:tcW w:type="dxa" w:w="1191"/>
-          </w:tcPr>
-          <w:p>
-            <w:r>
-              <w:rPr>
-                <w:b w:val="0"/>
-                <w:i w:val="0"/>
-                <w:color w:val="64748B"/>
-                <w:sz w:val="16"/>
-              </w:rPr>
-              <w:t>GT-CQ</w:t>
-            </w:r>
-          </w:p>
-        </w:tc>
-        <w:tc>
-          <w:tcPr>
-            <w:tcW w:type="dxa" w:w="4706"/>
-          </w:tcPr>
-          <w:p>
-            <w:r>
-              <w:rPr>
-                <w:b w:val="0"/>
-                <w:i w:val="0"/>
-                <w:sz w:val="17"/>
-              </w:rPr>
-              <w:t>Attention ! Râteau a été revendu à 750 Fcfa qui est relativement élevé par rapport aux autres prix de revente observés dans cette zone.</w:t>
-            </w:r>
-          </w:p>
-        </w:tc>
-      </w:tr>
-      <w:tr>
-        <w:tc>
-          <w:tcPr>
-            <w:tcW w:type="dxa" w:w="964"/>
-          </w:tcPr>
-          <w:p>
-            <w:r>
-              <w:rPr>
-                <w:b/>
-                <w:i w:val="0"/>
-                <w:color w:val="EA580C"/>
-                <w:sz w:val="16"/>
-              </w:rPr>
-              <w:t>Moyenne</w:t>
-            </w:r>
-          </w:p>
-        </w:tc>
-        <w:tc>
-          <w:tcPr>
-            <w:tcW w:type="dxa" w:w="1247"/>
-          </w:tcPr>
-          <w:p>
-            <w:r>
-              <w:rPr>
-                <w:b/>
-                <w:i w:val="0"/>
-                <w:sz w:val="16"/>
-              </w:rPr>
-              <w:t>S19</w:t>
-              <w:br/>
-            </w:r>
-            <w:r>
-              <w:rPr>
-                <w:b w:val="0"/>
-                <w:i w:val="0"/>
-                <w:color w:val="64748B"/>
-                <w:sz w:val="14"/>
-              </w:rPr>
-              <w:t>Entreprises non agricoles</w:t>
-            </w:r>
-          </w:p>
-        </w:tc>
-        <w:tc>
-          <w:tcPr>
-            <w:tcW w:type="dxa" w:w="1531"/>
-          </w:tcPr>
-          <w:p>
-            <w:r>
-              <w:rPr>
-                <w:b/>
-                <w:i w:val="0"/>
-                <w:color w:val="16A34A"/>
-                <w:sz w:val="16"/>
-              </w:rPr>
-              <w:t>—</w:t>
-            </w:r>
-          </w:p>
-        </w:tc>
-        <w:tc>
-          <w:tcPr>
-            <w:tcW w:type="dxa" w:w="1191"/>
-          </w:tcPr>
-          <w:p>
-            <w:r>
-              <w:rPr>
-                <w:b w:val="0"/>
-                <w:i w:val="0"/>
-                <w:color w:val="64748B"/>
-                <w:sz w:val="16"/>
-              </w:rPr>
-              <w:t>GT-CQ</w:t>
-            </w:r>
-          </w:p>
-        </w:tc>
-        <w:tc>
-          <w:tcPr>
-            <w:tcW w:type="dxa" w:w="4706"/>
-          </w:tcPr>
-          <w:p>
-            <w:r>
-              <w:rPr>
-                <w:b w:val="0"/>
-                <w:i w:val="0"/>
-                <w:sz w:val="17"/>
-              </w:rPr>
-              <w:t>Prière de corriger ou de confirmer avec le QG.</w:t>
-            </w:r>
-          </w:p>
-        </w:tc>
-      </w:tr>
-      <w:tr>
-        <w:tc>
-          <w:tcPr>
-            <w:tcW w:type="dxa" w:w="964"/>
-          </w:tcPr>
-          <w:p>
-            <w:r>
-              <w:rPr>
-                <w:b/>
-                <w:i w:val="0"/>
-                <w:color w:val="EA580C"/>
-                <w:sz w:val="16"/>
-              </w:rPr>
-              <w:t>Moyenne</w:t>
-            </w:r>
-          </w:p>
-        </w:tc>
-        <w:tc>
-          <w:tcPr>
-            <w:tcW w:type="dxa" w:w="1247"/>
-          </w:tcPr>
-          <w:p>
-            <w:r>
-              <w:rPr>
-                <w:b/>
-                <w:i w:val="0"/>
-                <w:sz w:val="16"/>
-              </w:rPr>
-              <w:t>S20</w:t>
-              <w:br/>
-            </w:r>
-            <w:r>
-              <w:rPr>
-                <w:b w:val="0"/>
-                <w:i w:val="0"/>
-                <w:color w:val="64748B"/>
-                <w:sz w:val="14"/>
-              </w:rPr>
-              <w:t>Gouvernance / autres</w:t>
-            </w:r>
-          </w:p>
-        </w:tc>
-        <w:tc>
-          <w:tcPr>
-            <w:tcW w:type="dxa" w:w="1531"/>
-          </w:tcPr>
-          <w:p>
-            <w:r>
-              <w:rPr>
-                <w:b/>
-                <w:i w:val="0"/>
-                <w:color w:val="16A34A"/>
-                <w:sz w:val="16"/>
-              </w:rPr>
-              <w:t>—</w:t>
-            </w:r>
-          </w:p>
-        </w:tc>
-        <w:tc>
-          <w:tcPr>
-            <w:tcW w:type="dxa" w:w="1191"/>
-          </w:tcPr>
-          <w:p>
-            <w:r>
-              <w:rPr>
-                <w:b w:val="0"/>
-                <w:i w:val="0"/>
-                <w:color w:val="64748B"/>
-                <w:sz w:val="16"/>
-              </w:rPr>
-              <w:t>GT-CQ</w:t>
-            </w:r>
-          </w:p>
-        </w:tc>
-        <w:tc>
-          <w:tcPr>
-            <w:tcW w:type="dxa" w:w="4706"/>
-          </w:tcPr>
-          <w:p>
-            <w:r>
-              <w:rPr>
-                <w:b w:val="0"/>
-                <w:i w:val="0"/>
-                <w:sz w:val="17"/>
-              </w:rPr>
-              <w:t>Il est donc peu probable qu'il se déclare maintenant comme « Pauvre » ou « Très pauvre ».</w:t>
-            </w:r>
-          </w:p>
-        </w:tc>
-      </w:tr>
-      <w:tr>
-        <w:tc>
-          <w:tcPr>
-            <w:tcW w:type="dxa" w:w="964"/>
-          </w:tcPr>
-          <w:p>
-            <w:r>
-              <w:rPr>
-                <w:b/>
-                <w:i w:val="0"/>
-                <w:color w:val="EA580C"/>
-                <w:sz w:val="16"/>
-              </w:rPr>
-              <w:t>Moyenne</w:t>
-            </w:r>
-          </w:p>
-        </w:tc>
-        <w:tc>
-          <w:tcPr>
-            <w:tcW w:type="dxa" w:w="1247"/>
-          </w:tcPr>
-          <w:p>
-            <w:r>
-              <w:rPr>
-                <w:b/>
-                <w:i w:val="0"/>
-                <w:sz w:val="16"/>
-              </w:rPr>
-              <w:t>S20</w:t>
-              <w:br/>
-            </w:r>
-            <w:r>
-              <w:rPr>
-                <w:b w:val="0"/>
-                <w:i w:val="0"/>
-                <w:color w:val="64748B"/>
-                <w:sz w:val="14"/>
-              </w:rPr>
-              <w:t>Gouvernance / autres</w:t>
-            </w:r>
-          </w:p>
-        </w:tc>
-        <w:tc>
-          <w:tcPr>
-            <w:tcW w:type="dxa" w:w="1531"/>
-          </w:tcPr>
-          <w:p>
-            <w:r>
-              <w:rPr>
-                <w:b/>
-                <w:i w:val="0"/>
-                <w:color w:val="16A34A"/>
-                <w:sz w:val="16"/>
-              </w:rPr>
-              <w:t>—</w:t>
-            </w:r>
-          </w:p>
-        </w:tc>
-        <w:tc>
-          <w:tcPr>
-            <w:tcW w:type="dxa" w:w="1191"/>
-          </w:tcPr>
-          <w:p>
-            <w:r>
-              <w:rPr>
-                <w:b w:val="0"/>
-                <w:i w:val="0"/>
-                <w:color w:val="64748B"/>
-                <w:sz w:val="16"/>
-              </w:rPr>
-              <w:t>GT-CQ</w:t>
-            </w:r>
-          </w:p>
-        </w:tc>
-        <w:tc>
-          <w:tcPr>
-            <w:tcW w:type="dxa" w:w="4706"/>
-          </w:tcPr>
-          <w:p>
-            <w:r>
-              <w:rPr>
-                <w:b w:val="0"/>
-                <w:i w:val="0"/>
-                <w:sz w:val="17"/>
-              </w:rPr>
-              <w:t>Veuillez confirmer ces informations avec le QG ou apporter les corrections nécessaires.</w:t>
-            </w:r>
-          </w:p>
-        </w:tc>
-      </w:tr>
-      <w:tr>
-        <w:tc>
-          <w:tcPr>
-            <w:tcW w:type="dxa" w:w="964"/>
-          </w:tcPr>
-          <w:p>
-            <w:r>
-              <w:rPr>
-                <w:b/>
-                <w:i w:val="0"/>
-                <w:color w:val="CA8A04"/>
-                <w:sz w:val="16"/>
-              </w:rPr>
-              <w:t>Faible</w:t>
-            </w:r>
-          </w:p>
-        </w:tc>
-        <w:tc>
-          <w:tcPr>
-            <w:tcW w:type="dxa" w:w="1247"/>
-          </w:tcPr>
-          <w:p>
-            <w:r>
-              <w:rPr>
-                <w:b/>
-                <w:i w:val="0"/>
-                <w:sz w:val="16"/>
-              </w:rPr>
-              <w:t>S01</w:t>
-              <w:br/>
-            </w:r>
-            <w:r>
-              <w:rPr>
-                <w:b w:val="0"/>
-                <w:i w:val="0"/>
-                <w:color w:val="64748B"/>
-                <w:sz w:val="14"/>
-              </w:rPr>
-              <w:t>Démographie</w:t>
-            </w:r>
-          </w:p>
-        </w:tc>
-        <w:tc>
-          <w:tcPr>
-            <w:tcW w:type="dxa" w:w="1531"/>
-          </w:tcPr>
-          <w:p>
-            <w:r>
-              <w:rPr>
-                <w:b/>
-                <w:i w:val="0"/>
-                <w:color w:val="16A34A"/>
-                <w:sz w:val="16"/>
-              </w:rPr>
-              <w:t>s00q04, s01q41a, s01q00b</w:t>
-            </w:r>
-          </w:p>
-        </w:tc>
-        <w:tc>
-          <w:tcPr>
-            <w:tcW w:type="dxa" w:w="1191"/>
-          </w:tcPr>
-          <w:p>
-            <w:r>
-              <w:rPr>
-                <w:b w:val="0"/>
-                <w:i w:val="0"/>
-                <w:color w:val="64748B"/>
-                <w:sz w:val="16"/>
-              </w:rPr>
-              <w:t>GT-CQ</w:t>
-            </w:r>
-          </w:p>
-        </w:tc>
-        <w:tc>
-          <w:tcPr>
-            <w:tcW w:type="dxa" w:w="4706"/>
-          </w:tcPr>
-          <w:p>
-            <w:r>
-              <w:rPr>
-                <w:b w:val="0"/>
-                <w:i w:val="0"/>
-                <w:sz w:val="17"/>
-              </w:rPr>
-              <w:t>Avertissement!!! sita Traore a 20 ans et vit en milieu urbain dit n'avoir pas dépensé (0 Fcfa) ou reçu en cadeau pour les recharges internet ou de forfaits de données mobiles(hors appels vocaux) aucours des 30 derniers jours, prière de confirmer cette information auprès de l'enquêté ou confirmer avec le QG.</w:t>
-            </w:r>
-          </w:p>
-        </w:tc>
-      </w:tr>
-      <w:tr>
-        <w:tc>
-          <w:tcPr>
-            <w:tcW w:type="dxa" w:w="964"/>
-          </w:tcPr>
-          <w:p>
-            <w:r>
-              <w:rPr>
-                <w:b/>
-                <w:i w:val="0"/>
-                <w:color w:val="CA8A04"/>
-                <w:sz w:val="16"/>
-              </w:rPr>
-              <w:t>Faible</w:t>
-            </w:r>
-          </w:p>
-        </w:tc>
-        <w:tc>
-          <w:tcPr>
-            <w:tcW w:type="dxa" w:w="1247"/>
-          </w:tcPr>
-          <w:p>
-            <w:r>
-              <w:rPr>
-                <w:b/>
-                <w:i w:val="0"/>
-                <w:sz w:val="16"/>
-              </w:rPr>
-              <w:t>S02</w:t>
-              <w:br/>
-            </w:r>
-            <w:r>
-              <w:rPr>
-                <w:b w:val="0"/>
-                <w:i w:val="0"/>
-                <w:color w:val="64748B"/>
-                <w:sz w:val="14"/>
-              </w:rPr>
-              <w:t>Éducation</w:t>
-            </w:r>
-          </w:p>
-        </w:tc>
-        <w:tc>
-          <w:tcPr>
-            <w:tcW w:type="dxa" w:w="1531"/>
-          </w:tcPr>
-          <w:p>
-            <w:r>
-              <w:rPr>
-                <w:b/>
-                <w:i w:val="0"/>
-                <w:color w:val="16A34A"/>
-                <w:sz w:val="16"/>
-              </w:rPr>
-              <w:t>—</w:t>
-            </w:r>
-          </w:p>
-        </w:tc>
-        <w:tc>
-          <w:tcPr>
-            <w:tcW w:type="dxa" w:w="1191"/>
-          </w:tcPr>
-          <w:p>
-            <w:r>
-              <w:rPr>
-                <w:b w:val="0"/>
-                <w:i w:val="0"/>
-                <w:color w:val="64748B"/>
-                <w:sz w:val="16"/>
-              </w:rPr>
-              <w:t>GT-CQ</w:t>
-            </w:r>
-          </w:p>
-        </w:tc>
-        <w:tc>
-          <w:tcPr>
-            <w:tcW w:type="dxa" w:w="4706"/>
-          </w:tcPr>
-          <w:p>
-            <w:r>
-              <w:rPr>
-                <w:b w:val="0"/>
-                <w:i w:val="0"/>
-                <w:sz w:val="17"/>
-              </w:rPr>
-              <w:t>Avertissement!! Êtes-vous sûr que diouma Diarra qui fréquente 1ére année de Secondaire 1 (Moyen) Technique a dépensé dans l'abonnements d'un bus scolaire?  Veuillez vérifier ce montant auprès du ménage ou confirmer.</w:t>
-            </w:r>
-          </w:p>
-        </w:tc>
-      </w:tr>
-      <w:tr>
-        <w:tc>
-          <w:tcPr>
-            <w:tcW w:type="dxa" w:w="964"/>
-          </w:tcPr>
-          <w:p>
-            <w:r>
-              <w:rPr>
-                <w:b/>
-                <w:i w:val="0"/>
-                <w:color w:val="CA8A04"/>
-                <w:sz w:val="16"/>
-              </w:rPr>
-              <w:t>Faible</w:t>
-            </w:r>
-          </w:p>
-        </w:tc>
-        <w:tc>
-          <w:tcPr>
-            <w:tcW w:type="dxa" w:w="1247"/>
-          </w:tcPr>
-          <w:p>
-            <w:r>
-              <w:rPr>
-                <w:b/>
-                <w:i w:val="0"/>
-                <w:sz w:val="16"/>
-              </w:rPr>
-              <w:t>S02</w:t>
-              <w:br/>
-            </w:r>
-            <w:r>
-              <w:rPr>
-                <w:b w:val="0"/>
-                <w:i w:val="0"/>
-                <w:color w:val="64748B"/>
-                <w:sz w:val="14"/>
-              </w:rPr>
-              <w:t>Éducation</w:t>
-            </w:r>
-          </w:p>
-        </w:tc>
-        <w:tc>
-          <w:tcPr>
-            <w:tcW w:type="dxa" w:w="1531"/>
-          </w:tcPr>
-          <w:p>
-            <w:r>
-              <w:rPr>
-                <w:b/>
-                <w:i w:val="0"/>
-                <w:color w:val="16A34A"/>
-                <w:sz w:val="16"/>
-              </w:rPr>
-              <w:t>—</w:t>
-            </w:r>
-          </w:p>
-        </w:tc>
-        <w:tc>
-          <w:tcPr>
-            <w:tcW w:type="dxa" w:w="1191"/>
-          </w:tcPr>
-          <w:p>
-            <w:r>
-              <w:rPr>
-                <w:b w:val="0"/>
-                <w:i w:val="0"/>
-                <w:color w:val="64748B"/>
-                <w:sz w:val="16"/>
-              </w:rPr>
-              <w:t>GT-CQ</w:t>
-            </w:r>
-          </w:p>
-        </w:tc>
-        <w:tc>
-          <w:tcPr>
-            <w:tcW w:type="dxa" w:w="4706"/>
-          </w:tcPr>
-          <w:p>
-            <w:r>
-              <w:rPr>
-                <w:b w:val="0"/>
-                <w:i w:val="0"/>
-                <w:sz w:val="17"/>
-              </w:rPr>
               <w:t>Avertissement!! Êtes-vous sûr que Fatou Diarra qui fréquente 3ème année de Secondaire 2 Général a dépensé dans l'abonnements d'un bus scolaire?  Veuillez vérifier ce montant auprès du ménage ou confirmer.</w:t>
-            </w:r>
-          </w:p>
-        </w:tc>
-      </w:tr>
-      <w:tr>
-        <w:tc>
-          <w:tcPr>
-            <w:tcW w:type="dxa" w:w="964"/>
-          </w:tcPr>
-          <w:p>
-            <w:r>
-              <w:rPr>
-                <w:b/>
-                <w:i w:val="0"/>
-                <w:color w:val="CA8A04"/>
-                <w:sz w:val="16"/>
-              </w:rPr>
-              <w:t>Faible</w:t>
-            </w:r>
-          </w:p>
-        </w:tc>
-        <w:tc>
-          <w:tcPr>
-            <w:tcW w:type="dxa" w:w="1247"/>
-          </w:tcPr>
-          <w:p>
-            <w:r>
-              <w:rPr>
-                <w:b/>
-                <w:i w:val="0"/>
-                <w:sz w:val="16"/>
-              </w:rPr>
-              <w:t>S02</w:t>
-              <w:br/>
-            </w:r>
-            <w:r>
-              <w:rPr>
-                <w:b w:val="0"/>
-                <w:i w:val="0"/>
-                <w:color w:val="64748B"/>
-                <w:sz w:val="14"/>
-              </w:rPr>
-              <w:t>Éducation</w:t>
-            </w:r>
-          </w:p>
-        </w:tc>
-        <w:tc>
-          <w:tcPr>
-            <w:tcW w:type="dxa" w:w="1531"/>
-          </w:tcPr>
-          <w:p>
-            <w:r>
-              <w:rPr>
-                <w:b/>
-                <w:i w:val="0"/>
-                <w:color w:val="16A34A"/>
-                <w:sz w:val="16"/>
-              </w:rPr>
-              <w:t>s02q02__1, s02q15, s02q17, s01q00b, s02q17_2, s02q15_2</w:t>
-            </w:r>
-          </w:p>
-        </w:tc>
-        <w:tc>
-          <w:tcPr>
-            <w:tcW w:type="dxa" w:w="1191"/>
-          </w:tcPr>
-          <w:p>
-            <w:r>
-              <w:rPr>
-                <w:b w:val="0"/>
-                <w:i w:val="0"/>
-                <w:color w:val="64748B"/>
-                <w:sz w:val="16"/>
-              </w:rPr>
-              <w:t>GT-CQ</w:t>
-            </w:r>
-          </w:p>
-        </w:tc>
-        <w:tc>
-          <w:tcPr>
-            <w:tcW w:type="dxa" w:w="4706"/>
-          </w:tcPr>
-          <w:p>
-            <w:r>
-              <w:rPr>
-                <w:b w:val="0"/>
-                <w:i w:val="0"/>
-                <w:sz w:val="17"/>
-              </w:rPr>
-              <w:t>Avertissement!! mariama Diarra fréquente 3ème année de Primaire mais ne sait pas écrire, prière de vérifier auprès de mariama Diarra ou de confirmer avec le QG merci.</w:t>
             </w:r>
           </w:p>
         </w:tc>
